--- a/public/NAGENDRA_GANDLA_Lead.docx
+++ b/public/NAGENDRA_GANDLA_Lead.docx
@@ -24,30 +24,6 @@
           <w:rtl w:val="0"/>
         </w:rPr>
         <w:t xml:space="preserve">NAGENDRA GANDLA</w:t>
-      </w:r>
-    </w:p>
-    <w:p>
-      <w:pPr>
-        <w:spacing w:after="0" w:line="240" w:lineRule="auto"/>
-        <w:jc w:val="center"/>
-        <w:rPr>
-          <w:rFonts w:ascii="Calibri" w:cs="Calibri" w:eastAsia="Calibri" w:hAnsi="Calibri"/>
-          <w:b w:val="1"/>
-          <w:bCs w:val="1"/>
-          <w:sz w:val="22"/>
-          <w:szCs w:val="22"/>
-        </w:rPr>
-      </w:pPr>
-      <w:r>
-        <w:rPr>
-          <w:rFonts w:ascii="Calibri" w:cs="Calibri" w:eastAsia="Calibri" w:hAnsi="Calibri"/>
-          <w:b w:val="1"/>
-          <w:bCs w:val="1"/>
-          <w:sz w:val="22"/>
-          <w:szCs w:val="22"/>
-          <w:rtl w:val="0"/>
-        </w:rPr>
-        <w:t xml:space="preserve">Lead Front-end Developer</w:t>
       </w:r>
     </w:p>
     <w:p>
@@ -95,41 +71,6 @@
           <w:rtl w:val="0"/>
         </w:rPr>
         <w:t xml:space="preserve">+1 (972) 654 7636</w:t>
-      </w:r>
-    </w:p>
-    <w:p>
-      <w:pPr>
-        <w:pBdr>
-          <w:top w:space="0" w:sz="0" w:val="nil"/>
-          <w:left w:space="0" w:sz="0" w:val="nil"/>
-          <w:bottom w:space="0" w:sz="0" w:val="nil"/>
-          <w:right w:space="0" w:sz="0" w:val="nil"/>
-          <w:between w:space="0" w:sz="0" w:val="nil"/>
-        </w:pBdr>
-        <w:spacing w:after="0" w:line="240" w:lineRule="auto"/>
-        <w:jc w:val="center"/>
-        <w:rPr>
-          <w:rFonts w:ascii="Calibri" w:cs="Calibri" w:eastAsia="Calibri" w:hAnsi="Calibri"/>
-          <w:sz w:val="22"/>
-          <w:szCs w:val="22"/>
-        </w:rPr>
-      </w:pPr>
-      <w:hyperlink r:id="rId6">
-        <w:r>
-          <w:rPr>
-            <w:rFonts w:ascii="Calibri" w:cs="Calibri" w:eastAsia="Calibri" w:hAnsi="Calibri"/>
-            <w:sz w:val="22"/>
-            <w:szCs w:val="22"/>
-            <w:u w:val="single"/>
-            <w:rtl w:val="0"/>
-          </w:rPr>
-          <w:t xml:space="preserve">https://www.linkedin.com/in/nagendra-gandla-5a1221248/</w:t>
-        </w:r>
-      </w:hyperlink>
-      <w:r>
-        <w:rPr>
-          <w:rtl w:val="0"/>
-        </w:rPr>
       </w:r>
     </w:p>
     <w:p>
@@ -262,7 +203,7 @@
           <w:szCs w:val="22"/>
           <w:rtl w:val="0"/>
         </w:rPr>
-        <w:t xml:space="preserve">2+</w:t>
+        <w:t xml:space="preserve">3</w:t>
       </w:r>
       <w:r>
         <w:rPr>
@@ -297,6 +238,95 @@
           <w:rtl w:val="0"/>
         </w:rPr>
         <w:t xml:space="preserve"> in building scalable and high-performance web applications.</w:t>
+      </w:r>
+      <w:r>
+        <w:rPr>
+          <w:rtl w:val="0"/>
+        </w:rPr>
+      </w:r>
+    </w:p>
+    <w:p>
+      <w:pPr>
+        <w:numPr>
+          <w:ilvl w:val="0"/>
+          <w:numId w:val="8"/>
+        </w:numPr>
+        <w:spacing w:after="0" w:line="240" w:lineRule="auto"/>
+        <w:ind w:left="720" w:hanging="360"/>
+        <w:jc w:val="both"/>
+        <w:rPr>
+          <w:sz w:val="22"/>
+          <w:szCs w:val="22"/>
+        </w:rPr>
+      </w:pPr>
+      <w:r>
+        <w:rPr>
+          <w:rFonts w:ascii="Calibri" w:cs="Calibri" w:eastAsia="Calibri" w:hAnsi="Calibri"/>
+          <w:sz w:val="22"/>
+          <w:szCs w:val="22"/>
+          <w:rtl w:val="0"/>
+        </w:rPr>
+        <w:t xml:space="preserve">Expertise in </w:t>
+      </w:r>
+      <w:r>
+        <w:rPr>
+          <w:rFonts w:ascii="Calibri" w:cs="Calibri" w:eastAsia="Calibri" w:hAnsi="Calibri"/>
+          <w:b w:val="1"/>
+          <w:bCs w:val="1"/>
+          <w:sz w:val="22"/>
+          <w:szCs w:val="22"/>
+          <w:rtl w:val="0"/>
+        </w:rPr>
+        <w:t xml:space="preserve">Next.js, React, Angular</w:t>
+      </w:r>
+      <w:r>
+        <w:rPr>
+          <w:rFonts w:ascii="Calibri" w:cs="Calibri" w:eastAsia="Calibri" w:hAnsi="Calibri"/>
+          <w:sz w:val="22"/>
+          <w:szCs w:val="22"/>
+          <w:rtl w:val="0"/>
+        </w:rPr>
+        <w:t xml:space="preserve">, </w:t>
+      </w:r>
+      <w:r>
+        <w:rPr>
+          <w:rFonts w:ascii="Calibri" w:cs="Calibri" w:eastAsia="Calibri" w:hAnsi="Calibri"/>
+          <w:b w:val="1"/>
+          <w:bCs w:val="1"/>
+          <w:sz w:val="22"/>
+          <w:szCs w:val="22"/>
+          <w:rtl w:val="0"/>
+        </w:rPr>
+        <w:t xml:space="preserve">Node.js</w:t>
+      </w:r>
+      <w:r>
+        <w:rPr>
+          <w:rFonts w:ascii="Calibri" w:cs="Calibri" w:eastAsia="Calibri" w:hAnsi="Calibri"/>
+          <w:sz w:val="22"/>
+          <w:szCs w:val="22"/>
+          <w:rtl w:val="0"/>
+        </w:rPr>
+        <w:t xml:space="preserve"> and state management libraries like </w:t>
+      </w:r>
+      <w:r>
+        <w:rPr>
+          <w:rFonts w:ascii="Calibri" w:cs="Calibri" w:eastAsia="Calibri" w:hAnsi="Calibri"/>
+          <w:b w:val="1"/>
+          <w:bCs w:val="1"/>
+          <w:sz w:val="22"/>
+          <w:szCs w:val="22"/>
+          <w:rtl w:val="0"/>
+        </w:rPr>
+        <w:t xml:space="preserve">Redux Tool Kit and React Context API</w:t>
+      </w:r>
+      <w:r>
+        <w:rPr>
+          <w:rFonts w:ascii="Calibri" w:cs="Calibri" w:eastAsia="Calibri" w:hAnsi="Calibri"/>
+          <w:sz w:val="22"/>
+          <w:szCs w:val="22"/>
+          <w:rtl w:val="0"/>
+        </w:rPr>
+        <w:t xml:space="preserve">.</w:t>
       </w:r>
       <w:r>
         <w:rPr>
@@ -442,18 +472,7 @@
           <w:vertAlign w:val="baseline"/>
           <w:rtl w:val="0"/>
         </w:rPr>
-        <w:t xml:space="preserve">Expertise in </w:t>
-      </w:r>
-      <w:r>
-        <w:rPr>
-          <w:rFonts w:ascii="Calibri" w:cs="Calibri" w:eastAsia="Calibri" w:hAnsi="Calibri"/>
-          <w:b w:val="1"/>
-          <w:bCs w:val="1"/>
-          <w:sz w:val="22"/>
-          <w:szCs w:val="22"/>
-          <w:rtl w:val="0"/>
-        </w:rPr>
-        <w:t xml:space="preserve">Next.js</w:t>
+        <w:t xml:space="preserve">Strong experience with </w:t>
       </w:r>
       <w:r>
         <w:rPr>
@@ -471,24 +490,22 @@
           <w:vertAlign w:val="baseline"/>
           <w:rtl w:val="0"/>
         </w:rPr>
-        <w:t xml:space="preserve">, </w:t>
-      </w:r>
-      <w:r>
-        <w:rPr>
-          <w:rFonts w:ascii="Calibri" w:cs="Calibri" w:eastAsia="Calibri" w:hAnsi="Calibri"/>
-          <w:b w:val="1"/>
-          <w:bCs w:val="1"/>
-          <w:sz w:val="22"/>
-          <w:szCs w:val="22"/>
-          <w:rtl w:val="0"/>
-        </w:rPr>
-        <w:t xml:space="preserve">React</w:t>
-      </w:r>
-      <w:r>
-        <w:rPr>
-          <w:rFonts w:ascii="Calibri" w:cs="Calibri" w:eastAsia="Calibri" w:hAnsi="Calibri"/>
-          <w:b w:val="1"/>
-          <w:bCs w:val="1"/>
+        <w:t xml:space="preserve">GraphQL, Apollo Client, Axios an</w:t>
+      </w:r>
+      <w:r>
+        <w:rPr>
+          <w:rFonts w:ascii="Calibri" w:cs="Calibri" w:eastAsia="Calibri" w:hAnsi="Calibri"/>
+          <w:b w:val="1"/>
+          <w:bCs w:val="1"/>
+          <w:sz w:val="22"/>
+          <w:szCs w:val="22"/>
+          <w:rtl w:val="0"/>
+        </w:rPr>
+        <w:t xml:space="preserve">d React Query</w:t>
+      </w:r>
+      <w:r>
+        <w:rPr>
+          <w:rFonts w:ascii="Calibri" w:cs="Calibri" w:eastAsia="Calibri" w:hAnsi="Calibri"/>
           <w:i w:val="0"/>
           <w:iCs w:val="0"/>
           <w:smallCaps w:val="0"/>
@@ -500,62 +517,7 @@
           <w:vertAlign w:val="baseline"/>
           <w:rtl w:val="0"/>
         </w:rPr>
-        <w:t xml:space="preserve">, Angular</w:t>
-      </w:r>
-      <w:r>
-        <w:rPr>
-          <w:rFonts w:ascii="Calibri" w:cs="Calibri" w:eastAsia="Calibri" w:hAnsi="Calibri"/>
-          <w:i w:val="0"/>
-          <w:iCs w:val="0"/>
-          <w:smallCaps w:val="0"/>
-          <w:strike w:val="0"/>
-          <w:sz w:val="22"/>
-          <w:szCs w:val="22"/>
-          <w:u w:val="none"/>
-          <w:shd w:fill="auto" w:val="clear"/>
-          <w:vertAlign w:val="baseline"/>
-          <w:rtl w:val="0"/>
-        </w:rPr>
-        <w:t xml:space="preserve">, and state management libraries like </w:t>
-      </w:r>
-      <w:r>
-        <w:rPr>
-          <w:rFonts w:ascii="Calibri" w:cs="Calibri" w:eastAsia="Calibri" w:hAnsi="Calibri"/>
-          <w:b w:val="1"/>
-          <w:bCs w:val="1"/>
-          <w:i w:val="0"/>
-          <w:iCs w:val="0"/>
-          <w:smallCaps w:val="0"/>
-          <w:strike w:val="0"/>
-          <w:sz w:val="22"/>
-          <w:szCs w:val="22"/>
-          <w:u w:val="none"/>
-          <w:shd w:fill="auto" w:val="clear"/>
-          <w:vertAlign w:val="baseline"/>
-          <w:rtl w:val="0"/>
-        </w:rPr>
-        <w:t xml:space="preserve">Redux Tool Kit and React Context API</w:t>
-      </w:r>
-      <w:r>
-        <w:rPr>
-          <w:rFonts w:ascii="Calibri" w:cs="Calibri" w:eastAsia="Calibri" w:hAnsi="Calibri"/>
-          <w:i w:val="0"/>
-          <w:iCs w:val="0"/>
-          <w:smallCaps w:val="0"/>
-          <w:strike w:val="0"/>
-          <w:sz w:val="22"/>
-          <w:szCs w:val="22"/>
-          <w:u w:val="none"/>
-          <w:shd w:fill="auto" w:val="clear"/>
-          <w:vertAlign w:val="baseline"/>
-          <w:rtl w:val="0"/>
-        </w:rPr>
-        <w:t xml:space="preserve">.</w:t>
-      </w:r>
-      <w:r>
-        <w:rPr>
-          <w:rtl w:val="0"/>
-        </w:rPr>
+        <w:t xml:space="preserve"> for efficient data fetching.</w:t>
       </w:r>
     </w:p>
     <w:p>
@@ -580,67 +542,60 @@
         <w:ind w:left="720" w:right="0" w:hanging="360"/>
         <w:jc w:val="both"/>
         <w:rPr>
-          <w:b w:val="0"/>
-          <w:bCs w:val="0"/>
-          <w:i w:val="0"/>
-          <w:iCs w:val="0"/>
-          <w:smallCaps w:val="0"/>
-          <w:strike w:val="0"/>
-          <w:sz w:val="22"/>
-          <w:szCs w:val="22"/>
-          <w:shd w:fill="auto" w:val="clear"/>
-          <w:vertAlign w:val="baseline"/>
-        </w:rPr>
-      </w:pPr>
-      <w:r>
-        <w:rPr>
-          <w:rFonts w:ascii="Calibri" w:cs="Calibri" w:eastAsia="Calibri" w:hAnsi="Calibri"/>
-          <w:i w:val="0"/>
-          <w:iCs w:val="0"/>
-          <w:smallCaps w:val="0"/>
-          <w:strike w:val="0"/>
+          <w:rFonts w:ascii="Calibri" w:cs="Calibri" w:eastAsia="Calibri" w:hAnsi="Calibri"/>
           <w:sz w:val="22"/>
           <w:szCs w:val="22"/>
           <w:u w:val="none"/>
-          <w:shd w:fill="auto" w:val="clear"/>
-          <w:vertAlign w:val="baseline"/>
-          <w:rtl w:val="0"/>
-        </w:rPr>
-        <w:t xml:space="preserve">Strong experience with </w:t>
-      </w:r>
-      <w:r>
-        <w:rPr>
-          <w:rFonts w:ascii="Calibri" w:cs="Calibri" w:eastAsia="Calibri" w:hAnsi="Calibri"/>
-          <w:b w:val="1"/>
-          <w:bCs w:val="1"/>
-          <w:i w:val="0"/>
-          <w:iCs w:val="0"/>
-          <w:smallCaps w:val="0"/>
-          <w:strike w:val="0"/>
-          <w:sz w:val="22"/>
-          <w:szCs w:val="22"/>
-          <w:u w:val="none"/>
-          <w:shd w:fill="auto" w:val="clear"/>
-          <w:vertAlign w:val="baseline"/>
-          <w:rtl w:val="0"/>
-        </w:rPr>
-        <w:t xml:space="preserve">GraphQL, Apollo Client, and Axios</w:t>
-      </w:r>
-      <w:r>
-        <w:rPr>
-          <w:rFonts w:ascii="Calibri" w:cs="Calibri" w:eastAsia="Calibri" w:hAnsi="Calibri"/>
-          <w:i w:val="0"/>
-          <w:iCs w:val="0"/>
-          <w:smallCaps w:val="0"/>
-          <w:strike w:val="0"/>
-          <w:sz w:val="22"/>
-          <w:szCs w:val="22"/>
-          <w:u w:val="none"/>
-          <w:shd w:fill="auto" w:val="clear"/>
-          <w:vertAlign w:val="baseline"/>
-          <w:rtl w:val="0"/>
-        </w:rPr>
-        <w:t xml:space="preserve"> for efficient data fetching.</w:t>
+        </w:rPr>
+      </w:pPr>
+      <w:r>
+        <w:rPr>
+          <w:rFonts w:ascii="Calibri" w:cs="Calibri" w:eastAsia="Calibri" w:hAnsi="Calibri"/>
+          <w:sz w:val="22"/>
+          <w:szCs w:val="22"/>
+          <w:rtl w:val="0"/>
+        </w:rPr>
+        <w:t xml:space="preserve">Develop and maintain </w:t>
+      </w:r>
+      <w:r>
+        <w:rPr>
+          <w:rFonts w:ascii="Calibri" w:cs="Calibri" w:eastAsia="Calibri" w:hAnsi="Calibri"/>
+          <w:b w:val="1"/>
+          <w:bCs w:val="1"/>
+          <w:sz w:val="22"/>
+          <w:szCs w:val="22"/>
+          <w:rtl w:val="0"/>
+        </w:rPr>
+        <w:t xml:space="preserve">high-performance Node.js services</w:t>
+      </w:r>
+      <w:r>
+        <w:rPr>
+          <w:rFonts w:ascii="Calibri" w:cs="Calibri" w:eastAsia="Calibri" w:hAnsi="Calibri"/>
+          <w:sz w:val="22"/>
+          <w:szCs w:val="22"/>
+          <w:rtl w:val="0"/>
+        </w:rPr>
+        <w:t xml:space="preserve"> to process large-scale airline fare data, handle API orchestration, and enable real-time pricing lookups using </w:t>
+      </w:r>
+      <w:r>
+        <w:rPr>
+          <w:rFonts w:ascii="Calibri" w:cs="Calibri" w:eastAsia="Calibri" w:hAnsi="Calibri"/>
+          <w:b w:val="1"/>
+          <w:bCs w:val="1"/>
+          <w:sz w:val="22"/>
+          <w:szCs w:val="22"/>
+          <w:rtl w:val="0"/>
+        </w:rPr>
+        <w:t xml:space="preserve">Azure Cosmos DB</w:t>
+      </w:r>
+      <w:r>
+        <w:rPr>
+          <w:rFonts w:ascii="Calibri" w:cs="Calibri" w:eastAsia="Calibri" w:hAnsi="Calibri"/>
+          <w:sz w:val="22"/>
+          <w:szCs w:val="22"/>
+          <w:rtl w:val="0"/>
+        </w:rPr>
+        <w:t xml:space="preserve">.</w:t>
       </w:r>
       <w:r>
         <w:rPr>
@@ -820,7 +775,7 @@
           <w:vertAlign w:val="baseline"/>
           <w:rtl w:val="0"/>
         </w:rPr>
-        <w:t xml:space="preserve">Developed </w:t>
+        <w:t xml:space="preserve">Develop </w:t>
       </w:r>
       <w:r>
         <w:rPr>
@@ -1080,7 +1035,7 @@
           <w:vertAlign w:val="baseline"/>
           <w:rtl w:val="0"/>
         </w:rPr>
-        <w:t xml:space="preserve">React Testing Library(RTL), Cypress and Playwright</w:t>
+        <w:t xml:space="preserve">React Testing Library(RTL), Cypress</w:t>
       </w:r>
       <w:r>
         <w:rPr>
@@ -1152,7 +1107,32 @@
           <w:vertAlign w:val="baseline"/>
           <w:rtl w:val="0"/>
         </w:rPr>
-        <w:t xml:space="preserve">Experienced in </w:t>
+        <w:t xml:space="preserve">Experienc</w:t>
+      </w:r>
+      <w:r>
+        <w:rPr>
+          <w:rFonts w:ascii="Calibri" w:cs="Calibri" w:eastAsia="Calibri" w:hAnsi="Calibri"/>
+          <w:sz w:val="22"/>
+          <w:szCs w:val="22"/>
+          <w:rtl w:val="0"/>
+        </w:rPr>
+        <w:t xml:space="preserve">e</w:t>
+      </w:r>
+      <w:r>
+        <w:rPr>
+          <w:rFonts w:ascii="Calibri" w:cs="Calibri" w:eastAsia="Calibri" w:hAnsi="Calibri"/>
+          <w:i w:val="0"/>
+          <w:iCs w:val="0"/>
+          <w:smallCaps w:val="0"/>
+          <w:strike w:val="0"/>
+          <w:sz w:val="22"/>
+          <w:szCs w:val="22"/>
+          <w:u w:val="none"/>
+          <w:shd w:fill="auto" w:val="clear"/>
+          <w:vertAlign w:val="baseline"/>
+          <w:rtl w:val="0"/>
+        </w:rPr>
+        <w:t xml:space="preserve"> in </w:t>
       </w:r>
       <w:r>
         <w:rPr>
@@ -1338,66 +1318,6 @@
           <w:rtl w:val="0"/>
         </w:rPr>
         <w:t xml:space="preserve"> architecture.</w:t>
-      </w:r>
-      <w:r>
-        <w:rPr>
-          <w:rtl w:val="0"/>
-        </w:rPr>
-      </w:r>
-    </w:p>
-    <w:p>
-      <w:pPr>
-        <w:keepNext w:val="0"/>
-        <w:keepLines w:val="0"/>
-        <w:pageBreakBefore w:val="0"/>
-        <w:widowControl w:val="1"/>
-        <w:numPr>
-          <w:ilvl w:val="0"/>
-          <w:numId w:val="8"/>
-        </w:numPr>
-        <w:pBdr>
-          <w:top w:space="0" w:sz="0" w:val="nil"/>
-          <w:left w:space="0" w:sz="0" w:val="nil"/>
-          <w:bottom w:space="0" w:sz="0" w:val="nil"/>
-          <w:right w:space="0" w:sz="0" w:val="nil"/>
-          <w:between w:space="0" w:sz="0" w:val="nil"/>
-        </w:pBdr>
-        <w:shd w:fill="auto" w:val="clear"/>
-        <w:spacing w:after="0" w:before="0" w:line="240" w:lineRule="auto"/>
-        <w:ind w:left="720" w:right="0" w:hanging="360"/>
-        <w:rPr>
-          <w:sz w:val="22"/>
-          <w:szCs w:val="22"/>
-        </w:rPr>
-      </w:pPr>
-      <w:r>
-        <w:rPr>
-          <w:rFonts w:ascii="Calibri" w:cs="Calibri" w:eastAsia="Calibri" w:hAnsi="Calibri"/>
-          <w:sz w:val="22"/>
-          <w:szCs w:val="22"/>
-          <w:rtl w:val="0"/>
-        </w:rPr>
-        <w:t xml:space="preserve">Built an</w:t>
-      </w:r>
-      <w:r>
-        <w:rPr>
-          <w:rFonts w:ascii="Calibri" w:cs="Calibri" w:eastAsia="Calibri" w:hAnsi="Calibri"/>
-          <w:b w:val="1"/>
-          <w:bCs w:val="1"/>
-          <w:sz w:val="22"/>
-          <w:szCs w:val="22"/>
-          <w:rtl w:val="0"/>
-        </w:rPr>
-        <w:t xml:space="preserve"> AI-powered tool</w:t>
-      </w:r>
-      <w:r>
-        <w:rPr>
-          <w:rFonts w:ascii="Calibri" w:cs="Calibri" w:eastAsia="Calibri" w:hAnsi="Calibri"/>
-          <w:sz w:val="22"/>
-          <w:szCs w:val="22"/>
-          <w:rtl w:val="0"/>
-        </w:rPr>
-        <w:t xml:space="preserve"> for customer care teams at BeepKart to easily view and interact with bike models, enhancing customer support efficiency.</w:t>
       </w:r>
       <w:r>
         <w:rPr>
@@ -1450,7 +1370,7 @@
           <w:szCs w:val="22"/>
         </w:rPr>
         <w:sectPr>
-          <w:headerReference r:id="rId7" w:type="default"/>
+          <w:headerReference r:id="rId6" w:type="default"/>
           <w:pgSz w:h="15840" w:w="12240" w:orient="portrait"/>
           <w:pgMar w:bottom="1440" w:top="1440" w:left="1440" w:right="1440" w:header="113" w:footer="0"/>
           <w:pgNumType w:start="1"/>
@@ -1614,12 +1534,16 @@
           <w:vertAlign w:val="baseline"/>
           <w:rtl w:val="0"/>
         </w:rPr>
-        <w:t xml:space="preserve">Angular</w:t>
-      </w:r>
-      <w:r>
-        <w:rPr>
-          <w:rtl w:val="0"/>
-        </w:rPr>
+        <w:t xml:space="preserve">Angular(19 Latest version</w:t>
+      </w:r>
+      <w:r>
+        <w:rPr>
+          <w:rFonts w:ascii="Calibri" w:cs="Calibri" w:eastAsia="Calibri" w:hAnsi="Calibri"/>
+          <w:sz w:val="22"/>
+          <w:szCs w:val="22"/>
+          <w:rtl w:val="0"/>
+        </w:rPr>
+        <w:t xml:space="preserve">)</w:t>
       </w:r>
     </w:p>
     <w:p>
@@ -1644,36 +1568,20 @@
         <w:ind w:left="720" w:right="0" w:hanging="360"/>
         <w:jc w:val="left"/>
         <w:rPr>
-          <w:i w:val="0"/>
-          <w:iCs w:val="0"/>
-          <w:smallCaps w:val="0"/>
-          <w:strike w:val="0"/>
-          <w:sz w:val="22"/>
-          <w:szCs w:val="22"/>
-          <w:shd w:fill="auto" w:val="clear"/>
-          <w:vertAlign w:val="baseline"/>
-        </w:rPr>
-      </w:pPr>
-      <w:r>
-        <w:rPr>
-          <w:rFonts w:ascii="Calibri" w:cs="Calibri" w:eastAsia="Calibri" w:hAnsi="Calibri"/>
-          <w:i w:val="0"/>
-          <w:iCs w:val="0"/>
-          <w:smallCaps w:val="0"/>
-          <w:strike w:val="0"/>
+          <w:rFonts w:ascii="Calibri" w:cs="Calibri" w:eastAsia="Calibri" w:hAnsi="Calibri"/>
           <w:sz w:val="22"/>
           <w:szCs w:val="22"/>
           <w:u w:val="none"/>
-          <w:shd w:fill="auto" w:val="clear"/>
-          <w:vertAlign w:val="baseline"/>
-          <w:rtl w:val="0"/>
-        </w:rPr>
-        <w:t xml:space="preserve">Typescript / Javascript</w:t>
-      </w:r>
-      <w:r>
-        <w:rPr>
-          <w:rtl w:val="0"/>
-        </w:rPr>
+        </w:rPr>
+      </w:pPr>
+      <w:r>
+        <w:rPr>
+          <w:rFonts w:ascii="Calibri" w:cs="Calibri" w:eastAsia="Calibri" w:hAnsi="Calibri"/>
+          <w:sz w:val="22"/>
+          <w:szCs w:val="22"/>
+          <w:rtl w:val="0"/>
+        </w:rPr>
+        <w:t xml:space="preserve">Node.js</w:t>
       </w:r>
     </w:p>
     <w:p>
@@ -1722,7 +1630,7 @@
           <w:vertAlign w:val="baseline"/>
           <w:rtl w:val="0"/>
         </w:rPr>
-        <w:t xml:space="preserve">Redux Toolkit / Mobx / Context Api</w:t>
+        <w:t xml:space="preserve">Typescript / Javascript</w:t>
       </w:r>
       <w:r>
         <w:rPr>
@@ -1776,32 +1684,7 @@
           <w:vertAlign w:val="baseline"/>
           <w:rtl w:val="0"/>
         </w:rPr>
-        <w:t xml:space="preserve">Jest,</w:t>
-      </w:r>
-      <w:r>
-        <w:rPr>
-          <w:rFonts w:ascii="Calibri" w:cs="Calibri" w:eastAsia="Calibri" w:hAnsi="Calibri"/>
-          <w:sz w:val="22"/>
-          <w:szCs w:val="22"/>
-          <w:rtl w:val="0"/>
-        </w:rPr>
-        <w:t xml:space="preserve"> </w:t>
-      </w:r>
-      <w:r>
-        <w:rPr>
-          <w:rFonts w:ascii="Calibri" w:cs="Calibri" w:eastAsia="Calibri" w:hAnsi="Calibri"/>
-          <w:i w:val="0"/>
-          <w:iCs w:val="0"/>
-          <w:smallCaps w:val="0"/>
-          <w:strike w:val="0"/>
-          <w:sz w:val="22"/>
-          <w:szCs w:val="22"/>
-          <w:u w:val="none"/>
-          <w:shd w:fill="auto" w:val="clear"/>
-          <w:vertAlign w:val="baseline"/>
-          <w:rtl w:val="0"/>
-        </w:rPr>
-        <w:t xml:space="preserve">React Testing Library</w:t>
+        <w:t xml:space="preserve">Redux Toolkit / Mobx / Context Api</w:t>
       </w:r>
       <w:r>
         <w:rPr>
@@ -1833,16 +1716,17 @@
         <w:rPr>
           <w:sz w:val="22"/>
           <w:szCs w:val="22"/>
-        </w:rPr>
-      </w:pPr>
-      <w:r>
-        <w:rPr>
-          <w:rFonts w:ascii="Calibri" w:cs="Calibri" w:eastAsia="Calibri" w:hAnsi="Calibri"/>
-          <w:sz w:val="22"/>
-          <w:szCs w:val="22"/>
-          <w:rtl w:val="0"/>
-        </w:rPr>
-        <w:t xml:space="preserve">React Storybook</w:t>
+          <w:u w:val="none"/>
+        </w:rPr>
+      </w:pPr>
+      <w:r>
+        <w:rPr>
+          <w:rFonts w:ascii="Calibri" w:cs="Calibri" w:eastAsia="Calibri" w:hAnsi="Calibri"/>
+          <w:sz w:val="22"/>
+          <w:szCs w:val="22"/>
+          <w:rtl w:val="0"/>
+        </w:rPr>
+        <w:t xml:space="preserve">ngRX Store</w:t>
       </w:r>
       <w:r>
         <w:rPr>
@@ -1896,7 +1780,32 @@
           <w:vertAlign w:val="baseline"/>
           <w:rtl w:val="0"/>
         </w:rPr>
-        <w:t xml:space="preserve">Webpack, Vite, NX Platform</w:t>
+        <w:t xml:space="preserve">Jest,</w:t>
+      </w:r>
+      <w:r>
+        <w:rPr>
+          <w:rFonts w:ascii="Calibri" w:cs="Calibri" w:eastAsia="Calibri" w:hAnsi="Calibri"/>
+          <w:sz w:val="22"/>
+          <w:szCs w:val="22"/>
+          <w:rtl w:val="0"/>
+        </w:rPr>
+        <w:t xml:space="preserve"> </w:t>
+      </w:r>
+      <w:r>
+        <w:rPr>
+          <w:rFonts w:ascii="Calibri" w:cs="Calibri" w:eastAsia="Calibri" w:hAnsi="Calibri"/>
+          <w:i w:val="0"/>
+          <w:iCs w:val="0"/>
+          <w:smallCaps w:val="0"/>
+          <w:strike w:val="0"/>
+          <w:sz w:val="22"/>
+          <w:szCs w:val="22"/>
+          <w:u w:val="none"/>
+          <w:shd w:fill="auto" w:val="clear"/>
+          <w:vertAlign w:val="baseline"/>
+          <w:rtl w:val="0"/>
+        </w:rPr>
+        <w:t xml:space="preserve">React Testing Library</w:t>
       </w:r>
       <w:r>
         <w:rPr>
@@ -1926,31 +1835,18 @@
         <w:ind w:left="720" w:right="0" w:hanging="360"/>
         <w:jc w:val="left"/>
         <w:rPr>
-          <w:i w:val="0"/>
-          <w:iCs w:val="0"/>
-          <w:smallCaps w:val="0"/>
-          <w:strike w:val="0"/>
-          <w:sz w:val="22"/>
-          <w:szCs w:val="22"/>
-          <w:shd w:fill="auto" w:val="clear"/>
-          <w:vertAlign w:val="baseline"/>
-        </w:rPr>
-      </w:pPr>
-      <w:r>
-        <w:rPr>
-          <w:rFonts w:ascii="Calibri" w:cs="Calibri" w:eastAsia="Calibri" w:hAnsi="Calibri"/>
-          <w:i w:val="0"/>
-          <w:iCs w:val="0"/>
-          <w:smallCaps w:val="0"/>
-          <w:strike w:val="0"/>
-          <w:sz w:val="22"/>
-          <w:szCs w:val="22"/>
-          <w:u w:val="none"/>
-          <w:shd w:fill="auto" w:val="clear"/>
-          <w:vertAlign w:val="baseline"/>
-          <w:rtl w:val="0"/>
-        </w:rPr>
-        <w:t xml:space="preserve">HTML5</w:t>
+          <w:sz w:val="22"/>
+          <w:szCs w:val="22"/>
+        </w:rPr>
+      </w:pPr>
+      <w:r>
+        <w:rPr>
+          <w:rFonts w:ascii="Calibri" w:cs="Calibri" w:eastAsia="Calibri" w:hAnsi="Calibri"/>
+          <w:sz w:val="22"/>
+          <w:szCs w:val="22"/>
+          <w:rtl w:val="0"/>
+        </w:rPr>
+        <w:t xml:space="preserve">React Storybook</w:t>
       </w:r>
       <w:r>
         <w:rPr>
@@ -2004,44 +1900,7 @@
           <w:vertAlign w:val="baseline"/>
           <w:rtl w:val="0"/>
         </w:rPr>
-        <w:t xml:space="preserve">CSS3 / Material UI / Antd / Tailwind CSS / </w:t>
-      </w:r>
-      <w:r>
-        <w:rPr>
-          <w:rFonts w:ascii="Calibri" w:cs="Calibri" w:eastAsia="Calibri" w:hAnsi="Calibri"/>
-          <w:sz w:val="22"/>
-          <w:szCs w:val="22"/>
-          <w:rtl w:val="0"/>
-        </w:rPr>
-        <w:t xml:space="preserve">Preprocessors(SASS and LESS)</w:t>
-      </w:r>
-      <w:r>
-        <w:rPr>
-          <w:rtl w:val="0"/>
-        </w:rPr>
-      </w:r>
-    </w:p>
-    <w:p>
-      <w:pPr>
-        <w:numPr>
-          <w:ilvl w:val="0"/>
-          <w:numId w:val="7"/>
-        </w:numPr>
-        <w:spacing w:after="0" w:line="240" w:lineRule="auto"/>
-        <w:ind w:left="720" w:hanging="360"/>
-        <w:rPr>
-          <w:sz w:val="22"/>
-          <w:szCs w:val="22"/>
-        </w:rPr>
-      </w:pPr>
-      <w:r>
-        <w:rPr>
-          <w:rFonts w:ascii="Calibri" w:cs="Calibri" w:eastAsia="Calibri" w:hAnsi="Calibri"/>
-          <w:sz w:val="22"/>
-          <w:szCs w:val="22"/>
-          <w:rtl w:val="0"/>
-        </w:rPr>
-        <w:t xml:space="preserve">Responsive Web Design</w:t>
+        <w:t xml:space="preserve">Webpack, Vite, NX Platform</w:t>
       </w:r>
       <w:r>
         <w:rPr>
@@ -2095,7 +1954,7 @@
           <w:vertAlign w:val="baseline"/>
           <w:rtl w:val="0"/>
         </w:rPr>
-        <w:t xml:space="preserve">D3 / Charts.js</w:t>
+        <w:t xml:space="preserve">HTML5</w:t>
       </w:r>
       <w:r>
         <w:rPr>
@@ -2149,7 +2008,44 @@
           <w:vertAlign w:val="baseline"/>
           <w:rtl w:val="0"/>
         </w:rPr>
-        <w:t xml:space="preserve">Node.js and Express.js</w:t>
+        <w:t xml:space="preserve">CSS3 / Material UI / Antd / Tailwind CSS / </w:t>
+      </w:r>
+      <w:r>
+        <w:rPr>
+          <w:rFonts w:ascii="Calibri" w:cs="Calibri" w:eastAsia="Calibri" w:hAnsi="Calibri"/>
+          <w:sz w:val="22"/>
+          <w:szCs w:val="22"/>
+          <w:rtl w:val="0"/>
+        </w:rPr>
+        <w:t xml:space="preserve">Preprocessors(SASS and LESS)</w:t>
+      </w:r>
+      <w:r>
+        <w:rPr>
+          <w:rtl w:val="0"/>
+        </w:rPr>
+      </w:r>
+    </w:p>
+    <w:p>
+      <w:pPr>
+        <w:numPr>
+          <w:ilvl w:val="0"/>
+          <w:numId w:val="7"/>
+        </w:numPr>
+        <w:spacing w:after="0" w:line="240" w:lineRule="auto"/>
+        <w:ind w:left="720" w:hanging="360"/>
+        <w:rPr>
+          <w:sz w:val="22"/>
+          <w:szCs w:val="22"/>
+        </w:rPr>
+      </w:pPr>
+      <w:r>
+        <w:rPr>
+          <w:rFonts w:ascii="Calibri" w:cs="Calibri" w:eastAsia="Calibri" w:hAnsi="Calibri"/>
+          <w:sz w:val="22"/>
+          <w:szCs w:val="22"/>
+          <w:rtl w:val="0"/>
+        </w:rPr>
+        <w:t xml:space="preserve">Responsive Web Design</w:t>
       </w:r>
       <w:r>
         <w:rPr>
@@ -2192,11 +2088,18 @@
       <w:r>
         <w:rPr>
           <w:rFonts w:ascii="Calibri" w:cs="Calibri" w:eastAsia="Calibri" w:hAnsi="Calibri"/>
-          <w:sz w:val="22"/>
-          <w:szCs w:val="22"/>
-          <w:rtl w:val="0"/>
-        </w:rPr>
-        <w:t xml:space="preserve">CI/CD Pipelines, Jenkins,  Gitlab actions</w:t>
+          <w:i w:val="0"/>
+          <w:iCs w:val="0"/>
+          <w:smallCaps w:val="0"/>
+          <w:strike w:val="0"/>
+          <w:sz w:val="22"/>
+          <w:szCs w:val="22"/>
+          <w:u w:val="none"/>
+          <w:shd w:fill="auto" w:val="clear"/>
+          <w:vertAlign w:val="baseline"/>
+          <w:rtl w:val="0"/>
+        </w:rPr>
+        <w:t xml:space="preserve">D3 / Charts.js</w:t>
       </w:r>
       <w:r>
         <w:rPr>
@@ -2226,18 +2129,31 @@
         <w:ind w:left="720" w:right="0" w:hanging="360"/>
         <w:jc w:val="left"/>
         <w:rPr>
-          <w:sz w:val="22"/>
-          <w:szCs w:val="22"/>
-        </w:rPr>
-      </w:pPr>
-      <w:r>
-        <w:rPr>
-          <w:rFonts w:ascii="Calibri" w:cs="Calibri" w:eastAsia="Calibri" w:hAnsi="Calibri"/>
-          <w:sz w:val="22"/>
-          <w:szCs w:val="22"/>
-          <w:rtl w:val="0"/>
-        </w:rPr>
-        <w:t xml:space="preserve">Google Analytics and Google Tag Manager</w:t>
+          <w:i w:val="0"/>
+          <w:iCs w:val="0"/>
+          <w:smallCaps w:val="0"/>
+          <w:strike w:val="0"/>
+          <w:sz w:val="22"/>
+          <w:szCs w:val="22"/>
+          <w:shd w:fill="auto" w:val="clear"/>
+          <w:vertAlign w:val="baseline"/>
+        </w:rPr>
+      </w:pPr>
+      <w:r>
+        <w:rPr>
+          <w:rFonts w:ascii="Calibri" w:cs="Calibri" w:eastAsia="Calibri" w:hAnsi="Calibri"/>
+          <w:i w:val="0"/>
+          <w:iCs w:val="0"/>
+          <w:smallCaps w:val="0"/>
+          <w:strike w:val="0"/>
+          <w:sz w:val="22"/>
+          <w:szCs w:val="22"/>
+          <w:u w:val="none"/>
+          <w:shd w:fill="auto" w:val="clear"/>
+          <w:vertAlign w:val="baseline"/>
+          <w:rtl w:val="0"/>
+        </w:rPr>
+        <w:t xml:space="preserve">Node.js and Express.js</w:t>
       </w:r>
       <w:r>
         <w:rPr>
@@ -2280,18 +2196,11 @@
       <w:r>
         <w:rPr>
           <w:rFonts w:ascii="Calibri" w:cs="Calibri" w:eastAsia="Calibri" w:hAnsi="Calibri"/>
-          <w:i w:val="0"/>
-          <w:iCs w:val="0"/>
-          <w:smallCaps w:val="0"/>
-          <w:strike w:val="0"/>
-          <w:sz w:val="22"/>
-          <w:szCs w:val="22"/>
-          <w:u w:val="none"/>
-          <w:shd w:fill="auto" w:val="clear"/>
-          <w:vertAlign w:val="baseline"/>
-          <w:rtl w:val="0"/>
-        </w:rPr>
-        <w:t xml:space="preserve">MongoDB</w:t>
+          <w:sz w:val="22"/>
+          <w:szCs w:val="22"/>
+          <w:rtl w:val="0"/>
+        </w:rPr>
+        <w:t xml:space="preserve">CI/CD Pipelines, Jenkins,  Gitlab actions</w:t>
       </w:r>
       <w:r>
         <w:rPr>
@@ -2321,56 +2230,18 @@
         <w:ind w:left="720" w:right="0" w:hanging="360"/>
         <w:jc w:val="left"/>
         <w:rPr>
-          <w:i w:val="0"/>
-          <w:iCs w:val="0"/>
-          <w:smallCaps w:val="0"/>
-          <w:strike w:val="0"/>
-          <w:sz w:val="22"/>
-          <w:szCs w:val="22"/>
-          <w:shd w:fill="auto" w:val="clear"/>
-          <w:vertAlign w:val="baseline"/>
-        </w:rPr>
-      </w:pPr>
-      <w:r>
-        <w:rPr>
-          <w:rFonts w:ascii="Calibri" w:cs="Calibri" w:eastAsia="Calibri" w:hAnsi="Calibri"/>
-          <w:i w:val="0"/>
-          <w:iCs w:val="0"/>
-          <w:smallCaps w:val="0"/>
-          <w:strike w:val="0"/>
-          <w:sz w:val="22"/>
-          <w:szCs w:val="22"/>
-          <w:u w:val="none"/>
-          <w:shd w:fill="auto" w:val="clear"/>
-          <w:vertAlign w:val="baseline"/>
-          <w:rtl w:val="0"/>
-        </w:rPr>
-        <w:t xml:space="preserve">Knowledge on JAV</w:t>
-      </w:r>
-      <w:r>
-        <w:rPr>
-          <w:rFonts w:ascii="Calibri" w:cs="Calibri" w:eastAsia="Calibri" w:hAnsi="Calibri"/>
-          <w:sz w:val="22"/>
-          <w:szCs w:val="22"/>
-          <w:rtl w:val="0"/>
-        </w:rPr>
-        <w:t xml:space="preserve">A</w:t>
-      </w:r>
-      <w:r>
-        <w:rPr>
-          <w:rFonts w:ascii="Calibri" w:cs="Calibri" w:eastAsia="Calibri" w:hAnsi="Calibri"/>
-          <w:i w:val="0"/>
-          <w:iCs w:val="0"/>
-          <w:smallCaps w:val="0"/>
-          <w:strike w:val="0"/>
-          <w:sz w:val="22"/>
-          <w:szCs w:val="22"/>
-          <w:u w:val="none"/>
-          <w:shd w:fill="auto" w:val="clear"/>
-          <w:vertAlign w:val="baseline"/>
-          <w:rtl w:val="0"/>
-        </w:rPr>
-        <w:t xml:space="preserve">, Spring Boot</w:t>
+          <w:sz w:val="22"/>
+          <w:szCs w:val="22"/>
+        </w:rPr>
+      </w:pPr>
+      <w:r>
+        <w:rPr>
+          <w:rFonts w:ascii="Calibri" w:cs="Calibri" w:eastAsia="Calibri" w:hAnsi="Calibri"/>
+          <w:sz w:val="22"/>
+          <w:szCs w:val="22"/>
+          <w:rtl w:val="0"/>
+        </w:rPr>
+        <w:t xml:space="preserve">Google Analytics and Google Tag Manager</w:t>
       </w:r>
       <w:r>
         <w:rPr>
@@ -2424,7 +2295,7 @@
           <w:vertAlign w:val="baseline"/>
           <w:rtl w:val="0"/>
         </w:rPr>
-        <w:t xml:space="preserve">GraphQL / REST Apis,</w:t>
+        <w:t xml:space="preserve">MongoDB</w:t>
       </w:r>
       <w:r>
         <w:rPr>
@@ -2478,7 +2349,32 @@
           <w:vertAlign w:val="baseline"/>
           <w:rtl w:val="0"/>
         </w:rPr>
-        <w:t xml:space="preserve">Apollo Client / Axios</w:t>
+        <w:t xml:space="preserve">Knowledge on JAV</w:t>
+      </w:r>
+      <w:r>
+        <w:rPr>
+          <w:rFonts w:ascii="Calibri" w:cs="Calibri" w:eastAsia="Calibri" w:hAnsi="Calibri"/>
+          <w:sz w:val="22"/>
+          <w:szCs w:val="22"/>
+          <w:rtl w:val="0"/>
+        </w:rPr>
+        <w:t xml:space="preserve">A</w:t>
+      </w:r>
+      <w:r>
+        <w:rPr>
+          <w:rFonts w:ascii="Calibri" w:cs="Calibri" w:eastAsia="Calibri" w:hAnsi="Calibri"/>
+          <w:i w:val="0"/>
+          <w:iCs w:val="0"/>
+          <w:smallCaps w:val="0"/>
+          <w:strike w:val="0"/>
+          <w:sz w:val="22"/>
+          <w:szCs w:val="22"/>
+          <w:u w:val="none"/>
+          <w:shd w:fill="auto" w:val="clear"/>
+          <w:vertAlign w:val="baseline"/>
+          <w:rtl w:val="0"/>
+        </w:rPr>
+        <w:t xml:space="preserve">, Spring Boot</w:t>
       </w:r>
       <w:r>
         <w:rPr>
@@ -2532,7 +2428,7 @@
           <w:vertAlign w:val="baseline"/>
           <w:rtl w:val="0"/>
         </w:rPr>
-        <w:t xml:space="preserve">Agile Methodology</w:t>
+        <w:t xml:space="preserve">GraphQL / REST Apis,</w:t>
       </w:r>
       <w:r>
         <w:rPr>
@@ -2586,32 +2482,7 @@
           <w:vertAlign w:val="baseline"/>
           <w:rtl w:val="0"/>
         </w:rPr>
-        <w:t xml:space="preserve">AWS (EC2, S3, Lambda, AppSync</w:t>
-      </w:r>
-      <w:r>
-        <w:rPr>
-          <w:rFonts w:ascii="Calibri" w:cs="Calibri" w:eastAsia="Calibri" w:hAnsi="Calibri"/>
-          <w:sz w:val="22"/>
-          <w:szCs w:val="22"/>
-          <w:rtl w:val="0"/>
-        </w:rPr>
-        <w:t xml:space="preserve">, APi Gateway,</w:t>
-      </w:r>
-      <w:r>
-        <w:rPr>
-          <w:rFonts w:ascii="Calibri" w:cs="Calibri" w:eastAsia="Calibri" w:hAnsi="Calibri"/>
-          <w:i w:val="0"/>
-          <w:iCs w:val="0"/>
-          <w:smallCaps w:val="0"/>
-          <w:strike w:val="0"/>
-          <w:sz w:val="22"/>
-          <w:szCs w:val="22"/>
-          <w:u w:val="none"/>
-          <w:shd w:fill="auto" w:val="clear"/>
-          <w:vertAlign w:val="baseline"/>
-          <w:rtl w:val="0"/>
-        </w:rPr>
-        <w:t xml:space="preserve"> CloudFront), GCP, Docker, Vercel</w:t>
+        <w:t xml:space="preserve">Apollo Client / Axios</w:t>
       </w:r>
       <w:r>
         <w:rPr>
@@ -2641,31 +2512,19 @@
         <w:ind w:left="720" w:right="0" w:hanging="360"/>
         <w:jc w:val="left"/>
         <w:rPr>
-          <w:i w:val="0"/>
-          <w:iCs w:val="0"/>
-          <w:smallCaps w:val="0"/>
-          <w:strike w:val="0"/>
-          <w:sz w:val="22"/>
-          <w:szCs w:val="22"/>
-          <w:shd w:fill="auto" w:val="clear"/>
-          <w:vertAlign w:val="baseline"/>
-        </w:rPr>
-      </w:pPr>
-      <w:r>
-        <w:rPr>
-          <w:rFonts w:ascii="Calibri" w:cs="Calibri" w:eastAsia="Calibri" w:hAnsi="Calibri"/>
-          <w:i w:val="0"/>
-          <w:iCs w:val="0"/>
-          <w:smallCaps w:val="0"/>
-          <w:strike w:val="0"/>
           <w:sz w:val="22"/>
           <w:szCs w:val="22"/>
           <w:u w:val="none"/>
-          <w:shd w:fill="auto" w:val="clear"/>
-          <w:vertAlign w:val="baseline"/>
-          <w:rtl w:val="0"/>
-        </w:rPr>
-        <w:t xml:space="preserve">SEO, Web Performance Optimizations using Lighthouse reports.</w:t>
+        </w:rPr>
+      </w:pPr>
+      <w:r>
+        <w:rPr>
+          <w:rFonts w:ascii="Calibri" w:cs="Calibri" w:eastAsia="Calibri" w:hAnsi="Calibri"/>
+          <w:sz w:val="22"/>
+          <w:szCs w:val="22"/>
+          <w:rtl w:val="0"/>
+        </w:rPr>
+        <w:t xml:space="preserve">React-Query</w:t>
       </w:r>
       <w:r>
         <w:rPr>
@@ -2719,7 +2578,7 @@
           <w:vertAlign w:val="baseline"/>
           <w:rtl w:val="0"/>
         </w:rPr>
-        <w:t xml:space="preserve">GitHub / Gitlab / Bitbucket / Jira</w:t>
+        <w:t xml:space="preserve">Agile Methodology</w:t>
       </w:r>
       <w:r>
         <w:rPr>
@@ -2749,18 +2608,56 @@
         <w:ind w:left="720" w:right="0" w:hanging="360"/>
         <w:jc w:val="left"/>
         <w:rPr>
-          <w:sz w:val="22"/>
-          <w:szCs w:val="22"/>
-        </w:rPr>
-      </w:pPr>
-      <w:r>
-        <w:rPr>
-          <w:rFonts w:ascii="Calibri" w:cs="Calibri" w:eastAsia="Calibri" w:hAnsi="Calibri"/>
-          <w:sz w:val="22"/>
-          <w:szCs w:val="22"/>
-          <w:rtl w:val="0"/>
-        </w:rPr>
-        <w:t xml:space="preserve">Figma</w:t>
+          <w:i w:val="0"/>
+          <w:iCs w:val="0"/>
+          <w:smallCaps w:val="0"/>
+          <w:strike w:val="0"/>
+          <w:sz w:val="22"/>
+          <w:szCs w:val="22"/>
+          <w:shd w:fill="auto" w:val="clear"/>
+          <w:vertAlign w:val="baseline"/>
+        </w:rPr>
+      </w:pPr>
+      <w:r>
+        <w:rPr>
+          <w:rFonts w:ascii="Calibri" w:cs="Calibri" w:eastAsia="Calibri" w:hAnsi="Calibri"/>
+          <w:i w:val="0"/>
+          <w:iCs w:val="0"/>
+          <w:smallCaps w:val="0"/>
+          <w:strike w:val="0"/>
+          <w:sz w:val="22"/>
+          <w:szCs w:val="22"/>
+          <w:u w:val="none"/>
+          <w:shd w:fill="auto" w:val="clear"/>
+          <w:vertAlign w:val="baseline"/>
+          <w:rtl w:val="0"/>
+        </w:rPr>
+        <w:t xml:space="preserve">AWS (EC2, S3, Lambda, AppSync</w:t>
+      </w:r>
+      <w:r>
+        <w:rPr>
+          <w:rFonts w:ascii="Calibri" w:cs="Calibri" w:eastAsia="Calibri" w:hAnsi="Calibri"/>
+          <w:sz w:val="22"/>
+          <w:szCs w:val="22"/>
+          <w:rtl w:val="0"/>
+        </w:rPr>
+        <w:t xml:space="preserve">, APi Gateway,</w:t>
+      </w:r>
+      <w:r>
+        <w:rPr>
+          <w:rFonts w:ascii="Calibri" w:cs="Calibri" w:eastAsia="Calibri" w:hAnsi="Calibri"/>
+          <w:i w:val="0"/>
+          <w:iCs w:val="0"/>
+          <w:smallCaps w:val="0"/>
+          <w:strike w:val="0"/>
+          <w:sz w:val="22"/>
+          <w:szCs w:val="22"/>
+          <w:u w:val="none"/>
+          <w:shd w:fill="auto" w:val="clear"/>
+          <w:vertAlign w:val="baseline"/>
+          <w:rtl w:val="0"/>
+        </w:rPr>
+        <w:t xml:space="preserve"> CloudFront), GCP, Docker, Vercel</w:t>
       </w:r>
       <w:r>
         <w:rPr>
@@ -2790,6 +2687,155 @@
         <w:ind w:left="720" w:right="0" w:hanging="360"/>
         <w:jc w:val="left"/>
         <w:rPr>
+          <w:i w:val="0"/>
+          <w:iCs w:val="0"/>
+          <w:smallCaps w:val="0"/>
+          <w:strike w:val="0"/>
+          <w:sz w:val="22"/>
+          <w:szCs w:val="22"/>
+          <w:shd w:fill="auto" w:val="clear"/>
+          <w:vertAlign w:val="baseline"/>
+        </w:rPr>
+      </w:pPr>
+      <w:r>
+        <w:rPr>
+          <w:rFonts w:ascii="Calibri" w:cs="Calibri" w:eastAsia="Calibri" w:hAnsi="Calibri"/>
+          <w:i w:val="0"/>
+          <w:iCs w:val="0"/>
+          <w:smallCaps w:val="0"/>
+          <w:strike w:val="0"/>
+          <w:sz w:val="22"/>
+          <w:szCs w:val="22"/>
+          <w:u w:val="none"/>
+          <w:shd w:fill="auto" w:val="clear"/>
+          <w:vertAlign w:val="baseline"/>
+          <w:rtl w:val="0"/>
+        </w:rPr>
+        <w:t xml:space="preserve">SEO, Web Performance Optimizations using Lighthouse reports.</w:t>
+      </w:r>
+      <w:r>
+        <w:rPr>
+          <w:rtl w:val="0"/>
+        </w:rPr>
+      </w:r>
+    </w:p>
+    <w:p>
+      <w:pPr>
+        <w:keepNext w:val="0"/>
+        <w:keepLines w:val="0"/>
+        <w:pageBreakBefore w:val="0"/>
+        <w:widowControl w:val="1"/>
+        <w:numPr>
+          <w:ilvl w:val="0"/>
+          <w:numId w:val="7"/>
+        </w:numPr>
+        <w:pBdr>
+          <w:top w:space="0" w:sz="0" w:val="nil"/>
+          <w:left w:space="0" w:sz="0" w:val="nil"/>
+          <w:bottom w:space="0" w:sz="0" w:val="nil"/>
+          <w:right w:space="0" w:sz="0" w:val="nil"/>
+          <w:between w:space="0" w:sz="0" w:val="nil"/>
+        </w:pBdr>
+        <w:shd w:fill="auto" w:val="clear"/>
+        <w:spacing w:after="0" w:before="0" w:line="240" w:lineRule="auto"/>
+        <w:ind w:left="720" w:right="0" w:hanging="360"/>
+        <w:jc w:val="left"/>
+        <w:rPr>
+          <w:i w:val="0"/>
+          <w:iCs w:val="0"/>
+          <w:smallCaps w:val="0"/>
+          <w:strike w:val="0"/>
+          <w:sz w:val="22"/>
+          <w:szCs w:val="22"/>
+          <w:shd w:fill="auto" w:val="clear"/>
+          <w:vertAlign w:val="baseline"/>
+        </w:rPr>
+      </w:pPr>
+      <w:r>
+        <w:rPr>
+          <w:rFonts w:ascii="Calibri" w:cs="Calibri" w:eastAsia="Calibri" w:hAnsi="Calibri"/>
+          <w:i w:val="0"/>
+          <w:iCs w:val="0"/>
+          <w:smallCaps w:val="0"/>
+          <w:strike w:val="0"/>
+          <w:sz w:val="22"/>
+          <w:szCs w:val="22"/>
+          <w:u w:val="none"/>
+          <w:shd w:fill="auto" w:val="clear"/>
+          <w:vertAlign w:val="baseline"/>
+          <w:rtl w:val="0"/>
+        </w:rPr>
+        <w:t xml:space="preserve">GitHub / Gitlab / Bitbucket / Jira</w:t>
+      </w:r>
+      <w:r>
+        <w:rPr>
+          <w:rtl w:val="0"/>
+        </w:rPr>
+      </w:r>
+    </w:p>
+    <w:p>
+      <w:pPr>
+        <w:keepNext w:val="0"/>
+        <w:keepLines w:val="0"/>
+        <w:pageBreakBefore w:val="0"/>
+        <w:widowControl w:val="1"/>
+        <w:numPr>
+          <w:ilvl w:val="0"/>
+          <w:numId w:val="7"/>
+        </w:numPr>
+        <w:pBdr>
+          <w:top w:space="0" w:sz="0" w:val="nil"/>
+          <w:left w:space="0" w:sz="0" w:val="nil"/>
+          <w:bottom w:space="0" w:sz="0" w:val="nil"/>
+          <w:right w:space="0" w:sz="0" w:val="nil"/>
+          <w:between w:space="0" w:sz="0" w:val="nil"/>
+        </w:pBdr>
+        <w:shd w:fill="auto" w:val="clear"/>
+        <w:spacing w:after="0" w:before="0" w:line="240" w:lineRule="auto"/>
+        <w:ind w:left="720" w:right="0" w:hanging="360"/>
+        <w:jc w:val="left"/>
+        <w:rPr>
+          <w:sz w:val="22"/>
+          <w:szCs w:val="22"/>
+        </w:rPr>
+      </w:pPr>
+      <w:r>
+        <w:rPr>
+          <w:rFonts w:ascii="Calibri" w:cs="Calibri" w:eastAsia="Calibri" w:hAnsi="Calibri"/>
+          <w:sz w:val="22"/>
+          <w:szCs w:val="22"/>
+          <w:rtl w:val="0"/>
+        </w:rPr>
+        <w:t xml:space="preserve">Figma</w:t>
+      </w:r>
+      <w:r>
+        <w:rPr>
+          <w:rtl w:val="0"/>
+        </w:rPr>
+      </w:r>
+    </w:p>
+    <w:p>
+      <w:pPr>
+        <w:keepNext w:val="0"/>
+        <w:keepLines w:val="0"/>
+        <w:pageBreakBefore w:val="0"/>
+        <w:widowControl w:val="1"/>
+        <w:numPr>
+          <w:ilvl w:val="0"/>
+          <w:numId w:val="7"/>
+        </w:numPr>
+        <w:pBdr>
+          <w:top w:space="0" w:sz="0" w:val="nil"/>
+          <w:left w:space="0" w:sz="0" w:val="nil"/>
+          <w:bottom w:space="0" w:sz="0" w:val="nil"/>
+          <w:right w:space="0" w:sz="0" w:val="nil"/>
+          <w:between w:space="0" w:sz="0" w:val="nil"/>
+        </w:pBdr>
+        <w:shd w:fill="auto" w:val="clear"/>
+        <w:spacing w:after="0" w:before="0" w:line="240" w:lineRule="auto"/>
+        <w:ind w:left="720" w:right="0" w:hanging="360"/>
+        <w:jc w:val="left"/>
+        <w:rPr>
           <w:sz w:val="22"/>
           <w:szCs w:val="22"/>
         </w:rPr>
@@ -2883,6 +2929,24 @@
           <w:sz w:val="22"/>
           <w:szCs w:val="22"/>
         </w:rPr>
+      </w:pPr>
+      <w:r>
+        <w:rPr>
+          <w:rtl w:val="0"/>
+        </w:rPr>
+      </w:r>
+    </w:p>
+    <w:p>
+      <w:pPr>
+        <w:spacing w:line="240" w:lineRule="auto"/>
+        <w:jc w:val="both"/>
+        <w:rPr>
+          <w:rFonts w:ascii="Calibri" w:cs="Calibri" w:eastAsia="Calibri" w:hAnsi="Calibri"/>
+          <w:b w:val="1"/>
+          <w:bCs w:val="1"/>
+          <w:sz w:val="22"/>
+          <w:szCs w:val="22"/>
+        </w:rPr>
         <w:sectPr>
           <w:type w:val="continuous"/>
           <w:pgSz w:h="15840" w:w="12240" w:orient="portrait"/>
@@ -2944,30 +3008,7 @@
           <w:szCs w:val="22"/>
           <w:rtl w:val="0"/>
         </w:rPr>
-        <w:t xml:space="preserve">Title: FLOW</w:t>
-      </w:r>
-    </w:p>
-    <w:p>
-      <w:pPr>
-        <w:spacing w:after="0" w:line="240" w:lineRule="auto"/>
-        <w:rPr>
-          <w:rFonts w:ascii="Calibri" w:cs="Calibri" w:eastAsia="Calibri" w:hAnsi="Calibri"/>
-          <w:b w:val="1"/>
-          <w:bCs w:val="1"/>
-          <w:sz w:val="22"/>
-          <w:szCs w:val="22"/>
-        </w:rPr>
-      </w:pPr>
-      <w:r>
-        <w:rPr>
-          <w:rFonts w:ascii="Calibri" w:cs="Calibri" w:eastAsia="Calibri" w:hAnsi="Calibri"/>
-          <w:b w:val="1"/>
-          <w:bCs w:val="1"/>
-          <w:sz w:val="22"/>
-          <w:szCs w:val="22"/>
-          <w:rtl w:val="0"/>
-        </w:rPr>
-        <w:t xml:space="preserve">Senior Front-end Lead / Developer</w:t>
+        <w:t xml:space="preserve">Senior Frontend Lead</w:t>
       </w:r>
     </w:p>
     <w:p>
@@ -2997,7 +3038,7 @@
     <w:p>
       <w:pPr>
         <w:spacing w:after="0" w:line="240" w:lineRule="auto"/>
-        <w:ind w:left="2160" w:firstLine="0"/>
+        <w:ind w:left="1440" w:firstLine="720"/>
         <w:rPr>
           <w:rFonts w:ascii="Calibri" w:cs="Calibri" w:eastAsia="Calibri" w:hAnsi="Calibri"/>
           <w:b w:val="1"/>
@@ -3108,7 +3149,7 @@
           <w:szCs w:val="22"/>
           <w:rtl w:val="0"/>
         </w:rPr>
-        <w:t xml:space="preserve">As a Lead Frontend Developer at American Airlines, I led the development of a modern web application to streamline the airline's revenue and pricing workflows. I worked closely with business analysts, product managers, and backend teams to translate complex airline pricing logic such as Pricer engines, price determination (PD), fare rules, and booking classes (RBD) into a responsive and user-friendly interface using React and TypeScript. The application integrated with internal pricing engines, ATPCO, and GDS systems, enabling analysts to manage fare structures, overrides, and dynamic pricing more efficiently. My contributions improved usability, reduced manual processes, supported NDC readiness, and significantly enhanced the airline’s pricing operations.</w:t>
+        <w:t xml:space="preserve">As a Lead Frontend / Architect at American Airlines, I led the development of a modern web application to streamline the airline's revenue and pricing workflows. I’m working  closely with business analysts, product managers, and backend teams to translate complex airline pricing logic such as Pricer engines, price determination (PD), fare rules, and booking classes (RBD) into a responsive and user-friendly interface using React and TypeScript. The application integrated with internal pricing engines, ATPCO, and GDS systems, enabling analysts to manage fare structures, overrides, and dynamic pricing more efficiently. My contributions improved usability, reduced manual processes, supported NDC readiness, and significantly enhanced the airline’s pricing operations.</w:t>
       </w:r>
     </w:p>
     <w:p>
@@ -3221,11 +3262,6 @@
         </w:rPr>
         <w:t xml:space="preserve">, ensuring high performance and scalability.</w:t>
       </w:r>
-      <w:r>
-        <w:rPr>
-          <w:rtl w:val="0"/>
-        </w:rPr>
-      </w:r>
     </w:p>
     <w:p>
       <w:pPr>
@@ -3236,6 +3272,7 @@
         <w:spacing w:after="0" w:line="240" w:lineRule="auto"/>
         <w:ind w:left="720" w:hanging="360"/>
         <w:rPr>
+          <w:rFonts w:ascii="Calibri" w:cs="Calibri" w:eastAsia="Calibri" w:hAnsi="Calibri"/>
           <w:sz w:val="22"/>
           <w:szCs w:val="22"/>
           <w:u w:val="none"/>
@@ -3248,6 +3285,180 @@
           <w:szCs w:val="22"/>
           <w:rtl w:val="0"/>
         </w:rPr>
+        <w:t xml:space="preserve">Design and develop scalable backend services using </w:t>
+      </w:r>
+      <w:r>
+        <w:rPr>
+          <w:rFonts w:ascii="Calibri" w:cs="Calibri" w:eastAsia="Calibri" w:hAnsi="Calibri"/>
+          <w:b w:val="1"/>
+          <w:bCs w:val="1"/>
+          <w:sz w:val="22"/>
+          <w:szCs w:val="22"/>
+          <w:rtl w:val="0"/>
+        </w:rPr>
+        <w:t xml:space="preserve">Node.js</w:t>
+      </w:r>
+      <w:r>
+        <w:rPr>
+          <w:rFonts w:ascii="Calibri" w:cs="Calibri" w:eastAsia="Calibri" w:hAnsi="Calibri"/>
+          <w:sz w:val="22"/>
+          <w:szCs w:val="22"/>
+          <w:rtl w:val="0"/>
+        </w:rPr>
+        <w:t xml:space="preserve"> to process and expose airline fare data and pricing rules received from </w:t>
+      </w:r>
+      <w:r>
+        <w:rPr>
+          <w:rFonts w:ascii="Calibri" w:cs="Calibri" w:eastAsia="Calibri" w:hAnsi="Calibri"/>
+          <w:b w:val="1"/>
+          <w:bCs w:val="1"/>
+          <w:sz w:val="22"/>
+          <w:szCs w:val="22"/>
+          <w:rtl w:val="0"/>
+        </w:rPr>
+        <w:t xml:space="preserve">Airline Tariff Publishing Company (ATPCO)</w:t>
+      </w:r>
+      <w:r>
+        <w:rPr>
+          <w:rFonts w:ascii="Calibri" w:cs="Calibri" w:eastAsia="Calibri" w:hAnsi="Calibri"/>
+          <w:sz w:val="22"/>
+          <w:szCs w:val="22"/>
+          <w:rtl w:val="0"/>
+        </w:rPr>
+        <w:t xml:space="preserve"> feeds.</w:t>
+      </w:r>
+    </w:p>
+    <w:p>
+      <w:pPr>
+        <w:numPr>
+          <w:ilvl w:val="0"/>
+          <w:numId w:val="1"/>
+        </w:numPr>
+        <w:spacing w:after="0" w:line="240" w:lineRule="auto"/>
+        <w:ind w:left="720" w:hanging="360"/>
+        <w:rPr>
+          <w:rFonts w:ascii="Calibri" w:cs="Calibri" w:eastAsia="Calibri" w:hAnsi="Calibri"/>
+          <w:sz w:val="22"/>
+          <w:szCs w:val="22"/>
+          <w:u w:val="none"/>
+        </w:rPr>
+      </w:pPr>
+      <w:r>
+        <w:rPr>
+          <w:rFonts w:ascii="Calibri" w:cs="Calibri" w:eastAsia="Calibri" w:hAnsi="Calibri"/>
+          <w:sz w:val="22"/>
+          <w:szCs w:val="22"/>
+          <w:rtl w:val="0"/>
+        </w:rPr>
+        <w:t xml:space="preserve">Implement high-performance data access layers using </w:t>
+      </w:r>
+      <w:r>
+        <w:rPr>
+          <w:rFonts w:ascii="Calibri" w:cs="Calibri" w:eastAsia="Calibri" w:hAnsi="Calibri"/>
+          <w:b w:val="1"/>
+          <w:bCs w:val="1"/>
+          <w:sz w:val="22"/>
+          <w:szCs w:val="22"/>
+          <w:rtl w:val="0"/>
+        </w:rPr>
+        <w:t xml:space="preserve">Azure Cosmos DB</w:t>
+      </w:r>
+      <w:r>
+        <w:rPr>
+          <w:rFonts w:ascii="Calibri" w:cs="Calibri" w:eastAsia="Calibri" w:hAnsi="Calibri"/>
+          <w:sz w:val="22"/>
+          <w:szCs w:val="22"/>
+          <w:rtl w:val="0"/>
+        </w:rPr>
+        <w:t xml:space="preserve">, designing efficient data models and partitioning strategies to support large volumes of route pricing and fare rule queries.</w:t>
+      </w:r>
+    </w:p>
+    <w:p>
+      <w:pPr>
+        <w:numPr>
+          <w:ilvl w:val="0"/>
+          <w:numId w:val="1"/>
+        </w:numPr>
+        <w:spacing w:after="0" w:line="240" w:lineRule="auto"/>
+        <w:ind w:left="720" w:hanging="360"/>
+        <w:rPr>
+          <w:rFonts w:ascii="Calibri" w:cs="Calibri" w:eastAsia="Calibri" w:hAnsi="Calibri"/>
+          <w:sz w:val="22"/>
+          <w:szCs w:val="22"/>
+          <w:u w:val="none"/>
+        </w:rPr>
+      </w:pPr>
+      <w:r>
+        <w:rPr>
+          <w:rFonts w:ascii="Calibri" w:cs="Calibri" w:eastAsia="Calibri" w:hAnsi="Calibri"/>
+          <w:sz w:val="22"/>
+          <w:szCs w:val="22"/>
+          <w:rtl w:val="0"/>
+        </w:rPr>
+        <w:t xml:space="preserve">Work closely with data engineering teams to integrate fare datasets processed in </w:t>
+      </w:r>
+      <w:r>
+        <w:rPr>
+          <w:rFonts w:ascii="Calibri" w:cs="Calibri" w:eastAsia="Calibri" w:hAnsi="Calibri"/>
+          <w:b w:val="1"/>
+          <w:bCs w:val="1"/>
+          <w:sz w:val="22"/>
+          <w:szCs w:val="22"/>
+          <w:rtl w:val="0"/>
+        </w:rPr>
+        <w:t xml:space="preserve">Databricks</w:t>
+      </w:r>
+      <w:r>
+        <w:rPr>
+          <w:rFonts w:ascii="Calibri" w:cs="Calibri" w:eastAsia="Calibri" w:hAnsi="Calibri"/>
+          <w:sz w:val="22"/>
+          <w:szCs w:val="22"/>
+          <w:rtl w:val="0"/>
+        </w:rPr>
+        <w:t xml:space="preserve"> and expose them through scalable </w:t>
+      </w:r>
+      <w:r>
+        <w:rPr>
+          <w:rFonts w:ascii="Calibri" w:cs="Calibri" w:eastAsia="Calibri" w:hAnsi="Calibri"/>
+          <w:b w:val="1"/>
+          <w:bCs w:val="1"/>
+          <w:sz w:val="22"/>
+          <w:szCs w:val="22"/>
+          <w:rtl w:val="0"/>
+        </w:rPr>
+        <w:t xml:space="preserve">Node.js APIs</w:t>
+      </w:r>
+      <w:r>
+        <w:rPr>
+          <w:rFonts w:ascii="Calibri" w:cs="Calibri" w:eastAsia="Calibri" w:hAnsi="Calibri"/>
+          <w:sz w:val="22"/>
+          <w:szCs w:val="22"/>
+          <w:rtl w:val="0"/>
+        </w:rPr>
+        <w:t xml:space="preserve"> for downstream airline applications.</w:t>
+      </w:r>
+    </w:p>
+    <w:p>
+      <w:pPr>
+        <w:numPr>
+          <w:ilvl w:val="0"/>
+          <w:numId w:val="1"/>
+        </w:numPr>
+        <w:spacing w:after="0" w:line="240" w:lineRule="auto"/>
+        <w:ind w:left="720" w:hanging="360"/>
+        <w:rPr>
+          <w:sz w:val="22"/>
+          <w:szCs w:val="22"/>
+          <w:u w:val="none"/>
+        </w:rPr>
+      </w:pPr>
+      <w:r>
+        <w:rPr>
+          <w:rFonts w:ascii="Calibri" w:cs="Calibri" w:eastAsia="Calibri" w:hAnsi="Calibri"/>
+          <w:sz w:val="22"/>
+          <w:szCs w:val="22"/>
+          <w:rtl w:val="0"/>
+        </w:rPr>
         <w:t xml:space="preserve">Design and build reusable, accessible, and themeable UI components using </w:t>
       </w:r>
       <w:r>
@@ -3613,6 +3824,11 @@
         </w:rPr>
         <w:t xml:space="preserve"> to optimize rendering performance.</w:t>
       </w:r>
+      <w:r>
+        <w:rPr>
+          <w:rtl w:val="0"/>
+        </w:rPr>
+      </w:r>
     </w:p>
     <w:p>
       <w:pPr>
@@ -3656,6 +3872,11 @@
         </w:rPr>
         <w:t xml:space="preserve"> within the App Directory to handle backend interactions seamlessly.</w:t>
       </w:r>
+      <w:r>
+        <w:rPr>
+          <w:rtl w:val="0"/>
+        </w:rPr>
+      </w:r>
     </w:p>
     <w:p>
       <w:pPr>
@@ -3699,6 +3920,11 @@
         </w:rPr>
         <w:t xml:space="preserve">, nested layouts, and parallel routes for complex UI flows.</w:t>
       </w:r>
+      <w:r>
+        <w:rPr>
+          <w:rtl w:val="0"/>
+        </w:rPr>
+      </w:r>
     </w:p>
     <w:p>
       <w:pPr>
@@ -3943,36 +4169,7 @@
           <w:szCs w:val="22"/>
           <w:rtl w:val="0"/>
         </w:rPr>
-        <w:t xml:space="preserve">Convert Figma designs into pixel-perfect, responsive components with a mobile-first approach.</w:t>
-      </w:r>
-      <w:r>
-        <w:rPr>
-          <w:rtl w:val="0"/>
-        </w:rPr>
-      </w:r>
-    </w:p>
-    <w:p>
-      <w:pPr>
-        <w:numPr>
-          <w:ilvl w:val="0"/>
-          <w:numId w:val="1"/>
-        </w:numPr>
-        <w:spacing w:after="0" w:line="240" w:lineRule="auto"/>
-        <w:ind w:left="720" w:hanging="360"/>
-        <w:rPr>
-          <w:sz w:val="22"/>
-          <w:szCs w:val="22"/>
-          <w:u w:val="none"/>
-        </w:rPr>
-      </w:pPr>
-      <w:r>
-        <w:rPr>
-          <w:rFonts w:ascii="Calibri" w:cs="Calibri" w:eastAsia="Calibri" w:hAnsi="Calibri"/>
-          <w:sz w:val="22"/>
-          <w:szCs w:val="22"/>
-          <w:rtl w:val="0"/>
-        </w:rPr>
-        <w:t xml:space="preserve">Collaborated in </w:t>
+        <w:t xml:space="preserve">Collaborating in </w:t>
       </w:r>
       <w:r>
         <w:rPr>
@@ -4004,85 +4201,6 @@
       <w:pPr>
         <w:spacing w:after="0" w:line="240" w:lineRule="auto"/>
         <w:ind w:left="720" w:firstLine="0"/>
-        <w:rPr>
-          <w:rFonts w:ascii="Calibri" w:cs="Calibri" w:eastAsia="Calibri" w:hAnsi="Calibri"/>
-          <w:sz w:val="22"/>
-          <w:szCs w:val="22"/>
-        </w:rPr>
-      </w:pPr>
-      <w:r>
-        <w:rPr>
-          <w:rtl w:val="0"/>
-        </w:rPr>
-      </w:r>
-    </w:p>
-    <w:p>
-      <w:pPr>
-        <w:spacing w:after="0" w:line="240" w:lineRule="auto"/>
-        <w:ind w:left="0" w:firstLine="0"/>
-        <w:rPr>
-          <w:rFonts w:ascii="Calibri" w:cs="Calibri" w:eastAsia="Calibri" w:hAnsi="Calibri"/>
-          <w:sz w:val="22"/>
-          <w:szCs w:val="22"/>
-        </w:rPr>
-      </w:pPr>
-      <w:r>
-        <w:rPr>
-          <w:rFonts w:ascii="Calibri" w:cs="Calibri" w:eastAsia="Calibri" w:hAnsi="Calibri"/>
-          <w:b w:val="1"/>
-          <w:bCs w:val="1"/>
-          <w:sz w:val="22"/>
-          <w:szCs w:val="22"/>
-          <w:rtl w:val="0"/>
-        </w:rPr>
-        <w:t xml:space="preserve">Skills:</w:t>
-      </w:r>
-      <w:r>
-        <w:rPr>
-          <w:rFonts w:ascii="Calibri" w:cs="Calibri" w:eastAsia="Calibri" w:hAnsi="Calibri"/>
-          <w:sz w:val="22"/>
-          <w:szCs w:val="22"/>
-          <w:rtl w:val="0"/>
-        </w:rPr>
-        <w:t xml:space="preserve"> Next.js, React.js, Shadcn, Tailwind CSS, Ag-Grid, Java Spring Boot, Micro Services, Service Bus.</w:t>
-      </w:r>
-    </w:p>
-    <w:p>
-      <w:pPr>
-        <w:spacing w:after="0" w:line="240" w:lineRule="auto"/>
-        <w:ind w:left="0" w:firstLine="0"/>
-        <w:rPr>
-          <w:rFonts w:ascii="Calibri" w:cs="Calibri" w:eastAsia="Calibri" w:hAnsi="Calibri"/>
-          <w:sz w:val="22"/>
-          <w:szCs w:val="22"/>
-        </w:rPr>
-      </w:pPr>
-      <w:r>
-        <w:rPr>
-          <w:rtl w:val="0"/>
-        </w:rPr>
-      </w:r>
-    </w:p>
-    <w:p>
-      <w:pPr>
-        <w:spacing w:after="0" w:line="240" w:lineRule="auto"/>
-        <w:ind w:left="0" w:firstLine="0"/>
-        <w:rPr>
-          <w:rFonts w:ascii="Calibri" w:cs="Calibri" w:eastAsia="Calibri" w:hAnsi="Calibri"/>
-          <w:sz w:val="22"/>
-          <w:szCs w:val="22"/>
-        </w:rPr>
-      </w:pPr>
-      <w:r>
-        <w:rPr>
-          <w:rtl w:val="0"/>
-        </w:rPr>
-      </w:r>
-    </w:p>
-    <w:p>
-      <w:pPr>
-        <w:spacing w:after="0" w:line="240" w:lineRule="auto"/>
-        <w:ind w:left="0" w:firstLine="0"/>
         <w:rPr>
           <w:rFonts w:ascii="Calibri" w:cs="Calibri" w:eastAsia="Calibri" w:hAnsi="Calibri"/>
           <w:sz w:val="22"/>
@@ -4112,46 +4230,122 @@
       </w:pPr>
       <w:r>
         <w:rPr>
-          <w:rtl w:val="0"/>
-        </w:rPr>
-      </w:r>
-    </w:p>
-    <w:p>
-      <w:pPr>
-        <w:spacing w:after="0" w:line="240" w:lineRule="auto"/>
-        <w:rPr>
-          <w:rFonts w:ascii="Calibri" w:cs="Calibri" w:eastAsia="Calibri" w:hAnsi="Calibri"/>
-          <w:sz w:val="22"/>
-          <w:szCs w:val="22"/>
-        </w:rPr>
-      </w:pPr>
-      <w:r>
-        <w:rPr>
-          <w:rtl w:val="0"/>
-        </w:rPr>
-      </w:r>
-    </w:p>
-    <w:p>
-      <w:pPr>
-        <w:spacing w:after="0" w:line="240" w:lineRule="auto"/>
-        <w:rPr>
-          <w:rFonts w:ascii="Calibri" w:cs="Calibri" w:eastAsia="Calibri" w:hAnsi="Calibri"/>
-          <w:b w:val="1"/>
-          <w:bCs w:val="1"/>
-          <w:sz w:val="22"/>
-          <w:szCs w:val="22"/>
-        </w:rPr>
-      </w:pPr>
-      <w:r>
-        <w:rPr>
-          <w:rFonts w:ascii="Calibri" w:cs="Calibri" w:eastAsia="Calibri" w:hAnsi="Calibri"/>
-          <w:b w:val="1"/>
-          <w:bCs w:val="1"/>
-          <w:sz w:val="22"/>
-          <w:szCs w:val="22"/>
-          <w:rtl w:val="0"/>
-        </w:rPr>
-        <w:t xml:space="preserve">Client: Moniepoint Inc, Lagos, Nigeria</w:t>
+          <w:rFonts w:ascii="Calibri" w:cs="Calibri" w:eastAsia="Calibri" w:hAnsi="Calibri"/>
+          <w:b w:val="1"/>
+          <w:bCs w:val="1"/>
+          <w:sz w:val="22"/>
+          <w:szCs w:val="22"/>
+          <w:rtl w:val="0"/>
+        </w:rPr>
+        <w:t xml:space="preserve">Skills:</w:t>
+      </w:r>
+      <w:r>
+        <w:rPr>
+          <w:rFonts w:ascii="Calibri" w:cs="Calibri" w:eastAsia="Calibri" w:hAnsi="Calibri"/>
+          <w:sz w:val="22"/>
+          <w:szCs w:val="22"/>
+          <w:rtl w:val="0"/>
+        </w:rPr>
+        <w:t xml:space="preserve"> Nextjs, </w:t>
+      </w:r>
+      <w:hyperlink r:id="rId7">
+        <w:r>
+          <w:rPr>
+            <w:rFonts w:ascii="Calibri" w:cs="Calibri" w:eastAsia="Calibri" w:hAnsi="Calibri"/>
+            <w:color w:val="1155cc"/>
+            <w:sz w:val="22"/>
+            <w:szCs w:val="22"/>
+            <w:u w:val="single"/>
+            <w:rtl w:val="0"/>
+          </w:rPr>
+          <w:t xml:space="preserve">React</w:t>
+        </w:r>
+      </w:hyperlink>
+      <w:r>
+        <w:rPr>
+          <w:rFonts w:ascii="Calibri" w:cs="Calibri" w:eastAsia="Calibri" w:hAnsi="Calibri"/>
+          <w:sz w:val="22"/>
+          <w:szCs w:val="22"/>
+          <w:rtl w:val="0"/>
+        </w:rPr>
+        <w:t xml:space="preserve">, </w:t>
+      </w:r>
+      <w:hyperlink r:id="rId8">
+        <w:r>
+          <w:rPr>
+            <w:rFonts w:ascii="Calibri" w:cs="Calibri" w:eastAsia="Calibri" w:hAnsi="Calibri"/>
+            <w:color w:val="1155cc"/>
+            <w:sz w:val="22"/>
+            <w:szCs w:val="22"/>
+            <w:u w:val="single"/>
+            <w:rtl w:val="0"/>
+          </w:rPr>
+          <w:t xml:space="preserve">Node.js</w:t>
+        </w:r>
+      </w:hyperlink>
+      <w:r>
+        <w:rPr>
+          <w:rFonts w:ascii="Calibri" w:cs="Calibri" w:eastAsia="Calibri" w:hAnsi="Calibri"/>
+          <w:sz w:val="22"/>
+          <w:szCs w:val="22"/>
+          <w:rtl w:val="0"/>
+        </w:rPr>
+        <w:t xml:space="preserve">, Cosmos DB,  Shadcn, Tailwind CSS, Ag-Grid, Java Spring Boot, Micro Services, Service Bus.</w:t>
+      </w:r>
+    </w:p>
+    <w:p>
+      <w:pPr>
+        <w:spacing w:after="0" w:line="240" w:lineRule="auto"/>
+        <w:rPr>
+          <w:rFonts w:ascii="Calibri" w:cs="Calibri" w:eastAsia="Calibri" w:hAnsi="Calibri"/>
+          <w:sz w:val="22"/>
+          <w:szCs w:val="22"/>
+        </w:rPr>
+      </w:pPr>
+      <w:r>
+        <w:rPr>
+          <w:rtl w:val="0"/>
+        </w:rPr>
+      </w:r>
+    </w:p>
+    <w:p>
+      <w:pPr>
+        <w:spacing w:after="0" w:line="240" w:lineRule="auto"/>
+        <w:rPr>
+          <w:rFonts w:ascii="Calibri" w:cs="Calibri" w:eastAsia="Calibri" w:hAnsi="Calibri"/>
+          <w:b w:val="1"/>
+          <w:bCs w:val="1"/>
+          <w:sz w:val="22"/>
+          <w:szCs w:val="22"/>
+        </w:rPr>
+      </w:pPr>
+      <w:r>
+        <w:rPr>
+          <w:rtl w:val="0"/>
+        </w:rPr>
+      </w:r>
+    </w:p>
+    <w:p>
+      <w:pPr>
+        <w:spacing w:after="0" w:line="240" w:lineRule="auto"/>
+        <w:rPr>
+          <w:rFonts w:ascii="Calibri" w:cs="Calibri" w:eastAsia="Calibri" w:hAnsi="Calibri"/>
+          <w:b w:val="1"/>
+          <w:bCs w:val="1"/>
+          <w:sz w:val="22"/>
+          <w:szCs w:val="22"/>
+        </w:rPr>
+      </w:pPr>
+      <w:r>
+        <w:rPr>
+          <w:rFonts w:ascii="Calibri" w:cs="Calibri" w:eastAsia="Calibri" w:hAnsi="Calibri"/>
+          <w:b w:val="1"/>
+          <w:bCs w:val="1"/>
+          <w:sz w:val="22"/>
+          <w:szCs w:val="22"/>
+          <w:rtl w:val="0"/>
+        </w:rPr>
+        <w:t xml:space="preserve">Client: Moniepoint Inc (Remote, India)</w:t>
         <w:tab/>
         <w:tab/>
         <w:tab/>
@@ -4181,30 +4375,7 @@
           <w:szCs w:val="22"/>
           <w:rtl w:val="0"/>
         </w:rPr>
-        <w:t xml:space="preserve">Senior Front-end Lead / Developer (React)</w:t>
-      </w:r>
-    </w:p>
-    <w:p>
-      <w:pPr>
-        <w:spacing w:after="0" w:line="240" w:lineRule="auto"/>
-        <w:rPr>
-          <w:rFonts w:ascii="Calibri" w:cs="Calibri" w:eastAsia="Calibri" w:hAnsi="Calibri"/>
-          <w:b w:val="1"/>
-          <w:bCs w:val="1"/>
-          <w:sz w:val="22"/>
-          <w:szCs w:val="22"/>
-        </w:rPr>
-      </w:pPr>
-      <w:r>
-        <w:rPr>
-          <w:rFonts w:ascii="Calibri" w:cs="Calibri" w:eastAsia="Calibri" w:hAnsi="Calibri"/>
-          <w:b w:val="1"/>
-          <w:bCs w:val="1"/>
-          <w:sz w:val="22"/>
-          <w:szCs w:val="22"/>
-          <w:rtl w:val="0"/>
-        </w:rPr>
-        <w:t xml:space="preserve">Title: Settlement, Reconciliation and Accounting Tools                                                                                                                    </w:t>
+        <w:t xml:space="preserve">Senior Front-end Lead / Developer (React)                                                                                                                  </w:t>
       </w:r>
     </w:p>
     <w:p>
@@ -4229,30 +4400,6 @@
           <w:rtl w:val="0"/>
         </w:rPr>
         <w:t xml:space="preserve">Domain: Financial Banking</w:t>
-      </w:r>
-    </w:p>
-    <w:p>
-      <w:pPr>
-        <w:spacing w:after="0" w:line="240" w:lineRule="auto"/>
-        <w:jc w:val="both"/>
-        <w:rPr>
-          <w:rFonts w:ascii="Calibri" w:cs="Calibri" w:eastAsia="Calibri" w:hAnsi="Calibri"/>
-          <w:b w:val="1"/>
-          <w:bCs w:val="1"/>
-          <w:sz w:val="22"/>
-          <w:szCs w:val="22"/>
-        </w:rPr>
-      </w:pPr>
-      <w:r>
-        <w:rPr>
-          <w:rFonts w:ascii="Calibri" w:cs="Calibri" w:eastAsia="Calibri" w:hAnsi="Calibri"/>
-          <w:b w:val="1"/>
-          <w:bCs w:val="1"/>
-          <w:sz w:val="22"/>
-          <w:szCs w:val="22"/>
-          <w:rtl w:val="0"/>
-        </w:rPr>
-        <w:t xml:space="preserve">Location: Wilmington, Delaware, USA (Remote)</w:t>
       </w:r>
     </w:p>
     <w:p>
@@ -4373,22 +4520,51 @@
       <w:r>
         <w:rPr>
           <w:rFonts w:ascii="Calibri" w:cs="Calibri" w:eastAsia="Calibri" w:hAnsi="Calibri"/>
-          <w:b w:val="1"/>
-          <w:bCs w:val="1"/>
-          <w:sz w:val="22"/>
-          <w:szCs w:val="22"/>
-          <w:rtl w:val="0"/>
-        </w:rPr>
-        <w:t xml:space="preserve">Lead frontend development</w:t>
-      </w:r>
-      <w:r>
-        <w:rPr>
-          <w:rFonts w:ascii="Calibri" w:cs="Calibri" w:eastAsia="Calibri" w:hAnsi="Calibri"/>
-          <w:sz w:val="22"/>
-          <w:szCs w:val="22"/>
-          <w:rtl w:val="0"/>
-        </w:rPr>
-        <w:t xml:space="preserve"> for a reconciliation application, ensuring the platform provides a seamless, user-friendly interface for managing financial transaction data.</w:t>
+          <w:sz w:val="22"/>
+          <w:szCs w:val="22"/>
+          <w:rtl w:val="0"/>
+        </w:rPr>
+        <w:t xml:space="preserve">Led frontend development for </w:t>
+      </w:r>
+      <w:r>
+        <w:rPr>
+          <w:rFonts w:ascii="Calibri" w:cs="Calibri" w:eastAsia="Calibri" w:hAnsi="Calibri"/>
+          <w:b w:val="1"/>
+          <w:bCs w:val="1"/>
+          <w:sz w:val="22"/>
+          <w:szCs w:val="22"/>
+          <w:rtl w:val="0"/>
+        </w:rPr>
+        <w:t xml:space="preserve">two projects</w:t>
+      </w:r>
+      <w:r>
+        <w:rPr>
+          <w:rFonts w:ascii="Calibri" w:cs="Calibri" w:eastAsia="Calibri" w:hAnsi="Calibri"/>
+          <w:sz w:val="22"/>
+          <w:szCs w:val="22"/>
+          <w:rtl w:val="0"/>
+        </w:rPr>
+        <w:t xml:space="preserve">: a React/Next.js reconciliation app and an </w:t>
+      </w:r>
+      <w:r>
+        <w:rPr>
+          <w:rFonts w:ascii="Calibri" w:cs="Calibri" w:eastAsia="Calibri" w:hAnsi="Calibri"/>
+          <w:b w:val="1"/>
+          <w:bCs w:val="1"/>
+          <w:sz w:val="22"/>
+          <w:szCs w:val="22"/>
+          <w:rtl w:val="0"/>
+        </w:rPr>
+        <w:t xml:space="preserve">Angular-based POS application</w:t>
+      </w:r>
+      <w:r>
+        <w:rPr>
+          <w:rFonts w:ascii="Calibri" w:cs="Calibri" w:eastAsia="Calibri" w:hAnsi="Calibri"/>
+          <w:sz w:val="22"/>
+          <w:szCs w:val="22"/>
+          <w:rtl w:val="0"/>
+        </w:rPr>
+        <w:t xml:space="preserve">.</w:t>
       </w:r>
       <w:r>
         <w:rPr>
@@ -4423,7 +4599,87 @@
           <w:szCs w:val="22"/>
           <w:rtl w:val="0"/>
         </w:rPr>
-        <w:t xml:space="preserve">Analyze the existing Angular project and plan the migration strategy to React and Nextjs.</w:t>
+        <w:t xml:space="preserve">Designed and implemented </w:t>
+      </w:r>
+      <w:r>
+        <w:rPr>
+          <w:rFonts w:ascii="Calibri" w:cs="Calibri" w:eastAsia="Calibri" w:hAnsi="Calibri"/>
+          <w:b w:val="1"/>
+          <w:bCs w:val="1"/>
+          <w:sz w:val="22"/>
+          <w:szCs w:val="22"/>
+          <w:rtl w:val="0"/>
+        </w:rPr>
+        <w:t xml:space="preserve">reusable, responsive components</w:t>
+      </w:r>
+      <w:r>
+        <w:rPr>
+          <w:rFonts w:ascii="Calibri" w:cs="Calibri" w:eastAsia="Calibri" w:hAnsi="Calibri"/>
+          <w:sz w:val="22"/>
+          <w:szCs w:val="22"/>
+          <w:rtl w:val="0"/>
+        </w:rPr>
+        <w:t xml:space="preserve"> such as transaction tables, filters, and search features using </w:t>
+      </w:r>
+      <w:r>
+        <w:rPr>
+          <w:rFonts w:ascii="Calibri" w:cs="Calibri" w:eastAsia="Calibri" w:hAnsi="Calibri"/>
+          <w:b w:val="1"/>
+          <w:bCs w:val="1"/>
+          <w:sz w:val="22"/>
+          <w:szCs w:val="22"/>
+          <w:rtl w:val="0"/>
+        </w:rPr>
+        <w:t xml:space="preserve">React Hooks</w:t>
+      </w:r>
+      <w:r>
+        <w:rPr>
+          <w:rFonts w:ascii="Calibri" w:cs="Calibri" w:eastAsia="Calibri" w:hAnsi="Calibri"/>
+          <w:sz w:val="22"/>
+          <w:szCs w:val="22"/>
+          <w:rtl w:val="0"/>
+        </w:rPr>
+        <w:t xml:space="preserve">, </w:t>
+      </w:r>
+      <w:r>
+        <w:rPr>
+          <w:rFonts w:ascii="Calibri" w:cs="Calibri" w:eastAsia="Calibri" w:hAnsi="Calibri"/>
+          <w:b w:val="1"/>
+          <w:bCs w:val="1"/>
+          <w:sz w:val="22"/>
+          <w:szCs w:val="22"/>
+          <w:rtl w:val="0"/>
+        </w:rPr>
+        <w:t xml:space="preserve">Ant Design</w:t>
+      </w:r>
+      <w:r>
+        <w:rPr>
+          <w:rFonts w:ascii="Calibri" w:cs="Calibri" w:eastAsia="Calibri" w:hAnsi="Calibri"/>
+          <w:sz w:val="22"/>
+          <w:szCs w:val="22"/>
+          <w:rtl w:val="0"/>
+        </w:rPr>
+        <w:t xml:space="preserve">, and </w:t>
+      </w:r>
+      <w:r>
+        <w:rPr>
+          <w:rFonts w:ascii="Calibri" w:cs="Calibri" w:eastAsia="Calibri" w:hAnsi="Calibri"/>
+          <w:b w:val="1"/>
+          <w:bCs w:val="1"/>
+          <w:sz w:val="22"/>
+          <w:szCs w:val="22"/>
+          <w:rtl w:val="0"/>
+        </w:rPr>
+        <w:t xml:space="preserve">Tailwind CSS</w:t>
+      </w:r>
+      <w:r>
+        <w:rPr>
+          <w:rFonts w:ascii="Calibri" w:cs="Calibri" w:eastAsia="Calibri" w:hAnsi="Calibri"/>
+          <w:sz w:val="22"/>
+          <w:szCs w:val="22"/>
+          <w:rtl w:val="0"/>
+        </w:rPr>
+        <w:t xml:space="preserve">.</w:t>
       </w:r>
       <w:r>
         <w:rPr>
@@ -4458,47 +4714,7 @@
           <w:szCs w:val="22"/>
           <w:rtl w:val="0"/>
         </w:rPr>
-        <w:t xml:space="preserve">Used </w:t>
-      </w:r>
-      <w:r>
-        <w:rPr>
-          <w:rFonts w:ascii="Calibri" w:cs="Calibri" w:eastAsia="Calibri" w:hAnsi="Calibri"/>
-          <w:b w:val="1"/>
-          <w:bCs w:val="1"/>
-          <w:sz w:val="22"/>
-          <w:szCs w:val="22"/>
-          <w:rtl w:val="0"/>
-        </w:rPr>
-        <w:t xml:space="preserve">Next.js, React.js</w:t>
-      </w:r>
-      <w:r>
-        <w:rPr>
-          <w:rFonts w:ascii="Calibri" w:cs="Calibri" w:eastAsia="Calibri" w:hAnsi="Calibri"/>
-          <w:sz w:val="22"/>
-          <w:szCs w:val="22"/>
-          <w:rtl w:val="0"/>
-        </w:rPr>
-        <w:t xml:space="preserve">, </w:t>
-      </w:r>
-      <w:r>
-        <w:rPr>
-          <w:rFonts w:ascii="Calibri" w:cs="Calibri" w:eastAsia="Calibri" w:hAnsi="Calibri"/>
-          <w:b w:val="1"/>
-          <w:bCs w:val="1"/>
-          <w:sz w:val="22"/>
-          <w:szCs w:val="22"/>
-          <w:rtl w:val="0"/>
-        </w:rPr>
-        <w:t xml:space="preserve">Ant Design (Antd) and Tailwind CSS </w:t>
-      </w:r>
-      <w:r>
-        <w:rPr>
-          <w:rFonts w:ascii="Calibri" w:cs="Calibri" w:eastAsia="Calibri" w:hAnsi="Calibri"/>
-          <w:sz w:val="22"/>
-          <w:szCs w:val="22"/>
-          <w:rtl w:val="0"/>
-        </w:rPr>
-        <w:t xml:space="preserve"> to design and implement dynamic, responsive UIs for viewing and reconciling banking transactions.</w:t>
+        <w:t xml:space="preserve">Implemented migration using Micro-frontend architecture.</w:t>
       </w:r>
       <w:r>
         <w:rPr>
@@ -4533,7 +4749,47 @@
           <w:szCs w:val="22"/>
           <w:rtl w:val="0"/>
         </w:rPr>
-        <w:t xml:space="preserve">Implemented migration using Micro-frontend architecture.</w:t>
+        <w:t xml:space="preserve">Developed </w:t>
+      </w:r>
+      <w:r>
+        <w:rPr>
+          <w:rFonts w:ascii="Calibri" w:cs="Calibri" w:eastAsia="Calibri" w:hAnsi="Calibri"/>
+          <w:b w:val="1"/>
+          <w:bCs w:val="1"/>
+          <w:sz w:val="22"/>
+          <w:szCs w:val="22"/>
+          <w:rtl w:val="0"/>
+        </w:rPr>
+        <w:t xml:space="preserve">Reusable Components</w:t>
+      </w:r>
+      <w:r>
+        <w:rPr>
+          <w:rFonts w:ascii="Calibri" w:cs="Calibri" w:eastAsia="Calibri" w:hAnsi="Calibri"/>
+          <w:sz w:val="22"/>
+          <w:szCs w:val="22"/>
+          <w:rtl w:val="0"/>
+        </w:rPr>
+        <w:t xml:space="preserve"> such as transaction tables, filters, and search features using React Hooks and leveraging </w:t>
+      </w:r>
+      <w:r>
+        <w:rPr>
+          <w:rFonts w:ascii="Calibri" w:cs="Calibri" w:eastAsia="Calibri" w:hAnsi="Calibri"/>
+          <w:b w:val="1"/>
+          <w:bCs w:val="1"/>
+          <w:sz w:val="22"/>
+          <w:szCs w:val="22"/>
+          <w:rtl w:val="0"/>
+        </w:rPr>
+        <w:t xml:space="preserve">Antd</w:t>
+      </w:r>
+      <w:r>
+        <w:rPr>
+          <w:rFonts w:ascii="Calibri" w:cs="Calibri" w:eastAsia="Calibri" w:hAnsi="Calibri"/>
+          <w:sz w:val="22"/>
+          <w:szCs w:val="22"/>
+          <w:rtl w:val="0"/>
+        </w:rPr>
+        <w:t xml:space="preserve">'s table and form components for optimized functionality .</w:t>
       </w:r>
       <w:r>
         <w:rPr>
@@ -4568,47 +4824,67 @@
           <w:szCs w:val="22"/>
           <w:rtl w:val="0"/>
         </w:rPr>
-        <w:t xml:space="preserve">Developed </w:t>
-      </w:r>
-      <w:r>
-        <w:rPr>
-          <w:rFonts w:ascii="Calibri" w:cs="Calibri" w:eastAsia="Calibri" w:hAnsi="Calibri"/>
-          <w:b w:val="1"/>
-          <w:bCs w:val="1"/>
-          <w:sz w:val="22"/>
-          <w:szCs w:val="22"/>
-          <w:rtl w:val="0"/>
-        </w:rPr>
-        <w:t xml:space="preserve">Reusable Components</w:t>
-      </w:r>
-      <w:r>
-        <w:rPr>
-          <w:rFonts w:ascii="Calibri" w:cs="Calibri" w:eastAsia="Calibri" w:hAnsi="Calibri"/>
-          <w:sz w:val="22"/>
-          <w:szCs w:val="22"/>
-          <w:rtl w:val="0"/>
-        </w:rPr>
-        <w:t xml:space="preserve"> such as transaction tables, filters, and search features using React Hooks and leveraging </w:t>
-      </w:r>
-      <w:r>
-        <w:rPr>
-          <w:rFonts w:ascii="Calibri" w:cs="Calibri" w:eastAsia="Calibri" w:hAnsi="Calibri"/>
-          <w:b w:val="1"/>
-          <w:bCs w:val="1"/>
-          <w:sz w:val="22"/>
-          <w:szCs w:val="22"/>
-          <w:rtl w:val="0"/>
-        </w:rPr>
-        <w:t xml:space="preserve">Antd</w:t>
-      </w:r>
-      <w:r>
-        <w:rPr>
-          <w:rFonts w:ascii="Calibri" w:cs="Calibri" w:eastAsia="Calibri" w:hAnsi="Calibri"/>
-          <w:sz w:val="22"/>
-          <w:szCs w:val="22"/>
-          <w:rtl w:val="0"/>
-        </w:rPr>
-        <w:t xml:space="preserve">'s table and form components for optimized functionality .</w:t>
+        <w:t xml:space="preserve">Implemented </w:t>
+      </w:r>
+      <w:r>
+        <w:rPr>
+          <w:rFonts w:ascii="Calibri" w:cs="Calibri" w:eastAsia="Calibri" w:hAnsi="Calibri"/>
+          <w:b w:val="1"/>
+          <w:bCs w:val="1"/>
+          <w:sz w:val="22"/>
+          <w:szCs w:val="22"/>
+          <w:rtl w:val="0"/>
+        </w:rPr>
+        <w:t xml:space="preserve">state management</w:t>
+      </w:r>
+      <w:r>
+        <w:rPr>
+          <w:rFonts w:ascii="Calibri" w:cs="Calibri" w:eastAsia="Calibri" w:hAnsi="Calibri"/>
+          <w:sz w:val="22"/>
+          <w:szCs w:val="22"/>
+          <w:rtl w:val="0"/>
+        </w:rPr>
+        <w:t xml:space="preserve"> with </w:t>
+      </w:r>
+      <w:r>
+        <w:rPr>
+          <w:rFonts w:ascii="Calibri" w:cs="Calibri" w:eastAsia="Calibri" w:hAnsi="Calibri"/>
+          <w:b w:val="1"/>
+          <w:bCs w:val="1"/>
+          <w:sz w:val="22"/>
+          <w:szCs w:val="22"/>
+          <w:rtl w:val="0"/>
+        </w:rPr>
+        <w:t xml:space="preserve">React Context</w:t>
+      </w:r>
+      <w:r>
+        <w:rPr>
+          <w:rFonts w:ascii="Calibri" w:cs="Calibri" w:eastAsia="Calibri" w:hAnsi="Calibri"/>
+          <w:sz w:val="22"/>
+          <w:szCs w:val="22"/>
+          <w:rtl w:val="0"/>
+        </w:rPr>
+        <w:t xml:space="preserve"> and </w:t>
+      </w:r>
+      <w:r>
+        <w:rPr>
+          <w:rFonts w:ascii="Calibri" w:cs="Calibri" w:eastAsia="Calibri" w:hAnsi="Calibri"/>
+          <w:b w:val="1"/>
+          <w:bCs w:val="1"/>
+          <w:sz w:val="22"/>
+          <w:szCs w:val="22"/>
+          <w:rtl w:val="0"/>
+        </w:rPr>
+        <w:t xml:space="preserve">Redux</w:t>
+      </w:r>
+      <w:r>
+        <w:rPr>
+          <w:rFonts w:ascii="Calibri" w:cs="Calibri" w:eastAsia="Calibri" w:hAnsi="Calibri"/>
+          <w:sz w:val="22"/>
+          <w:szCs w:val="22"/>
+          <w:rtl w:val="0"/>
+        </w:rPr>
+        <w:t xml:space="preserve"> to handle complex financial states and transaction reconciliation workflows across multiple pages.</w:t>
       </w:r>
       <w:r>
         <w:rPr>
@@ -4634,76 +4910,37 @@
         <w:rPr>
           <w:sz w:val="22"/>
           <w:szCs w:val="22"/>
-        </w:rPr>
-      </w:pPr>
-      <w:r>
-        <w:rPr>
-          <w:rFonts w:ascii="Calibri" w:cs="Calibri" w:eastAsia="Calibri" w:hAnsi="Calibri"/>
-          <w:sz w:val="22"/>
-          <w:szCs w:val="22"/>
-          <w:rtl w:val="0"/>
-        </w:rPr>
-        <w:t xml:space="preserve">Implemented </w:t>
-      </w:r>
-      <w:r>
-        <w:rPr>
-          <w:rFonts w:ascii="Calibri" w:cs="Calibri" w:eastAsia="Calibri" w:hAnsi="Calibri"/>
-          <w:b w:val="1"/>
-          <w:bCs w:val="1"/>
-          <w:sz w:val="22"/>
-          <w:szCs w:val="22"/>
-          <w:rtl w:val="0"/>
-        </w:rPr>
-        <w:t xml:space="preserve">state management</w:t>
-      </w:r>
-      <w:r>
-        <w:rPr>
-          <w:rFonts w:ascii="Calibri" w:cs="Calibri" w:eastAsia="Calibri" w:hAnsi="Calibri"/>
-          <w:sz w:val="22"/>
-          <w:szCs w:val="22"/>
-          <w:rtl w:val="0"/>
-        </w:rPr>
-        <w:t xml:space="preserve"> with </w:t>
-      </w:r>
-      <w:r>
-        <w:rPr>
-          <w:rFonts w:ascii="Calibri" w:cs="Calibri" w:eastAsia="Calibri" w:hAnsi="Calibri"/>
-          <w:b w:val="1"/>
-          <w:bCs w:val="1"/>
-          <w:sz w:val="22"/>
-          <w:szCs w:val="22"/>
-          <w:rtl w:val="0"/>
-        </w:rPr>
-        <w:t xml:space="preserve">React Context</w:t>
-      </w:r>
-      <w:r>
-        <w:rPr>
-          <w:rFonts w:ascii="Calibri" w:cs="Calibri" w:eastAsia="Calibri" w:hAnsi="Calibri"/>
-          <w:sz w:val="22"/>
-          <w:szCs w:val="22"/>
-          <w:rtl w:val="0"/>
-        </w:rPr>
-        <w:t xml:space="preserve"> and </w:t>
-      </w:r>
-      <w:r>
-        <w:rPr>
-          <w:rFonts w:ascii="Calibri" w:cs="Calibri" w:eastAsia="Calibri" w:hAnsi="Calibri"/>
-          <w:b w:val="1"/>
-          <w:bCs w:val="1"/>
-          <w:sz w:val="22"/>
-          <w:szCs w:val="22"/>
-          <w:rtl w:val="0"/>
-        </w:rPr>
-        <w:t xml:space="preserve">Redux</w:t>
-      </w:r>
-      <w:r>
-        <w:rPr>
-          <w:rFonts w:ascii="Calibri" w:cs="Calibri" w:eastAsia="Calibri" w:hAnsi="Calibri"/>
-          <w:sz w:val="22"/>
-          <w:szCs w:val="22"/>
-          <w:rtl w:val="0"/>
-        </w:rPr>
-        <w:t xml:space="preserve"> to handle complex financial states and transaction reconciliation workflows across multiple pages.</w:t>
+          <w:u w:val="none"/>
+        </w:rPr>
+      </w:pPr>
+      <w:r>
+        <w:rPr>
+          <w:rFonts w:ascii="Calibri" w:cs="Calibri" w:eastAsia="Calibri" w:hAnsi="Calibri"/>
+          <w:sz w:val="22"/>
+          <w:szCs w:val="22"/>
+          <w:rtl w:val="0"/>
+        </w:rPr>
+        <w:t xml:space="preserve">Developed </w:t>
+      </w:r>
+      <w:r>
+        <w:rPr>
+          <w:rFonts w:ascii="Calibri" w:cs="Calibri" w:eastAsia="Calibri" w:hAnsi="Calibri"/>
+          <w:b w:val="1"/>
+          <w:bCs w:val="1"/>
+          <w:sz w:val="22"/>
+          <w:szCs w:val="22"/>
+          <w:rtl w:val="0"/>
+        </w:rPr>
+        <w:t xml:space="preserve">Node.js serverless functions with AWS Lambda</w:t>
+      </w:r>
+      <w:r>
+        <w:rPr>
+          <w:rFonts w:ascii="Calibri" w:cs="Calibri" w:eastAsia="Calibri" w:hAnsi="Calibri"/>
+          <w:sz w:val="22"/>
+          <w:szCs w:val="22"/>
+          <w:rtl w:val="0"/>
+        </w:rPr>
+        <w:t xml:space="preserve"> for backend transaction processing and API orchestration.</w:t>
       </w:r>
       <w:r>
         <w:rPr>
@@ -4734,42 +4971,53 @@
       <w:r>
         <w:rPr>
           <w:rFonts w:ascii="Calibri" w:cs="Calibri" w:eastAsia="Calibri" w:hAnsi="Calibri"/>
-          <w:sz w:val="22"/>
-          <w:szCs w:val="22"/>
-          <w:rtl w:val="0"/>
-        </w:rPr>
-        <w:t xml:space="preserve">Write and maintain </w:t>
-      </w:r>
-      <w:r>
-        <w:rPr>
-          <w:rFonts w:ascii="Calibri" w:cs="Calibri" w:eastAsia="Calibri" w:hAnsi="Calibri"/>
-          <w:b w:val="1"/>
-          <w:bCs w:val="1"/>
-          <w:sz w:val="22"/>
-          <w:szCs w:val="22"/>
-          <w:rtl w:val="0"/>
-        </w:rPr>
-        <w:t xml:space="preserve">Testing </w:t>
-      </w:r>
-      <w:r>
-        <w:rPr>
-          <w:rFonts w:ascii="Calibri" w:cs="Calibri" w:eastAsia="Calibri" w:hAnsi="Calibri"/>
-          <w:sz w:val="22"/>
-          <w:szCs w:val="22"/>
-          <w:rtl w:val="0"/>
-        </w:rPr>
-        <w:t xml:space="preserve">with </w:t>
-      </w:r>
-      <w:r>
-        <w:rPr>
-          <w:rFonts w:ascii="Calibri" w:cs="Calibri" w:eastAsia="Calibri" w:hAnsi="Calibri"/>
-          <w:b w:val="1"/>
-          <w:bCs w:val="1"/>
-          <w:sz w:val="22"/>
-          <w:szCs w:val="22"/>
-          <w:rtl w:val="0"/>
-        </w:rPr>
-        <w:t xml:space="preserve">Jest</w:t>
+          <w:b w:val="1"/>
+          <w:bCs w:val="1"/>
+          <w:sz w:val="22"/>
+          <w:szCs w:val="22"/>
+          <w:rtl w:val="0"/>
+        </w:rPr>
+        <w:t xml:space="preserve">Optimized performance</w:t>
+      </w:r>
+      <w:r>
+        <w:rPr>
+          <w:rFonts w:ascii="Calibri" w:cs="Calibri" w:eastAsia="Calibri" w:hAnsi="Calibri"/>
+          <w:sz w:val="22"/>
+          <w:szCs w:val="22"/>
+          <w:rtl w:val="0"/>
+        </w:rPr>
+        <w:t xml:space="preserve"> by ensuring efficient rendering of large data sets, applying techniques like </w:t>
+      </w:r>
+      <w:r>
+        <w:rPr>
+          <w:rFonts w:ascii="Calibri" w:cs="Calibri" w:eastAsia="Calibri" w:hAnsi="Calibri"/>
+          <w:b w:val="1"/>
+          <w:bCs w:val="1"/>
+          <w:sz w:val="22"/>
+          <w:szCs w:val="22"/>
+          <w:rtl w:val="0"/>
+        </w:rPr>
+        <w:t xml:space="preserve">React</w:t>
+      </w:r>
+      <w:r>
+        <w:rPr>
+          <w:rFonts w:ascii="Calibri" w:cs="Calibri" w:eastAsia="Calibri" w:hAnsi="Calibri"/>
+          <w:sz w:val="22"/>
+          <w:szCs w:val="22"/>
+          <w:rtl w:val="0"/>
+        </w:rPr>
+        <w:t xml:space="preserve"> </w:t>
+      </w:r>
+      <w:r>
+        <w:rPr>
+          <w:rFonts w:ascii="Calibri" w:cs="Calibri" w:eastAsia="Calibri" w:hAnsi="Calibri"/>
+          <w:b w:val="1"/>
+          <w:bCs w:val="1"/>
+          <w:sz w:val="22"/>
+          <w:szCs w:val="22"/>
+          <w:rtl w:val="0"/>
+        </w:rPr>
+        <w:t xml:space="preserve">lazy loading</w:t>
       </w:r>
       <w:r>
         <w:rPr>
@@ -4789,16 +5037,36 @@
           <w:szCs w:val="22"/>
           <w:rtl w:val="0"/>
         </w:rPr>
-        <w:t xml:space="preserve">React Testing Library and Playwright</w:t>
-      </w:r>
-      <w:r>
-        <w:rPr>
-          <w:rFonts w:ascii="Calibri" w:cs="Calibri" w:eastAsia="Calibri" w:hAnsi="Calibri"/>
-          <w:sz w:val="22"/>
-          <w:szCs w:val="22"/>
-          <w:rtl w:val="0"/>
-        </w:rPr>
-        <w:t xml:space="preserve">.</w:t>
+        <w:t xml:space="preserve">pagination</w:t>
+      </w:r>
+      <w:r>
+        <w:rPr>
+          <w:rFonts w:ascii="Calibri" w:cs="Calibri" w:eastAsia="Calibri" w:hAnsi="Calibri"/>
+          <w:sz w:val="22"/>
+          <w:szCs w:val="22"/>
+          <w:rtl w:val="0"/>
+        </w:rPr>
+        <w:t xml:space="preserve">, and </w:t>
+      </w:r>
+      <w:r>
+        <w:rPr>
+          <w:rFonts w:ascii="Calibri" w:cs="Calibri" w:eastAsia="Calibri" w:hAnsi="Calibri"/>
+          <w:b w:val="1"/>
+          <w:bCs w:val="1"/>
+          <w:sz w:val="22"/>
+          <w:szCs w:val="22"/>
+          <w:rtl w:val="0"/>
+        </w:rPr>
+        <w:t xml:space="preserve">virtualized lists</w:t>
+      </w:r>
+      <w:r>
+        <w:rPr>
+          <w:rFonts w:ascii="Calibri" w:cs="Calibri" w:eastAsia="Calibri" w:hAnsi="Calibri"/>
+          <w:sz w:val="22"/>
+          <w:szCs w:val="22"/>
+          <w:rtl w:val="0"/>
+        </w:rPr>
+        <w:t xml:space="preserve"> to display reconciliation results without impacting application performance.</w:t>
       </w:r>
       <w:r>
         <w:rPr>
@@ -4824,49 +5092,66 @@
         <w:rPr>
           <w:sz w:val="22"/>
           <w:szCs w:val="22"/>
-        </w:rPr>
-      </w:pPr>
-      <w:r>
-        <w:rPr>
-          <w:rFonts w:ascii="Calibri" w:cs="Calibri" w:eastAsia="Calibri" w:hAnsi="Calibri"/>
-          <w:sz w:val="22"/>
-          <w:szCs w:val="22"/>
-          <w:rtl w:val="0"/>
-        </w:rPr>
-        <w:t xml:space="preserve">Collaborated with backend developers to integrate reconciliation-specific </w:t>
-      </w:r>
-      <w:r>
-        <w:rPr>
-          <w:rFonts w:ascii="Calibri" w:cs="Calibri" w:eastAsia="Calibri" w:hAnsi="Calibri"/>
-          <w:b w:val="1"/>
-          <w:bCs w:val="1"/>
-          <w:sz w:val="22"/>
-          <w:szCs w:val="22"/>
-          <w:rtl w:val="0"/>
-        </w:rPr>
-        <w:t xml:space="preserve">Java</w:t>
-      </w:r>
-      <w:r>
-        <w:rPr>
-          <w:rFonts w:ascii="Calibri" w:cs="Calibri" w:eastAsia="Calibri" w:hAnsi="Calibri"/>
-          <w:sz w:val="22"/>
-          <w:szCs w:val="22"/>
-          <w:rtl w:val="0"/>
-        </w:rPr>
-        <w:t xml:space="preserve"> services, ensuring smooth communication between frontend and backend for processing large sets of transaction data.</w:t>
-      </w:r>
-      <w:r>
-        <w:rPr>
-          <w:rtl w:val="0"/>
-        </w:rPr>
-      </w:r>
-    </w:p>
-    <w:p>
-      <w:pPr>
-        <w:numPr>
-          <w:ilvl w:val="0"/>
-          <w:numId w:val="1"/>
-        </w:numPr>
+          <w:u w:val="none"/>
+        </w:rPr>
+      </w:pPr>
+      <w:r>
+        <w:rPr>
+          <w:rFonts w:ascii="Calibri" w:cs="Calibri" w:eastAsia="Calibri" w:hAnsi="Calibri"/>
+          <w:sz w:val="22"/>
+          <w:szCs w:val="22"/>
+          <w:rtl w:val="0"/>
+        </w:rPr>
+        <w:t xml:space="preserve">Implemented </w:t>
+      </w:r>
+      <w:r>
+        <w:rPr>
+          <w:rFonts w:ascii="Calibri" w:cs="Calibri" w:eastAsia="Calibri" w:hAnsi="Calibri"/>
+          <w:b w:val="1"/>
+          <w:bCs w:val="1"/>
+          <w:sz w:val="22"/>
+          <w:szCs w:val="22"/>
+          <w:rtl w:val="0"/>
+        </w:rPr>
+        <w:t xml:space="preserve">unit and integration testing</w:t>
+      </w:r>
+      <w:r>
+        <w:rPr>
+          <w:rFonts w:ascii="Calibri" w:cs="Calibri" w:eastAsia="Calibri" w:hAnsi="Calibri"/>
+          <w:sz w:val="22"/>
+          <w:szCs w:val="22"/>
+          <w:rtl w:val="0"/>
+        </w:rPr>
+        <w:t xml:space="preserve"> using </w:t>
+      </w:r>
+      <w:r>
+        <w:rPr>
+          <w:rFonts w:ascii="Calibri" w:cs="Calibri" w:eastAsia="Calibri" w:hAnsi="Calibri"/>
+          <w:b w:val="1"/>
+          <w:bCs w:val="1"/>
+          <w:sz w:val="22"/>
+          <w:szCs w:val="22"/>
+          <w:rtl w:val="0"/>
+        </w:rPr>
+        <w:t xml:space="preserve">Jest, React Testing Library (RTL), and end-to-end tests with Cypress</w:t>
+      </w:r>
+      <w:r>
+        <w:rPr>
+          <w:rFonts w:ascii="Calibri" w:cs="Calibri" w:eastAsia="Calibri" w:hAnsi="Calibri"/>
+          <w:sz w:val="22"/>
+          <w:szCs w:val="22"/>
+          <w:rtl w:val="0"/>
+        </w:rPr>
+        <w:t xml:space="preserve"> to ensure high-quality, reliable features.</w:t>
+      </w:r>
+      <w:r>
+        <w:rPr>
+          <w:rtl w:val="0"/>
+        </w:rPr>
+      </w:r>
+    </w:p>
+    <w:p>
+      <w:pPr>
         <w:pBdr>
           <w:top w:space="0" w:sz="0" w:val="nil"/>
           <w:left w:space="0" w:sz="0" w:val="nil"/>
@@ -4875,124 +5160,20 @@
           <w:between w:space="0" w:sz="0" w:val="nil"/>
         </w:pBdr>
         <w:spacing w:after="0" w:line="240" w:lineRule="auto"/>
-        <w:ind w:left="720" w:hanging="360"/>
-        <w:rPr>
-          <w:sz w:val="22"/>
-          <w:szCs w:val="22"/>
-        </w:rPr>
-      </w:pPr>
-      <w:r>
-        <w:rPr>
-          <w:rFonts w:ascii="Calibri" w:cs="Calibri" w:eastAsia="Calibri" w:hAnsi="Calibri"/>
-          <w:b w:val="1"/>
-          <w:bCs w:val="1"/>
-          <w:sz w:val="22"/>
-          <w:szCs w:val="22"/>
-          <w:rtl w:val="0"/>
-        </w:rPr>
-        <w:t xml:space="preserve">Optimized performance</w:t>
-      </w:r>
-      <w:r>
-        <w:rPr>
-          <w:rFonts w:ascii="Calibri" w:cs="Calibri" w:eastAsia="Calibri" w:hAnsi="Calibri"/>
-          <w:sz w:val="22"/>
-          <w:szCs w:val="22"/>
-          <w:rtl w:val="0"/>
-        </w:rPr>
-        <w:t xml:space="preserve"> by ensuring efficient rendering of large data sets, applying techniques like </w:t>
-      </w:r>
-      <w:r>
-        <w:rPr>
-          <w:rFonts w:ascii="Calibri" w:cs="Calibri" w:eastAsia="Calibri" w:hAnsi="Calibri"/>
-          <w:b w:val="1"/>
-          <w:bCs w:val="1"/>
-          <w:sz w:val="22"/>
-          <w:szCs w:val="22"/>
-          <w:rtl w:val="0"/>
-        </w:rPr>
-        <w:t xml:space="preserve">React</w:t>
-      </w:r>
-      <w:r>
-        <w:rPr>
-          <w:rFonts w:ascii="Calibri" w:cs="Calibri" w:eastAsia="Calibri" w:hAnsi="Calibri"/>
-          <w:sz w:val="22"/>
-          <w:szCs w:val="22"/>
-          <w:rtl w:val="0"/>
-        </w:rPr>
-        <w:t xml:space="preserve"> </w:t>
-      </w:r>
-      <w:r>
-        <w:rPr>
-          <w:rFonts w:ascii="Calibri" w:cs="Calibri" w:eastAsia="Calibri" w:hAnsi="Calibri"/>
-          <w:b w:val="1"/>
-          <w:bCs w:val="1"/>
-          <w:sz w:val="22"/>
-          <w:szCs w:val="22"/>
-          <w:rtl w:val="0"/>
-        </w:rPr>
-        <w:t xml:space="preserve">lazy loading</w:t>
-      </w:r>
-      <w:r>
-        <w:rPr>
-          <w:rFonts w:ascii="Calibri" w:cs="Calibri" w:eastAsia="Calibri" w:hAnsi="Calibri"/>
-          <w:sz w:val="22"/>
-          <w:szCs w:val="22"/>
-          <w:rtl w:val="0"/>
-        </w:rPr>
-        <w:t xml:space="preserve">, </w:t>
-      </w:r>
-      <w:r>
-        <w:rPr>
-          <w:rFonts w:ascii="Calibri" w:cs="Calibri" w:eastAsia="Calibri" w:hAnsi="Calibri"/>
-          <w:b w:val="1"/>
-          <w:bCs w:val="1"/>
-          <w:sz w:val="22"/>
-          <w:szCs w:val="22"/>
-          <w:rtl w:val="0"/>
-        </w:rPr>
-        <w:t xml:space="preserve">pagination</w:t>
-      </w:r>
-      <w:r>
-        <w:rPr>
-          <w:rFonts w:ascii="Calibri" w:cs="Calibri" w:eastAsia="Calibri" w:hAnsi="Calibri"/>
-          <w:sz w:val="22"/>
-          <w:szCs w:val="22"/>
-          <w:rtl w:val="0"/>
-        </w:rPr>
-        <w:t xml:space="preserve">, and </w:t>
-      </w:r>
-      <w:r>
-        <w:rPr>
-          <w:rFonts w:ascii="Calibri" w:cs="Calibri" w:eastAsia="Calibri" w:hAnsi="Calibri"/>
-          <w:b w:val="1"/>
-          <w:bCs w:val="1"/>
-          <w:sz w:val="22"/>
-          <w:szCs w:val="22"/>
-          <w:rtl w:val="0"/>
-        </w:rPr>
-        <w:t xml:space="preserve">virtualized lists</w:t>
-      </w:r>
-      <w:r>
-        <w:rPr>
-          <w:rFonts w:ascii="Calibri" w:cs="Calibri" w:eastAsia="Calibri" w:hAnsi="Calibri"/>
-          <w:sz w:val="22"/>
-          <w:szCs w:val="22"/>
-          <w:rtl w:val="0"/>
-        </w:rPr>
-        <w:t xml:space="preserve"> to display reconciliation results without impacting application performance.</w:t>
-      </w:r>
-      <w:r>
-        <w:rPr>
-          <w:rtl w:val="0"/>
-        </w:rPr>
-      </w:r>
-    </w:p>
-    <w:p>
-      <w:pPr>
-        <w:numPr>
-          <w:ilvl w:val="0"/>
-          <w:numId w:val="1"/>
-        </w:numPr>
+        <w:rPr>
+          <w:rFonts w:ascii="Calibri" w:cs="Calibri" w:eastAsia="Calibri" w:hAnsi="Calibri"/>
+          <w:sz w:val="22"/>
+          <w:szCs w:val="22"/>
+        </w:rPr>
+      </w:pPr>
+      <w:r>
+        <w:rPr>
+          <w:rtl w:val="0"/>
+        </w:rPr>
+      </w:r>
+    </w:p>
+    <w:p>
+      <w:pPr>
         <w:pBdr>
           <w:top w:space="0" w:sz="0" w:val="nil"/>
           <w:left w:space="0" w:sz="0" w:val="nil"/>
@@ -5001,73 +5182,57 @@
           <w:between w:space="0" w:sz="0" w:val="nil"/>
         </w:pBdr>
         <w:spacing w:after="0" w:line="240" w:lineRule="auto"/>
-        <w:ind w:left="720" w:hanging="360"/>
-        <w:rPr>
-          <w:sz w:val="22"/>
-          <w:szCs w:val="22"/>
-        </w:rPr>
-      </w:pPr>
-      <w:r>
-        <w:rPr>
-          <w:rFonts w:ascii="Calibri" w:cs="Calibri" w:eastAsia="Calibri" w:hAnsi="Calibri"/>
-          <w:sz w:val="22"/>
-          <w:szCs w:val="22"/>
-          <w:rtl w:val="0"/>
-        </w:rPr>
-        <w:t xml:space="preserve">Led </w:t>
-      </w:r>
-      <w:r>
-        <w:rPr>
-          <w:rFonts w:ascii="Calibri" w:cs="Calibri" w:eastAsia="Calibri" w:hAnsi="Calibri"/>
-          <w:b w:val="1"/>
-          <w:bCs w:val="1"/>
-          <w:sz w:val="22"/>
-          <w:szCs w:val="22"/>
-          <w:rtl w:val="0"/>
-        </w:rPr>
-        <w:t xml:space="preserve">code reviews</w:t>
-      </w:r>
-      <w:r>
-        <w:rPr>
-          <w:rFonts w:ascii="Calibri" w:cs="Calibri" w:eastAsia="Calibri" w:hAnsi="Calibri"/>
-          <w:sz w:val="22"/>
-          <w:szCs w:val="22"/>
-          <w:rtl w:val="0"/>
-        </w:rPr>
-        <w:t xml:space="preserve"> and mentor junior developers on implementing </w:t>
-      </w:r>
-      <w:r>
-        <w:rPr>
-          <w:rFonts w:ascii="Calibri" w:cs="Calibri" w:eastAsia="Calibri" w:hAnsi="Calibri"/>
-          <w:b w:val="1"/>
-          <w:bCs w:val="1"/>
-          <w:sz w:val="22"/>
-          <w:szCs w:val="22"/>
-          <w:rtl w:val="0"/>
-        </w:rPr>
-        <w:t xml:space="preserve">React best practices</w:t>
-      </w:r>
-      <w:r>
-        <w:rPr>
-          <w:rFonts w:ascii="Calibri" w:cs="Calibri" w:eastAsia="Calibri" w:hAnsi="Calibri"/>
-          <w:sz w:val="22"/>
-          <w:szCs w:val="22"/>
-          <w:rtl w:val="0"/>
-        </w:rPr>
-        <w:t xml:space="preserve">, code quality standards, and performance optimizations.</w:t>
-      </w:r>
-      <w:r>
-        <w:rPr>
-          <w:rtl w:val="0"/>
-        </w:rPr>
-      </w:r>
-    </w:p>
-    <w:p>
-      <w:pPr>
-        <w:numPr>
-          <w:ilvl w:val="0"/>
-          <w:numId w:val="1"/>
-        </w:numPr>
+        <w:rPr>
+          <w:rFonts w:ascii="Calibri" w:cs="Calibri" w:eastAsia="Calibri" w:hAnsi="Calibri"/>
+          <w:sz w:val="22"/>
+          <w:szCs w:val="22"/>
+        </w:rPr>
+      </w:pPr>
+      <w:r>
+        <w:rPr>
+          <w:rFonts w:ascii="Calibri" w:cs="Calibri" w:eastAsia="Calibri" w:hAnsi="Calibri"/>
+          <w:b w:val="1"/>
+          <w:bCs w:val="1"/>
+          <w:sz w:val="22"/>
+          <w:szCs w:val="22"/>
+          <w:rtl w:val="0"/>
+        </w:rPr>
+        <w:t xml:space="preserve">Skills:</w:t>
+      </w:r>
+      <w:r>
+        <w:rPr>
+          <w:rFonts w:ascii="Calibri" w:cs="Calibri" w:eastAsia="Calibri" w:hAnsi="Calibri"/>
+          <w:sz w:val="22"/>
+          <w:szCs w:val="22"/>
+          <w:rtl w:val="0"/>
+        </w:rPr>
+        <w:t xml:space="preserve"> Reactjs,Angular, Typescript, Tailwind CSS, </w:t>
+      </w:r>
+      <w:hyperlink r:id="rId9">
+        <w:r>
+          <w:rPr>
+            <w:rFonts w:ascii="Calibri" w:cs="Calibri" w:eastAsia="Calibri" w:hAnsi="Calibri"/>
+            <w:color w:val="1155cc"/>
+            <w:sz w:val="22"/>
+            <w:szCs w:val="22"/>
+            <w:u w:val="single"/>
+            <w:rtl w:val="0"/>
+          </w:rPr>
+          <w:t xml:space="preserve">Node.js</w:t>
+        </w:r>
+      </w:hyperlink>
+      <w:r>
+        <w:rPr>
+          <w:rFonts w:ascii="Calibri" w:cs="Calibri" w:eastAsia="Calibri" w:hAnsi="Calibri"/>
+          <w:sz w:val="22"/>
+          <w:szCs w:val="22"/>
+          <w:rtl w:val="0"/>
+        </w:rPr>
+        <w:t xml:space="preserve">, Antd, Redux, Micro-frontend, NX Platform.</w:t>
+      </w:r>
+    </w:p>
+    <w:p>
+      <w:pPr>
         <w:pBdr>
           <w:top w:space="0" w:sz="0" w:val="nil"/>
           <w:left w:space="0" w:sz="0" w:val="nil"/>
@@ -5076,40 +5241,167 @@
           <w:between w:space="0" w:sz="0" w:val="nil"/>
         </w:pBdr>
         <w:spacing w:after="0" w:line="240" w:lineRule="auto"/>
-        <w:ind w:left="720" w:hanging="360"/>
-        <w:rPr>
-          <w:sz w:val="22"/>
-          <w:szCs w:val="22"/>
-        </w:rPr>
-      </w:pPr>
-      <w:r>
-        <w:rPr>
-          <w:rFonts w:ascii="Calibri" w:cs="Calibri" w:eastAsia="Calibri" w:hAnsi="Calibri"/>
-          <w:b w:val="1"/>
-          <w:bCs w:val="1"/>
-          <w:sz w:val="22"/>
-          <w:szCs w:val="22"/>
-          <w:rtl w:val="0"/>
-        </w:rPr>
-        <w:t xml:space="preserve">Work in an Agile environment</w:t>
-      </w:r>
-      <w:r>
-        <w:rPr>
-          <w:rFonts w:ascii="Calibri" w:cs="Calibri" w:eastAsia="Calibri" w:hAnsi="Calibri"/>
-          <w:sz w:val="22"/>
-          <w:szCs w:val="22"/>
-          <w:rtl w:val="0"/>
-        </w:rPr>
-        <w:t xml:space="preserve">, participated in sprint planning, daily stand-ups, and retrospectives, ensuring timely delivery of features and bug fixes.</w:t>
-      </w:r>
-      <w:r>
-        <w:rPr>
-          <w:rtl w:val="0"/>
-        </w:rPr>
-      </w:r>
-    </w:p>
-    <w:p>
-      <w:pPr>
+        <w:ind w:left="720" w:firstLine="0"/>
+        <w:rPr>
+          <w:rFonts w:ascii="Calibri" w:cs="Calibri" w:eastAsia="Calibri" w:hAnsi="Calibri"/>
+          <w:sz w:val="22"/>
+          <w:szCs w:val="22"/>
+        </w:rPr>
+      </w:pPr>
+      <w:r>
+        <w:rPr>
+          <w:rtl w:val="0"/>
+        </w:rPr>
+      </w:r>
+    </w:p>
+    <w:p>
+      <w:pPr>
+        <w:spacing w:after="0" w:line="240" w:lineRule="auto"/>
+        <w:rPr>
+          <w:rFonts w:ascii="Calibri" w:cs="Calibri" w:eastAsia="Calibri" w:hAnsi="Calibri"/>
+          <w:b w:val="1"/>
+          <w:bCs w:val="1"/>
+          <w:sz w:val="22"/>
+          <w:szCs w:val="22"/>
+        </w:rPr>
+      </w:pPr>
+      <w:r>
+        <w:rPr>
+          <w:rFonts w:ascii="Calibri" w:cs="Calibri" w:eastAsia="Calibri" w:hAnsi="Calibri"/>
+          <w:b w:val="1"/>
+          <w:bCs w:val="1"/>
+          <w:sz w:val="22"/>
+          <w:szCs w:val="22"/>
+          <w:rtl w:val="0"/>
+        </w:rPr>
+        <w:t xml:space="preserve">BeepKart, Bengaluru, IN                                                                            </w:t>
+        <w:tab/>
+        <w:tab/>
+        <w:t xml:space="preserve">(Dec 2022 – July 2024)</w:t>
+      </w:r>
+    </w:p>
+    <w:p>
+      <w:pPr>
+        <w:spacing w:after="0" w:line="240" w:lineRule="auto"/>
+        <w:rPr>
+          <w:rFonts w:ascii="Calibri" w:cs="Calibri" w:eastAsia="Calibri" w:hAnsi="Calibri"/>
+          <w:b w:val="1"/>
+          <w:bCs w:val="1"/>
+          <w:sz w:val="22"/>
+          <w:szCs w:val="22"/>
+        </w:rPr>
+      </w:pPr>
+      <w:r>
+        <w:rPr>
+          <w:rFonts w:ascii="Calibri" w:cs="Calibri" w:eastAsia="Calibri" w:hAnsi="Calibri"/>
+          <w:b w:val="1"/>
+          <w:bCs w:val="1"/>
+          <w:sz w:val="22"/>
+          <w:szCs w:val="22"/>
+          <w:rtl w:val="0"/>
+        </w:rPr>
+        <w:t xml:space="preserve">Lead Frontend Developer </w:t>
+      </w:r>
+      <w:r>
+        <w:rPr>
+          <w:rFonts w:ascii="Calibri" w:cs="Calibri" w:eastAsia="Calibri" w:hAnsi="Calibri"/>
+          <w:sz w:val="22"/>
+          <w:szCs w:val="22"/>
+          <w:rtl w:val="0"/>
+        </w:rPr>
+        <w:tab/>
+      </w:r>
+      <w:r>
+        <w:rPr>
+          <w:rFonts w:ascii="Calibri" w:cs="Calibri" w:eastAsia="Calibri" w:hAnsi="Calibri"/>
+          <w:b w:val="1"/>
+          <w:bCs w:val="1"/>
+          <w:sz w:val="22"/>
+          <w:szCs w:val="22"/>
+          <w:rtl w:val="0"/>
+        </w:rPr>
+        <w:t xml:space="preserve">      </w:t>
+      </w:r>
+    </w:p>
+    <w:p>
+      <w:pPr>
+        <w:spacing w:after="0" w:line="240" w:lineRule="auto"/>
+        <w:jc w:val="both"/>
+        <w:rPr>
+          <w:rFonts w:ascii="Calibri" w:cs="Calibri" w:eastAsia="Calibri" w:hAnsi="Calibri"/>
+          <w:sz w:val="22"/>
+          <w:szCs w:val="22"/>
+        </w:rPr>
+      </w:pPr>
+      <w:r>
+        <w:rPr>
+          <w:rFonts w:ascii="Calibri" w:cs="Calibri" w:eastAsia="Calibri" w:hAnsi="Calibri"/>
+          <w:b w:val="1"/>
+          <w:bCs w:val="1"/>
+          <w:sz w:val="22"/>
+          <w:szCs w:val="22"/>
+          <w:rtl w:val="0"/>
+        </w:rPr>
+        <w:t xml:space="preserve">BeepKart</w:t>
+      </w:r>
+      <w:r>
+        <w:rPr>
+          <w:rFonts w:ascii="Calibri" w:cs="Calibri" w:eastAsia="Calibri" w:hAnsi="Calibri"/>
+          <w:sz w:val="22"/>
+          <w:szCs w:val="22"/>
+          <w:rtl w:val="0"/>
+        </w:rPr>
+        <w:t xml:space="preserve"> is a leading digital platform focused on transforming the used vehicle market in India by providing a seamless, transparent, and secure experience for buying and selling pre-owned vehicles. The company leverages technology to offer a range of services, including vehicle inspection, online transaction facilitation, and financing options, ensuring customer trust and satisfaction. BeepKart aims to create a hassle-free process by bridging the gap between sellers and buyers with data-driven insights and end-to-end support, revolutionizing the way people buy and sell used vehicles in India.</w:t>
+      </w:r>
+    </w:p>
+    <w:p>
+      <w:pPr>
+        <w:spacing w:after="0" w:line="240" w:lineRule="auto"/>
+        <w:jc w:val="both"/>
+        <w:rPr>
+          <w:rFonts w:ascii="Calibri" w:cs="Calibri" w:eastAsia="Calibri" w:hAnsi="Calibri"/>
+          <w:b w:val="1"/>
+          <w:bCs w:val="1"/>
+          <w:sz w:val="22"/>
+          <w:szCs w:val="22"/>
+        </w:rPr>
+      </w:pPr>
+      <w:r>
+        <w:rPr>
+          <w:rtl w:val="0"/>
+        </w:rPr>
+      </w:r>
+    </w:p>
+    <w:p>
+      <w:pPr>
+        <w:spacing w:after="0" w:line="360" w:lineRule="auto"/>
+        <w:jc w:val="both"/>
+        <w:rPr>
+          <w:rFonts w:ascii="Calibri" w:cs="Calibri" w:eastAsia="Calibri" w:hAnsi="Calibri"/>
+          <w:b w:val="1"/>
+          <w:bCs w:val="1"/>
+          <w:sz w:val="22"/>
+          <w:szCs w:val="22"/>
+        </w:rPr>
+      </w:pPr>
+      <w:r>
+        <w:rPr>
+          <w:rFonts w:ascii="Calibri" w:cs="Calibri" w:eastAsia="Calibri" w:hAnsi="Calibri"/>
+          <w:b w:val="1"/>
+          <w:bCs w:val="1"/>
+          <w:sz w:val="22"/>
+          <w:szCs w:val="22"/>
+          <w:rtl w:val="0"/>
+        </w:rPr>
+        <w:t xml:space="preserve">Responsibilities:</w:t>
+      </w:r>
+    </w:p>
+    <w:p>
+      <w:pPr>
+        <w:numPr>
+          <w:ilvl w:val="0"/>
+          <w:numId w:val="2"/>
+        </w:numPr>
         <w:pBdr>
           <w:top w:space="0" w:sz="0" w:val="nil"/>
           <w:left w:space="0" w:sz="0" w:val="nil"/>
@@ -5118,20 +5410,45 @@
           <w:between w:space="0" w:sz="0" w:val="nil"/>
         </w:pBdr>
         <w:spacing w:after="0" w:line="240" w:lineRule="auto"/>
-        <w:rPr>
-          <w:rFonts w:ascii="Calibri" w:cs="Calibri" w:eastAsia="Calibri" w:hAnsi="Calibri"/>
-          <w:sz w:val="22"/>
-          <w:szCs w:val="22"/>
-        </w:rPr>
-      </w:pPr>
-      <w:r>
-        <w:rPr>
-          <w:rtl w:val="0"/>
-        </w:rPr>
-      </w:r>
-    </w:p>
-    <w:p>
-      <w:pPr>
+        <w:ind w:left="720" w:hanging="360"/>
+        <w:jc w:val="both"/>
+        <w:rPr>
+          <w:sz w:val="22"/>
+          <w:szCs w:val="22"/>
+        </w:rPr>
+      </w:pPr>
+      <w:r>
+        <w:rPr>
+          <w:rFonts w:ascii="Calibri" w:cs="Calibri" w:eastAsia="Calibri" w:hAnsi="Calibri"/>
+          <w:b w:val="1"/>
+          <w:bCs w:val="1"/>
+          <w:sz w:val="22"/>
+          <w:szCs w:val="22"/>
+          <w:rtl w:val="0"/>
+        </w:rPr>
+        <w:t xml:space="preserve">Led the frontend team</w:t>
+      </w:r>
+      <w:r>
+        <w:rPr>
+          <w:rFonts w:ascii="Calibri" w:cs="Calibri" w:eastAsia="Calibri" w:hAnsi="Calibri"/>
+          <w:sz w:val="22"/>
+          <w:szCs w:val="22"/>
+          <w:rtl w:val="0"/>
+        </w:rPr>
+        <w:t xml:space="preserve"> from reporting to delivery, overseeing the entire development lifecycle.</w:t>
+      </w:r>
+      <w:r>
+        <w:rPr>
+          <w:rtl w:val="0"/>
+        </w:rPr>
+      </w:r>
+    </w:p>
+    <w:p>
+      <w:pPr>
+        <w:numPr>
+          <w:ilvl w:val="0"/>
+          <w:numId w:val="2"/>
+        </w:numPr>
         <w:pBdr>
           <w:top w:space="0" w:sz="0" w:val="nil"/>
           <w:left w:space="0" w:sz="0" w:val="nil"/>
@@ -5140,35 +5457,34 @@
           <w:between w:space="0" w:sz="0" w:val="nil"/>
         </w:pBdr>
         <w:spacing w:after="0" w:line="240" w:lineRule="auto"/>
-        <w:rPr>
-          <w:rFonts w:ascii="Calibri" w:cs="Calibri" w:eastAsia="Calibri" w:hAnsi="Calibri"/>
-          <w:sz w:val="22"/>
-          <w:szCs w:val="22"/>
-        </w:rPr>
-      </w:pPr>
-      <w:r>
-        <w:rPr>
-          <w:rFonts w:ascii="Calibri" w:cs="Calibri" w:eastAsia="Calibri" w:hAnsi="Calibri"/>
-          <w:b w:val="1"/>
-          <w:bCs w:val="1"/>
-          <w:sz w:val="22"/>
-          <w:szCs w:val="22"/>
-          <w:rtl w:val="0"/>
-        </w:rPr>
-        <w:t xml:space="preserve">Skills:</w:t>
-      </w:r>
-      <w:r>
-        <w:rPr>
-          <w:rFonts w:ascii="Calibri" w:cs="Calibri" w:eastAsia="Calibri" w:hAnsi="Calibri"/>
-          <w:sz w:val="22"/>
-          <w:szCs w:val="22"/>
-          <w:rtl w:val="0"/>
-        </w:rPr>
-        <w:t xml:space="preserve"> Reactjs, Typescript, Tailwind CSS, Antd, Redux, Micro-frontend, NX Platform.</w:t>
-      </w:r>
-    </w:p>
-    <w:p>
-      <w:pPr>
+        <w:ind w:left="720" w:hanging="360"/>
+        <w:jc w:val="both"/>
+        <w:rPr>
+          <w:sz w:val="22"/>
+          <w:szCs w:val="22"/>
+        </w:rPr>
+      </w:pPr>
+      <w:r>
+        <w:rPr>
+          <w:rFonts w:ascii="Calibri" w:cs="Calibri" w:eastAsia="Calibri" w:hAnsi="Calibri"/>
+          <w:sz w:val="22"/>
+          <w:szCs w:val="22"/>
+          <w:rtl w:val="0"/>
+        </w:rPr>
+        <w:t xml:space="preserve">Led frontend development for BeepKart’s digital platform, driving the design, development, and delivery of key features for a seamless used vehicle buying and selling experience.</w:t>
+      </w:r>
+      <w:r>
+        <w:rPr>
+          <w:rtl w:val="0"/>
+        </w:rPr>
+      </w:r>
+    </w:p>
+    <w:p>
+      <w:pPr>
+        <w:numPr>
+          <w:ilvl w:val="0"/>
+          <w:numId w:val="2"/>
+        </w:numPr>
         <w:pBdr>
           <w:top w:space="0" w:sz="0" w:val="nil"/>
           <w:left w:space="0" w:sz="0" w:val="nil"/>
@@ -5177,267 +5493,45 @@
           <w:between w:space="0" w:sz="0" w:val="nil"/>
         </w:pBdr>
         <w:spacing w:after="0" w:line="240" w:lineRule="auto"/>
-        <w:ind w:left="720" w:firstLine="0"/>
-        <w:rPr>
-          <w:rFonts w:ascii="Calibri" w:cs="Calibri" w:eastAsia="Calibri" w:hAnsi="Calibri"/>
-          <w:sz w:val="22"/>
-          <w:szCs w:val="22"/>
-        </w:rPr>
-      </w:pPr>
-      <w:r>
-        <w:rPr>
-          <w:rtl w:val="0"/>
-        </w:rPr>
-      </w:r>
-    </w:p>
-    <w:p>
-      <w:pPr>
-        <w:spacing w:after="0" w:line="240" w:lineRule="auto"/>
-        <w:rPr>
-          <w:rFonts w:ascii="Calibri" w:cs="Calibri" w:eastAsia="Calibri" w:hAnsi="Calibri"/>
-          <w:b w:val="1"/>
-          <w:bCs w:val="1"/>
-          <w:sz w:val="22"/>
-          <w:szCs w:val="22"/>
-        </w:rPr>
-      </w:pPr>
-      <w:r>
-        <w:rPr>
-          <w:rFonts w:ascii="Calibri" w:cs="Calibri" w:eastAsia="Calibri" w:hAnsi="Calibri"/>
-          <w:b w:val="1"/>
-          <w:bCs w:val="1"/>
-          <w:sz w:val="22"/>
-          <w:szCs w:val="22"/>
-          <w:rtl w:val="0"/>
-        </w:rPr>
-        <w:t xml:space="preserve">Client: BeepKart                                                                            </w:t>
-        <w:tab/>
-        <w:tab/>
-        <w:tab/>
-        <w:t xml:space="preserve"> (Dec 2022 – July 2024)</w:t>
-      </w:r>
-    </w:p>
-    <w:p>
-      <w:pPr>
-        <w:spacing w:after="0" w:line="240" w:lineRule="auto"/>
-        <w:rPr>
-          <w:rFonts w:ascii="Calibri" w:cs="Calibri" w:eastAsia="Calibri" w:hAnsi="Calibri"/>
-          <w:b w:val="1"/>
-          <w:bCs w:val="1"/>
-          <w:sz w:val="22"/>
-          <w:szCs w:val="22"/>
-        </w:rPr>
-      </w:pPr>
-      <w:r>
-        <w:rPr>
-          <w:rFonts w:ascii="Calibri" w:cs="Calibri" w:eastAsia="Calibri" w:hAnsi="Calibri"/>
-          <w:b w:val="1"/>
-          <w:bCs w:val="1"/>
-          <w:sz w:val="22"/>
-          <w:szCs w:val="22"/>
-          <w:rtl w:val="0"/>
-        </w:rPr>
-        <w:t xml:space="preserve">Senior Front-end Lead / Developer </w:t>
-      </w:r>
-    </w:p>
-    <w:p>
-      <w:pPr>
-        <w:spacing w:after="0" w:line="240" w:lineRule="auto"/>
-        <w:jc w:val="both"/>
-        <w:rPr>
-          <w:rFonts w:ascii="Calibri" w:cs="Calibri" w:eastAsia="Calibri" w:hAnsi="Calibri"/>
-          <w:b w:val="1"/>
-          <w:bCs w:val="1"/>
-          <w:sz w:val="22"/>
-          <w:szCs w:val="22"/>
-        </w:rPr>
-      </w:pPr>
-      <w:r>
-        <w:rPr>
-          <w:rFonts w:ascii="Calibri" w:cs="Calibri" w:eastAsia="Calibri" w:hAnsi="Calibri"/>
-          <w:b w:val="1"/>
-          <w:bCs w:val="1"/>
-          <w:sz w:val="22"/>
-          <w:szCs w:val="22"/>
-          <w:rtl w:val="0"/>
-        </w:rPr>
-        <w:t xml:space="preserve">Domain: E-Commerce</w:t>
-      </w:r>
-    </w:p>
-    <w:p>
-      <w:pPr>
-        <w:spacing w:after="0" w:line="240" w:lineRule="auto"/>
-        <w:jc w:val="both"/>
-        <w:rPr>
-          <w:rFonts w:ascii="Calibri" w:cs="Calibri" w:eastAsia="Calibri" w:hAnsi="Calibri"/>
-          <w:b w:val="1"/>
-          <w:bCs w:val="1"/>
-          <w:sz w:val="22"/>
-          <w:szCs w:val="22"/>
-        </w:rPr>
-      </w:pPr>
-      <w:r>
-        <w:rPr>
-          <w:rFonts w:ascii="Calibri" w:cs="Calibri" w:eastAsia="Calibri" w:hAnsi="Calibri"/>
-          <w:b w:val="1"/>
-          <w:bCs w:val="1"/>
-          <w:sz w:val="22"/>
-          <w:szCs w:val="22"/>
-          <w:rtl w:val="0"/>
-        </w:rPr>
-        <w:t xml:space="preserve">Website: </w:t>
-      </w:r>
-      <w:hyperlink r:id="rId8">
-        <w:r>
-          <w:rPr>
-            <w:rFonts w:ascii="Calibri" w:cs="Calibri" w:eastAsia="Calibri" w:hAnsi="Calibri"/>
-            <w:b w:val="1"/>
-            <w:bCs w:val="1"/>
-            <w:sz w:val="22"/>
-            <w:szCs w:val="22"/>
-            <w:u w:val="single"/>
-            <w:rtl w:val="0"/>
-          </w:rPr>
-          <w:t xml:space="preserve">www.beepkart.com</w:t>
-        </w:r>
-      </w:hyperlink>
-      <w:r>
-        <w:rPr>
-          <w:rtl w:val="0"/>
-        </w:rPr>
-      </w:r>
-    </w:p>
-    <w:p>
-      <w:pPr>
-        <w:spacing w:after="0" w:line="240" w:lineRule="auto"/>
-        <w:jc w:val="both"/>
-        <w:rPr>
-          <w:rFonts w:ascii="Calibri" w:cs="Calibri" w:eastAsia="Calibri" w:hAnsi="Calibri"/>
-          <w:b w:val="1"/>
-          <w:bCs w:val="1"/>
-          <w:sz w:val="22"/>
-          <w:szCs w:val="22"/>
-        </w:rPr>
-      </w:pPr>
-      <w:r>
-        <w:rPr>
-          <w:rFonts w:ascii="Calibri" w:cs="Calibri" w:eastAsia="Calibri" w:hAnsi="Calibri"/>
-          <w:b w:val="1"/>
-          <w:bCs w:val="1"/>
-          <w:sz w:val="22"/>
-          <w:szCs w:val="22"/>
-          <w:rtl w:val="0"/>
-        </w:rPr>
-        <w:t xml:space="preserve">Location: Bengaluru, India (On-site)</w:t>
-      </w:r>
-    </w:p>
-    <w:p>
-      <w:pPr>
-        <w:spacing w:after="0" w:line="240" w:lineRule="auto"/>
-        <w:jc w:val="both"/>
-        <w:rPr>
-          <w:rFonts w:ascii="Calibri" w:cs="Calibri" w:eastAsia="Calibri" w:hAnsi="Calibri"/>
-          <w:b w:val="1"/>
-          <w:bCs w:val="1"/>
-          <w:sz w:val="22"/>
-          <w:szCs w:val="22"/>
-        </w:rPr>
-      </w:pPr>
-      <w:r>
-        <w:rPr>
-          <w:rFonts w:ascii="Calibri" w:cs="Calibri" w:eastAsia="Calibri" w:hAnsi="Calibri"/>
-          <w:sz w:val="22"/>
-          <w:szCs w:val="22"/>
-          <w:rtl w:val="0"/>
-        </w:rPr>
-        <w:tab/>
-        <w:tab/>
-        <w:tab/>
-        <w:tab/>
-      </w:r>
-      <w:r>
-        <w:rPr>
-          <w:rFonts w:ascii="Calibri" w:cs="Calibri" w:eastAsia="Calibri" w:hAnsi="Calibri"/>
-          <w:b w:val="1"/>
-          <w:bCs w:val="1"/>
-          <w:sz w:val="22"/>
-          <w:szCs w:val="22"/>
-          <w:rtl w:val="0"/>
-        </w:rPr>
-        <w:t xml:space="preserve">      </w:t>
-      </w:r>
-    </w:p>
-    <w:p>
-      <w:pPr>
-        <w:spacing w:after="0" w:line="240" w:lineRule="auto"/>
-        <w:jc w:val="both"/>
-        <w:rPr>
-          <w:rFonts w:ascii="Calibri" w:cs="Calibri" w:eastAsia="Calibri" w:hAnsi="Calibri"/>
-          <w:sz w:val="22"/>
-          <w:szCs w:val="22"/>
-        </w:rPr>
-      </w:pPr>
-      <w:r>
-        <w:rPr>
-          <w:rFonts w:ascii="Calibri" w:cs="Calibri" w:eastAsia="Calibri" w:hAnsi="Calibri"/>
-          <w:b w:val="1"/>
-          <w:bCs w:val="1"/>
-          <w:sz w:val="22"/>
-          <w:szCs w:val="22"/>
-          <w:rtl w:val="0"/>
-        </w:rPr>
-        <w:t xml:space="preserve">BeepKart</w:t>
-      </w:r>
-      <w:r>
-        <w:rPr>
-          <w:rFonts w:ascii="Calibri" w:cs="Calibri" w:eastAsia="Calibri" w:hAnsi="Calibri"/>
-          <w:sz w:val="22"/>
-          <w:szCs w:val="22"/>
-          <w:rtl w:val="0"/>
-        </w:rPr>
-        <w:t xml:space="preserve"> is a leading digital platform focused on transforming the used vehicle market in India by providing a seamless, transparent, and secure experience for buying and selling pre-owned vehicles. The company leverages technology to offer a range of services, including vehicle inspection, online transaction facilitation, and financing options, ensuring customer trust and satisfaction. BeepKart aims to create a hassle-free process by bridging the gap between sellers and buyers with data-driven insights and end-to-end support, revolutionizing the way people buy and sell used vehicles in India.</w:t>
-      </w:r>
-    </w:p>
-    <w:p>
-      <w:pPr>
-        <w:spacing w:after="0" w:line="240" w:lineRule="auto"/>
-        <w:jc w:val="both"/>
-        <w:rPr>
-          <w:rFonts w:ascii="Calibri" w:cs="Calibri" w:eastAsia="Calibri" w:hAnsi="Calibri"/>
-          <w:b w:val="1"/>
-          <w:bCs w:val="1"/>
-          <w:sz w:val="22"/>
-          <w:szCs w:val="22"/>
-        </w:rPr>
-      </w:pPr>
-      <w:r>
-        <w:rPr>
-          <w:rtl w:val="0"/>
-        </w:rPr>
-      </w:r>
-    </w:p>
-    <w:p>
-      <w:pPr>
-        <w:spacing w:after="0" w:line="360" w:lineRule="auto"/>
-        <w:jc w:val="both"/>
-        <w:rPr>
-          <w:rFonts w:ascii="Calibri" w:cs="Calibri" w:eastAsia="Calibri" w:hAnsi="Calibri"/>
-          <w:b w:val="1"/>
-          <w:bCs w:val="1"/>
-          <w:sz w:val="22"/>
-          <w:szCs w:val="22"/>
-        </w:rPr>
-      </w:pPr>
-      <w:r>
-        <w:rPr>
-          <w:rFonts w:ascii="Calibri" w:cs="Calibri" w:eastAsia="Calibri" w:hAnsi="Calibri"/>
-          <w:b w:val="1"/>
-          <w:bCs w:val="1"/>
-          <w:sz w:val="22"/>
-          <w:szCs w:val="22"/>
-          <w:rtl w:val="0"/>
-        </w:rPr>
-        <w:t xml:space="preserve">Responsibilities:</w:t>
+        <w:ind w:left="720" w:hanging="360"/>
+        <w:rPr>
+          <w:sz w:val="22"/>
+          <w:szCs w:val="22"/>
+        </w:rPr>
+      </w:pPr>
+      <w:r>
+        <w:rPr>
+          <w:rFonts w:ascii="Calibri" w:cs="Calibri" w:eastAsia="Calibri" w:hAnsi="Calibri"/>
+          <w:sz w:val="22"/>
+          <w:szCs w:val="22"/>
+          <w:rtl w:val="0"/>
+        </w:rPr>
+        <w:t xml:space="preserve">Actively participated in </w:t>
+      </w:r>
+      <w:r>
+        <w:rPr>
+          <w:rFonts w:ascii="Calibri" w:cs="Calibri" w:eastAsia="Calibri" w:hAnsi="Calibri"/>
+          <w:b w:val="1"/>
+          <w:bCs w:val="1"/>
+          <w:sz w:val="22"/>
+          <w:szCs w:val="22"/>
+          <w:rtl w:val="0"/>
+        </w:rPr>
+        <w:t xml:space="preserve">Roadmap Discussions</w:t>
+      </w:r>
+      <w:r>
+        <w:rPr>
+          <w:rFonts w:ascii="Calibri" w:cs="Calibri" w:eastAsia="Calibri" w:hAnsi="Calibri"/>
+          <w:sz w:val="22"/>
+          <w:szCs w:val="22"/>
+          <w:rtl w:val="0"/>
+        </w:rPr>
+        <w:t xml:space="preserve">, contributing to the prioritization and planning of new features and product enhancements, aligning frontend development with the company’s strategic goals. </w:t>
+      </w:r>
+      <w:r>
+        <w:rPr>
+          <w:rtl w:val="0"/>
+        </w:rPr>
       </w:r>
     </w:p>
     <w:p>
@@ -5455,31 +5549,79 @@
         </w:pBdr>
         <w:spacing w:after="0" w:line="240" w:lineRule="auto"/>
         <w:ind w:left="720" w:hanging="360"/>
-        <w:jc w:val="both"/>
-        <w:rPr>
-          <w:sz w:val="22"/>
-          <w:szCs w:val="22"/>
-        </w:rPr>
-      </w:pPr>
-      <w:r>
-        <w:rPr>
-          <w:rFonts w:ascii="Calibri" w:cs="Calibri" w:eastAsia="Calibri" w:hAnsi="Calibri"/>
-          <w:b w:val="1"/>
-          <w:bCs w:val="1"/>
-          <w:sz w:val="22"/>
-          <w:szCs w:val="22"/>
-          <w:rtl w:val="0"/>
-        </w:rPr>
-        <w:t xml:space="preserve">Led the frontend team</w:t>
-      </w:r>
-      <w:r>
-        <w:rPr>
-          <w:rFonts w:ascii="Calibri" w:cs="Calibri" w:eastAsia="Calibri" w:hAnsi="Calibri"/>
-          <w:sz w:val="22"/>
-          <w:szCs w:val="22"/>
-          <w:rtl w:val="0"/>
-        </w:rPr>
-        <w:t xml:space="preserve"> from reporting to delivery, overseeing the entire development lifecycle.</w:t>
+        <w:rPr>
+          <w:sz w:val="22"/>
+          <w:szCs w:val="22"/>
+        </w:rPr>
+      </w:pPr>
+      <w:r>
+        <w:rPr>
+          <w:rFonts w:ascii="Calibri" w:cs="Calibri" w:eastAsia="Calibri" w:hAnsi="Calibri"/>
+          <w:sz w:val="22"/>
+          <w:szCs w:val="22"/>
+          <w:rtl w:val="0"/>
+        </w:rPr>
+        <w:t xml:space="preserve">Utilized </w:t>
+      </w:r>
+      <w:r>
+        <w:rPr>
+          <w:rFonts w:ascii="Calibri" w:cs="Calibri" w:eastAsia="Calibri" w:hAnsi="Calibri"/>
+          <w:b w:val="1"/>
+          <w:bCs w:val="1"/>
+          <w:sz w:val="22"/>
+          <w:szCs w:val="22"/>
+          <w:rtl w:val="0"/>
+        </w:rPr>
+        <w:t xml:space="preserve">Next.js</w:t>
+      </w:r>
+      <w:r>
+        <w:rPr>
+          <w:rFonts w:ascii="Calibri" w:cs="Calibri" w:eastAsia="Calibri" w:hAnsi="Calibri"/>
+          <w:sz w:val="22"/>
+          <w:szCs w:val="22"/>
+          <w:rtl w:val="0"/>
+        </w:rPr>
+        <w:t xml:space="preserve">, </w:t>
+      </w:r>
+      <w:r>
+        <w:rPr>
+          <w:rFonts w:ascii="Calibri" w:cs="Calibri" w:eastAsia="Calibri" w:hAnsi="Calibri"/>
+          <w:b w:val="1"/>
+          <w:bCs w:val="1"/>
+          <w:sz w:val="22"/>
+          <w:szCs w:val="22"/>
+          <w:rtl w:val="0"/>
+        </w:rPr>
+        <w:t xml:space="preserve">React</w:t>
+      </w:r>
+      <w:r>
+        <w:rPr>
+          <w:rFonts w:ascii="Calibri" w:cs="Calibri" w:eastAsia="Calibri" w:hAnsi="Calibri"/>
+          <w:sz w:val="22"/>
+          <w:szCs w:val="22"/>
+          <w:rtl w:val="0"/>
+        </w:rPr>
+        <w:t xml:space="preserve">, and </w:t>
+      </w:r>
+      <w:r>
+        <w:rPr>
+          <w:rFonts w:ascii="Calibri" w:cs="Calibri" w:eastAsia="Calibri" w:hAnsi="Calibri"/>
+          <w:b w:val="1"/>
+          <w:bCs w:val="1"/>
+          <w:sz w:val="22"/>
+          <w:szCs w:val="22"/>
+          <w:rtl w:val="0"/>
+        </w:rPr>
+        <w:t xml:space="preserve">Tailwind CSS</w:t>
+      </w:r>
+      <w:r>
+        <w:rPr>
+          <w:rFonts w:ascii="Calibri" w:cs="Calibri" w:eastAsia="Calibri" w:hAnsi="Calibri"/>
+          <w:sz w:val="22"/>
+          <w:szCs w:val="22"/>
+          <w:rtl w:val="0"/>
+        </w:rPr>
+        <w:t xml:space="preserve"> to build scalable and high-performance web applications, ensuring fast load times and smooth user experiences with server-side rendering.</w:t>
       </w:r>
       <w:r>
         <w:rPr>
@@ -5502,20 +5644,79 @@
         </w:pBdr>
         <w:spacing w:after="0" w:line="240" w:lineRule="auto"/>
         <w:ind w:left="720" w:hanging="360"/>
-        <w:jc w:val="both"/>
-        <w:rPr>
-          <w:sz w:val="22"/>
-          <w:szCs w:val="22"/>
-        </w:rPr>
-      </w:pPr>
-      <w:r>
-        <w:rPr>
-          <w:rFonts w:ascii="Calibri" w:cs="Calibri" w:eastAsia="Calibri" w:hAnsi="Calibri"/>
-          <w:sz w:val="22"/>
-          <w:szCs w:val="22"/>
-          <w:rtl w:val="0"/>
-        </w:rPr>
-        <w:t xml:space="preserve">Led frontend development for BeepKart’s digital platform, driving the design, development, and delivery of key features for a seamless used vehicle buying and selling experience.</w:t>
+        <w:rPr>
+          <w:sz w:val="22"/>
+          <w:szCs w:val="22"/>
+        </w:rPr>
+      </w:pPr>
+      <w:r>
+        <w:rPr>
+          <w:rFonts w:ascii="Calibri" w:cs="Calibri" w:eastAsia="Calibri" w:hAnsi="Calibri"/>
+          <w:sz w:val="22"/>
+          <w:szCs w:val="22"/>
+          <w:rtl w:val="0"/>
+        </w:rPr>
+        <w:t xml:space="preserve">Integrated </w:t>
+      </w:r>
+      <w:r>
+        <w:rPr>
+          <w:rFonts w:ascii="Calibri" w:cs="Calibri" w:eastAsia="Calibri" w:hAnsi="Calibri"/>
+          <w:b w:val="1"/>
+          <w:bCs w:val="1"/>
+          <w:sz w:val="22"/>
+          <w:szCs w:val="22"/>
+          <w:rtl w:val="0"/>
+        </w:rPr>
+        <w:t xml:space="preserve">React reusable components</w:t>
+      </w:r>
+      <w:r>
+        <w:rPr>
+          <w:rFonts w:ascii="Calibri" w:cs="Calibri" w:eastAsia="Calibri" w:hAnsi="Calibri"/>
+          <w:sz w:val="22"/>
+          <w:szCs w:val="22"/>
+          <w:rtl w:val="0"/>
+        </w:rPr>
+        <w:t xml:space="preserve"> with </w:t>
+      </w:r>
+      <w:r>
+        <w:rPr>
+          <w:rFonts w:ascii="Calibri" w:cs="Calibri" w:eastAsia="Calibri" w:hAnsi="Calibri"/>
+          <w:b w:val="1"/>
+          <w:bCs w:val="1"/>
+          <w:sz w:val="22"/>
+          <w:szCs w:val="22"/>
+          <w:rtl w:val="0"/>
+        </w:rPr>
+        <w:t xml:space="preserve">Material UI</w:t>
+      </w:r>
+      <w:r>
+        <w:rPr>
+          <w:rFonts w:ascii="Calibri" w:cs="Calibri" w:eastAsia="Calibri" w:hAnsi="Calibri"/>
+          <w:sz w:val="22"/>
+          <w:szCs w:val="22"/>
+          <w:rtl w:val="0"/>
+        </w:rPr>
+        <w:t xml:space="preserve"> and </w:t>
+      </w:r>
+      <w:r>
+        <w:rPr>
+          <w:rFonts w:ascii="Calibri" w:cs="Calibri" w:eastAsia="Calibri" w:hAnsi="Calibri"/>
+          <w:b w:val="1"/>
+          <w:bCs w:val="1"/>
+          <w:sz w:val="22"/>
+          <w:szCs w:val="22"/>
+          <w:rtl w:val="0"/>
+        </w:rPr>
+        <w:t xml:space="preserve">Ant Design (Antd)</w:t>
+      </w:r>
+      <w:r>
+        <w:rPr>
+          <w:rFonts w:ascii="Calibri" w:cs="Calibri" w:eastAsia="Calibri" w:hAnsi="Calibri"/>
+          <w:sz w:val="22"/>
+          <w:szCs w:val="22"/>
+          <w:rtl w:val="0"/>
+        </w:rPr>
+        <w:t xml:space="preserve"> to develop modern, responsive UI components and ensure a consistent design system across the platform.</w:t>
       </w:r>
       <w:r>
         <w:rPr>
@@ -5546,31 +5747,22 @@
       <w:r>
         <w:rPr>
           <w:rFonts w:ascii="Calibri" w:cs="Calibri" w:eastAsia="Calibri" w:hAnsi="Calibri"/>
-          <w:sz w:val="22"/>
-          <w:szCs w:val="22"/>
-          <w:rtl w:val="0"/>
-        </w:rPr>
-        <w:t xml:space="preserve">Actively participated in </w:t>
-      </w:r>
-      <w:r>
-        <w:rPr>
-          <w:rFonts w:ascii="Calibri" w:cs="Calibri" w:eastAsia="Calibri" w:hAnsi="Calibri"/>
-          <w:b w:val="1"/>
-          <w:bCs w:val="1"/>
-          <w:sz w:val="22"/>
-          <w:szCs w:val="22"/>
-          <w:rtl w:val="0"/>
-        </w:rPr>
-        <w:t xml:space="preserve">Roadmap Discussions</w:t>
-      </w:r>
-      <w:r>
-        <w:rPr>
-          <w:rFonts w:ascii="Calibri" w:cs="Calibri" w:eastAsia="Calibri" w:hAnsi="Calibri"/>
-          <w:sz w:val="22"/>
-          <w:szCs w:val="22"/>
-          <w:rtl w:val="0"/>
-        </w:rPr>
-        <w:t xml:space="preserve">, contributing to the prioritization and planning of new features and product enhancements, aligning frontend development with the company’s strategic goals. </w:t>
+          <w:b w:val="1"/>
+          <w:bCs w:val="1"/>
+          <w:sz w:val="22"/>
+          <w:szCs w:val="22"/>
+          <w:rtl w:val="0"/>
+        </w:rPr>
+        <w:t xml:space="preserve">Led Scrum Ceremonies</w:t>
+      </w:r>
+      <w:r>
+        <w:rPr>
+          <w:rFonts w:ascii="Calibri" w:cs="Calibri" w:eastAsia="Calibri" w:hAnsi="Calibri"/>
+          <w:sz w:val="22"/>
+          <w:szCs w:val="22"/>
+          <w:rtl w:val="0"/>
+        </w:rPr>
+        <w:t xml:space="preserve"> including sprint planning, daily stand-ups, and retrospectives, ensuring timely delivery of features and continuous improvement in development processes.</w:t>
       </w:r>
       <w:r>
         <w:rPr>
@@ -5601,71 +5793,22 @@
       <w:r>
         <w:rPr>
           <w:rFonts w:ascii="Calibri" w:cs="Calibri" w:eastAsia="Calibri" w:hAnsi="Calibri"/>
-          <w:sz w:val="22"/>
-          <w:szCs w:val="22"/>
-          <w:rtl w:val="0"/>
-        </w:rPr>
-        <w:t xml:space="preserve">Utilized </w:t>
-      </w:r>
-      <w:r>
-        <w:rPr>
-          <w:rFonts w:ascii="Calibri" w:cs="Calibri" w:eastAsia="Calibri" w:hAnsi="Calibri"/>
-          <w:b w:val="1"/>
-          <w:bCs w:val="1"/>
-          <w:sz w:val="22"/>
-          <w:szCs w:val="22"/>
-          <w:rtl w:val="0"/>
-        </w:rPr>
-        <w:t xml:space="preserve">Next.js</w:t>
-      </w:r>
-      <w:r>
-        <w:rPr>
-          <w:rFonts w:ascii="Calibri" w:cs="Calibri" w:eastAsia="Calibri" w:hAnsi="Calibri"/>
-          <w:sz w:val="22"/>
-          <w:szCs w:val="22"/>
-          <w:rtl w:val="0"/>
-        </w:rPr>
-        <w:t xml:space="preserve">, </w:t>
-      </w:r>
-      <w:r>
-        <w:rPr>
-          <w:rFonts w:ascii="Calibri" w:cs="Calibri" w:eastAsia="Calibri" w:hAnsi="Calibri"/>
-          <w:b w:val="1"/>
-          <w:bCs w:val="1"/>
-          <w:sz w:val="22"/>
-          <w:szCs w:val="22"/>
-          <w:rtl w:val="0"/>
-        </w:rPr>
-        <w:t xml:space="preserve">React</w:t>
-      </w:r>
-      <w:r>
-        <w:rPr>
-          <w:rFonts w:ascii="Calibri" w:cs="Calibri" w:eastAsia="Calibri" w:hAnsi="Calibri"/>
-          <w:sz w:val="22"/>
-          <w:szCs w:val="22"/>
-          <w:rtl w:val="0"/>
-        </w:rPr>
-        <w:t xml:space="preserve">, and </w:t>
-      </w:r>
-      <w:r>
-        <w:rPr>
-          <w:rFonts w:ascii="Calibri" w:cs="Calibri" w:eastAsia="Calibri" w:hAnsi="Calibri"/>
-          <w:b w:val="1"/>
-          <w:bCs w:val="1"/>
-          <w:sz w:val="22"/>
-          <w:szCs w:val="22"/>
-          <w:rtl w:val="0"/>
-        </w:rPr>
-        <w:t xml:space="preserve">Tailwind CSS</w:t>
-      </w:r>
-      <w:r>
-        <w:rPr>
-          <w:rFonts w:ascii="Calibri" w:cs="Calibri" w:eastAsia="Calibri" w:hAnsi="Calibri"/>
-          <w:sz w:val="22"/>
-          <w:szCs w:val="22"/>
-          <w:rtl w:val="0"/>
-        </w:rPr>
-        <w:t xml:space="preserve"> to build scalable and high-performance web applications, ensuring fast load times and smooth user experiences with server-side rendering.</w:t>
+          <w:b w:val="1"/>
+          <w:bCs w:val="1"/>
+          <w:sz w:val="22"/>
+          <w:szCs w:val="22"/>
+          <w:rtl w:val="0"/>
+        </w:rPr>
+        <w:t xml:space="preserve">Set up and configured AWS EC2 hosting, S3 and Nginx</w:t>
+      </w:r>
+      <w:r>
+        <w:rPr>
+          <w:rFonts w:ascii="Calibri" w:cs="Calibri" w:eastAsia="Calibri" w:hAnsi="Calibri"/>
+          <w:sz w:val="22"/>
+          <w:szCs w:val="22"/>
+          <w:rtl w:val="0"/>
+        </w:rPr>
+        <w:t xml:space="preserve">, optimizing deployment workflows for hosting BeepKart’s frontend applications.</w:t>
       </w:r>
       <w:r>
         <w:rPr>
@@ -5696,42 +5839,81 @@
       <w:r>
         <w:rPr>
           <w:rFonts w:ascii="Calibri" w:cs="Calibri" w:eastAsia="Calibri" w:hAnsi="Calibri"/>
-          <w:sz w:val="22"/>
-          <w:szCs w:val="22"/>
-          <w:rtl w:val="0"/>
-        </w:rPr>
-        <w:t xml:space="preserve">Integrated </w:t>
-      </w:r>
-      <w:r>
-        <w:rPr>
-          <w:rFonts w:ascii="Calibri" w:cs="Calibri" w:eastAsia="Calibri" w:hAnsi="Calibri"/>
-          <w:b w:val="1"/>
-          <w:bCs w:val="1"/>
-          <w:sz w:val="22"/>
-          <w:szCs w:val="22"/>
-          <w:rtl w:val="0"/>
-        </w:rPr>
-        <w:t xml:space="preserve">React reusable components</w:t>
-      </w:r>
-      <w:r>
-        <w:rPr>
-          <w:rFonts w:ascii="Calibri" w:cs="Calibri" w:eastAsia="Calibri" w:hAnsi="Calibri"/>
-          <w:sz w:val="22"/>
-          <w:szCs w:val="22"/>
-          <w:rtl w:val="0"/>
-        </w:rPr>
-        <w:t xml:space="preserve"> with </w:t>
-      </w:r>
-      <w:r>
-        <w:rPr>
-          <w:rFonts w:ascii="Calibri" w:cs="Calibri" w:eastAsia="Calibri" w:hAnsi="Calibri"/>
-          <w:b w:val="1"/>
-          <w:bCs w:val="1"/>
-          <w:sz w:val="22"/>
-          <w:szCs w:val="22"/>
-          <w:rtl w:val="0"/>
-        </w:rPr>
-        <w:t xml:space="preserve">Material UI</w:t>
+          <w:b w:val="1"/>
+          <w:bCs w:val="1"/>
+          <w:sz w:val="22"/>
+          <w:szCs w:val="22"/>
+          <w:rtl w:val="0"/>
+        </w:rPr>
+        <w:t xml:space="preserve">Mentored junior developers</w:t>
+      </w:r>
+      <w:r>
+        <w:rPr>
+          <w:rFonts w:ascii="Calibri" w:cs="Calibri" w:eastAsia="Calibri" w:hAnsi="Calibri"/>
+          <w:sz w:val="22"/>
+          <w:szCs w:val="22"/>
+          <w:rtl w:val="0"/>
+        </w:rPr>
+        <w:t xml:space="preserve"> and conducted regular </w:t>
+      </w:r>
+      <w:r>
+        <w:rPr>
+          <w:rFonts w:ascii="Calibri" w:cs="Calibri" w:eastAsia="Calibri" w:hAnsi="Calibri"/>
+          <w:b w:val="1"/>
+          <w:bCs w:val="1"/>
+          <w:sz w:val="22"/>
+          <w:szCs w:val="22"/>
+          <w:rtl w:val="0"/>
+        </w:rPr>
+        <w:t xml:space="preserve">code reviews following React Best practices</w:t>
+      </w:r>
+      <w:r>
+        <w:rPr>
+          <w:rFonts w:ascii="Calibri" w:cs="Calibri" w:eastAsia="Calibri" w:hAnsi="Calibri"/>
+          <w:sz w:val="22"/>
+          <w:szCs w:val="22"/>
+          <w:rtl w:val="0"/>
+        </w:rPr>
+        <w:t xml:space="preserve">, ensuring adherence to best practices, high code quality, and maintaining consistency across the codebase.</w:t>
+      </w:r>
+      <w:r>
+        <w:rPr>
+          <w:rtl w:val="0"/>
+        </w:rPr>
+      </w:r>
+    </w:p>
+    <w:p>
+      <w:pPr>
+        <w:numPr>
+          <w:ilvl w:val="0"/>
+          <w:numId w:val="2"/>
+        </w:numPr>
+        <w:spacing w:after="0" w:line="240" w:lineRule="auto"/>
+        <w:ind w:left="720" w:hanging="360"/>
+        <w:rPr>
+          <w:sz w:val="22"/>
+          <w:szCs w:val="22"/>
+        </w:rPr>
+      </w:pPr>
+      <w:r>
+        <w:rPr>
+          <w:rFonts w:ascii="Calibri" w:cs="Calibri" w:eastAsia="Calibri" w:hAnsi="Calibri"/>
+          <w:sz w:val="22"/>
+          <w:szCs w:val="22"/>
+          <w:rtl w:val="0"/>
+        </w:rPr>
+        <w:t xml:space="preserve">Worked closely with the backend team to integrate </w:t>
+      </w:r>
+      <w:r>
+        <w:rPr>
+          <w:rFonts w:ascii="Calibri" w:cs="Calibri" w:eastAsia="Calibri" w:hAnsi="Calibri"/>
+          <w:b w:val="1"/>
+          <w:bCs w:val="1"/>
+          <w:sz w:val="22"/>
+          <w:szCs w:val="22"/>
+          <w:rtl w:val="0"/>
+        </w:rPr>
+        <w:t xml:space="preserve">Google Tag Manager</w:t>
       </w:r>
       <w:r>
         <w:rPr>
@@ -5751,28 +5933,218 @@
           <w:szCs w:val="22"/>
           <w:rtl w:val="0"/>
         </w:rPr>
-        <w:t xml:space="preserve">Ant Design (Antd)</w:t>
-      </w:r>
-      <w:r>
-        <w:rPr>
-          <w:rFonts w:ascii="Calibri" w:cs="Calibri" w:eastAsia="Calibri" w:hAnsi="Calibri"/>
-          <w:sz w:val="22"/>
-          <w:szCs w:val="22"/>
-          <w:rtl w:val="0"/>
-        </w:rPr>
-        <w:t xml:space="preserve"> to develop modern, responsive UI components and ensure a consistent design system across the platform.</w:t>
-      </w:r>
-      <w:r>
-        <w:rPr>
-          <w:rtl w:val="0"/>
-        </w:rPr>
-      </w:r>
-    </w:p>
-    <w:p>
-      <w:pPr>
-        <w:numPr>
-          <w:ilvl w:val="0"/>
-          <w:numId w:val="2"/>
+        <w:t xml:space="preserve">Google Analytics</w:t>
+      </w:r>
+      <w:r>
+        <w:rPr>
+          <w:rFonts w:ascii="Calibri" w:cs="Calibri" w:eastAsia="Calibri" w:hAnsi="Calibri"/>
+          <w:sz w:val="22"/>
+          <w:szCs w:val="22"/>
+          <w:rtl w:val="0"/>
+        </w:rPr>
+        <w:t xml:space="preserve">, enabling data-driven insights and accurate performance tracking.</w:t>
+      </w:r>
+      <w:r>
+        <w:rPr>
+          <w:rtl w:val="0"/>
+        </w:rPr>
+      </w:r>
+    </w:p>
+    <w:p>
+      <w:pPr>
+        <w:spacing w:after="0" w:line="240" w:lineRule="auto"/>
+        <w:ind w:left="720" w:firstLine="0"/>
+        <w:rPr>
+          <w:rFonts w:ascii="Calibri" w:cs="Calibri" w:eastAsia="Calibri" w:hAnsi="Calibri"/>
+          <w:sz w:val="22"/>
+          <w:szCs w:val="22"/>
+        </w:rPr>
+      </w:pPr>
+      <w:r>
+        <w:rPr>
+          <w:rtl w:val="0"/>
+        </w:rPr>
+      </w:r>
+    </w:p>
+    <w:p>
+      <w:pPr>
+        <w:spacing w:after="0" w:line="240" w:lineRule="auto"/>
+        <w:ind w:left="0" w:firstLine="0"/>
+        <w:rPr>
+          <w:rFonts w:ascii="Calibri" w:cs="Calibri" w:eastAsia="Calibri" w:hAnsi="Calibri"/>
+          <w:sz w:val="22"/>
+          <w:szCs w:val="22"/>
+        </w:rPr>
+      </w:pPr>
+      <w:r>
+        <w:rPr>
+          <w:rFonts w:ascii="Calibri" w:cs="Calibri" w:eastAsia="Calibri" w:hAnsi="Calibri"/>
+          <w:b w:val="1"/>
+          <w:bCs w:val="1"/>
+          <w:sz w:val="22"/>
+          <w:szCs w:val="22"/>
+          <w:rtl w:val="0"/>
+        </w:rPr>
+        <w:t xml:space="preserve">Sills: </w:t>
+      </w:r>
+      <w:r>
+        <w:rPr>
+          <w:rFonts w:ascii="Calibri" w:cs="Calibri" w:eastAsia="Calibri" w:hAnsi="Calibri"/>
+          <w:sz w:val="22"/>
+          <w:szCs w:val="22"/>
+          <w:rtl w:val="0"/>
+        </w:rPr>
+        <w:t xml:space="preserve">Next.js, Reactjs, Typescript, Material UI, Antd, Tailwind CSS, AWS, Nginx.</w:t>
+      </w:r>
+    </w:p>
+    <w:p>
+      <w:pPr>
+        <w:spacing w:after="0" w:line="240" w:lineRule="auto"/>
+        <w:jc w:val="both"/>
+        <w:rPr>
+          <w:rFonts w:ascii="Calibri" w:cs="Calibri" w:eastAsia="Calibri" w:hAnsi="Calibri"/>
+          <w:b w:val="1"/>
+          <w:bCs w:val="1"/>
+          <w:sz w:val="22"/>
+          <w:szCs w:val="22"/>
+        </w:rPr>
+      </w:pPr>
+      <w:r>
+        <w:rPr>
+          <w:rtl w:val="0"/>
+        </w:rPr>
+      </w:r>
+    </w:p>
+    <w:p>
+      <w:pPr>
+        <w:spacing w:after="0" w:line="240" w:lineRule="auto"/>
+        <w:jc w:val="both"/>
+        <w:rPr>
+          <w:rFonts w:ascii="Calibri" w:cs="Calibri" w:eastAsia="Calibri" w:hAnsi="Calibri"/>
+          <w:b w:val="1"/>
+          <w:bCs w:val="1"/>
+          <w:sz w:val="22"/>
+          <w:szCs w:val="22"/>
+        </w:rPr>
+      </w:pPr>
+      <w:r>
+        <w:rPr>
+          <w:rFonts w:ascii="Calibri" w:cs="Calibri" w:eastAsia="Calibri" w:hAnsi="Calibri"/>
+          <w:b w:val="1"/>
+          <w:bCs w:val="1"/>
+          <w:sz w:val="22"/>
+          <w:szCs w:val="22"/>
+          <w:rtl w:val="0"/>
+        </w:rPr>
+        <w:t xml:space="preserve">Client: BetterPlace Safety Solutions, India</w:t>
+        <w:tab/>
+        <w:tab/>
+        <w:tab/>
+        <w:tab/>
+        <w:tab/>
+        <w:t xml:space="preserve">(Dec 2019 – Dec 2022)</w:t>
+      </w:r>
+    </w:p>
+    <w:p>
+      <w:pPr>
+        <w:spacing w:after="0" w:line="240" w:lineRule="auto"/>
+        <w:jc w:val="both"/>
+        <w:rPr>
+          <w:rFonts w:ascii="Calibri" w:cs="Calibri" w:eastAsia="Calibri" w:hAnsi="Calibri"/>
+          <w:b w:val="1"/>
+          <w:bCs w:val="1"/>
+          <w:sz w:val="22"/>
+          <w:szCs w:val="22"/>
+        </w:rPr>
+      </w:pPr>
+      <w:r>
+        <w:rPr>
+          <w:rFonts w:ascii="Calibri" w:cs="Calibri" w:eastAsia="Calibri" w:hAnsi="Calibri"/>
+          <w:b w:val="1"/>
+          <w:bCs w:val="1"/>
+          <w:sz w:val="22"/>
+          <w:szCs w:val="22"/>
+          <w:rtl w:val="0"/>
+        </w:rPr>
+        <w:t xml:space="preserve">Software Development Engineer – III</w:t>
+      </w:r>
+    </w:p>
+    <w:p>
+      <w:pPr>
+        <w:spacing w:after="0" w:line="240" w:lineRule="auto"/>
+        <w:jc w:val="both"/>
+        <w:rPr>
+          <w:rFonts w:ascii="Calibri" w:cs="Calibri" w:eastAsia="Calibri" w:hAnsi="Calibri"/>
+          <w:sz w:val="22"/>
+          <w:szCs w:val="22"/>
+        </w:rPr>
+      </w:pPr>
+      <w:r>
+        <w:rPr>
+          <w:rFonts w:ascii="Calibri" w:cs="Calibri" w:eastAsia="Calibri" w:hAnsi="Calibri"/>
+          <w:b w:val="1"/>
+          <w:bCs w:val="1"/>
+          <w:sz w:val="22"/>
+          <w:szCs w:val="22"/>
+          <w:rtl w:val="0"/>
+        </w:rPr>
+        <w:t xml:space="preserve">BetterPlace</w:t>
+      </w:r>
+      <w:r>
+        <w:rPr>
+          <w:rFonts w:ascii="Calibri" w:cs="Calibri" w:eastAsia="Calibri" w:hAnsi="Calibri"/>
+          <w:sz w:val="22"/>
+          <w:szCs w:val="22"/>
+          <w:rtl w:val="0"/>
+        </w:rPr>
+        <w:t xml:space="preserve"> is a leading workforce management platform that provides end-to-end digital solutions for blue-collar workforce hiring, onboarding, compliance, payroll, and upskilling. It helps enterprises streamline their workforce operations, ensuring efficiency, compliance, and productivity. Through its products like MyRocket for Employer POD, BetterPlace connects employers with job seekers, enabling seamless hiring, workforce management, and digital HR solutions.</w:t>
+      </w:r>
+    </w:p>
+    <w:p>
+      <w:pPr>
+        <w:spacing w:after="0" w:line="240" w:lineRule="auto"/>
+        <w:jc w:val="both"/>
+        <w:rPr>
+          <w:rFonts w:ascii="Calibri" w:cs="Calibri" w:eastAsia="Calibri" w:hAnsi="Calibri"/>
+          <w:sz w:val="22"/>
+          <w:szCs w:val="22"/>
+        </w:rPr>
+      </w:pPr>
+      <w:r>
+        <w:rPr>
+          <w:rtl w:val="0"/>
+        </w:rPr>
+      </w:r>
+    </w:p>
+    <w:p>
+      <w:pPr>
+        <w:spacing w:after="0" w:line="360" w:lineRule="auto"/>
+        <w:jc w:val="both"/>
+        <w:rPr>
+          <w:rFonts w:ascii="Calibri" w:cs="Calibri" w:eastAsia="Calibri" w:hAnsi="Calibri"/>
+          <w:b w:val="1"/>
+          <w:bCs w:val="1"/>
+          <w:sz w:val="22"/>
+          <w:szCs w:val="22"/>
+        </w:rPr>
+      </w:pPr>
+      <w:r>
+        <w:rPr>
+          <w:rFonts w:ascii="Calibri" w:cs="Calibri" w:eastAsia="Calibri" w:hAnsi="Calibri"/>
+          <w:b w:val="1"/>
+          <w:bCs w:val="1"/>
+          <w:sz w:val="22"/>
+          <w:szCs w:val="22"/>
+          <w:rtl w:val="0"/>
+        </w:rPr>
+        <w:t xml:space="preserve">Responsibilities:</w:t>
+      </w:r>
+    </w:p>
+    <w:p>
+      <w:pPr>
+        <w:numPr>
+          <w:ilvl w:val="0"/>
+          <w:numId w:val="4"/>
         </w:numPr>
         <w:pBdr>
           <w:top w:space="0" w:sz="0" w:val="nil"/>
@@ -5795,19 +6167,59 @@
           <w:szCs w:val="22"/>
           <w:rtl w:val="0"/>
         </w:rPr>
-        <w:t xml:space="preserve">Optimize performance with React.memo, useCallback and useMemo.</w:t>
-      </w:r>
-      <w:r>
-        <w:rPr>
-          <w:rtl w:val="0"/>
-        </w:rPr>
-      </w:r>
-    </w:p>
-    <w:p>
-      <w:pPr>
-        <w:numPr>
-          <w:ilvl w:val="0"/>
-          <w:numId w:val="2"/>
+        <w:t xml:space="preserve">Developed and maintained frontend applications for MyRocket using </w:t>
+      </w:r>
+      <w:r>
+        <w:rPr>
+          <w:rFonts w:ascii="Calibri" w:cs="Calibri" w:eastAsia="Calibri" w:hAnsi="Calibri"/>
+          <w:b w:val="1"/>
+          <w:bCs w:val="1"/>
+          <w:sz w:val="22"/>
+          <w:szCs w:val="22"/>
+          <w:rtl w:val="0"/>
+        </w:rPr>
+        <w:t xml:space="preserve">Next.js, Reactjs,</w:t>
+      </w:r>
+      <w:r>
+        <w:rPr>
+          <w:rFonts w:ascii="Calibri" w:cs="Calibri" w:eastAsia="Calibri" w:hAnsi="Calibri"/>
+          <w:sz w:val="22"/>
+          <w:szCs w:val="22"/>
+          <w:rtl w:val="0"/>
+        </w:rPr>
+        <w:t xml:space="preserve"> and </w:t>
+      </w:r>
+      <w:r>
+        <w:rPr>
+          <w:rFonts w:ascii="Calibri" w:cs="Calibri" w:eastAsia="Calibri" w:hAnsi="Calibri"/>
+          <w:b w:val="1"/>
+          <w:bCs w:val="1"/>
+          <w:sz w:val="22"/>
+          <w:szCs w:val="22"/>
+          <w:rtl w:val="0"/>
+        </w:rPr>
+        <w:t xml:space="preserve">Ant Design (Antd) with Preprocessors</w:t>
+      </w:r>
+      <w:r>
+        <w:rPr>
+          <w:rFonts w:ascii="Calibri" w:cs="Calibri" w:eastAsia="Calibri" w:hAnsi="Calibri"/>
+          <w:sz w:val="22"/>
+          <w:szCs w:val="22"/>
+          <w:rtl w:val="0"/>
+        </w:rPr>
+        <w:t xml:space="preserve">.</w:t>
+      </w:r>
+      <w:r>
+        <w:rPr>
+          <w:rtl w:val="0"/>
+        </w:rPr>
+      </w:r>
+    </w:p>
+    <w:p>
+      <w:pPr>
+        <w:numPr>
+          <w:ilvl w:val="0"/>
+          <w:numId w:val="4"/>
         </w:numPr>
         <w:pBdr>
           <w:top w:space="0" w:sz="0" w:val="nil"/>
@@ -5826,34 +6238,83 @@
       <w:r>
         <w:rPr>
           <w:rFonts w:ascii="Calibri" w:cs="Calibri" w:eastAsia="Calibri" w:hAnsi="Calibri"/>
-          <w:b w:val="1"/>
-          <w:bCs w:val="1"/>
-          <w:sz w:val="22"/>
-          <w:szCs w:val="22"/>
-          <w:rtl w:val="0"/>
-        </w:rPr>
-        <w:t xml:space="preserve">Led Scrum Ceremonies</w:t>
-      </w:r>
-      <w:r>
-        <w:rPr>
-          <w:rFonts w:ascii="Calibri" w:cs="Calibri" w:eastAsia="Calibri" w:hAnsi="Calibri"/>
-          <w:sz w:val="22"/>
-          <w:szCs w:val="22"/>
-          <w:rtl w:val="0"/>
-        </w:rPr>
-        <w:t xml:space="preserve"> including sprint planning, daily stand-ups, and retrospectives, ensuring timely delivery of features and continuous improvement in development processes.</w:t>
-      </w:r>
-      <w:r>
-        <w:rPr>
-          <w:rtl w:val="0"/>
-        </w:rPr>
-      </w:r>
-    </w:p>
-    <w:p>
-      <w:pPr>
-        <w:numPr>
-          <w:ilvl w:val="0"/>
-          <w:numId w:val="2"/>
+          <w:sz w:val="22"/>
+          <w:szCs w:val="22"/>
+          <w:rtl w:val="0"/>
+        </w:rPr>
+        <w:t xml:space="preserve">Implemented </w:t>
+      </w:r>
+      <w:r>
+        <w:rPr>
+          <w:rFonts w:ascii="Calibri" w:cs="Calibri" w:eastAsia="Calibri" w:hAnsi="Calibri"/>
+          <w:b w:val="1"/>
+          <w:bCs w:val="1"/>
+          <w:sz w:val="22"/>
+          <w:szCs w:val="22"/>
+          <w:rtl w:val="0"/>
+        </w:rPr>
+        <w:t xml:space="preserve">server-side rendering (SSR)</w:t>
+      </w:r>
+      <w:r>
+        <w:rPr>
+          <w:rFonts w:ascii="Calibri" w:cs="Calibri" w:eastAsia="Calibri" w:hAnsi="Calibri"/>
+          <w:sz w:val="22"/>
+          <w:szCs w:val="22"/>
+          <w:rtl w:val="0"/>
+        </w:rPr>
+        <w:t xml:space="preserve"> and </w:t>
+      </w:r>
+      <w:r>
+        <w:rPr>
+          <w:rFonts w:ascii="Calibri" w:cs="Calibri" w:eastAsia="Calibri" w:hAnsi="Calibri"/>
+          <w:b w:val="1"/>
+          <w:bCs w:val="1"/>
+          <w:sz w:val="22"/>
+          <w:szCs w:val="22"/>
+          <w:rtl w:val="0"/>
+        </w:rPr>
+        <w:t xml:space="preserve">client-side optimizations</w:t>
+      </w:r>
+      <w:r>
+        <w:rPr>
+          <w:rFonts w:ascii="Calibri" w:cs="Calibri" w:eastAsia="Calibri" w:hAnsi="Calibri"/>
+          <w:sz w:val="22"/>
+          <w:szCs w:val="22"/>
+          <w:rtl w:val="0"/>
+        </w:rPr>
+        <w:t xml:space="preserve"> to enhance performance and improve </w:t>
+      </w:r>
+      <w:r>
+        <w:rPr>
+          <w:rFonts w:ascii="Calibri" w:cs="Calibri" w:eastAsia="Calibri" w:hAnsi="Calibri"/>
+          <w:b w:val="1"/>
+          <w:bCs w:val="1"/>
+          <w:sz w:val="22"/>
+          <w:szCs w:val="22"/>
+          <w:rtl w:val="0"/>
+        </w:rPr>
+        <w:t xml:space="preserve">SEO</w:t>
+      </w:r>
+      <w:r>
+        <w:rPr>
+          <w:rFonts w:ascii="Calibri" w:cs="Calibri" w:eastAsia="Calibri" w:hAnsi="Calibri"/>
+          <w:sz w:val="22"/>
+          <w:szCs w:val="22"/>
+          <w:rtl w:val="0"/>
+        </w:rPr>
+        <w:t xml:space="preserve">.</w:t>
+      </w:r>
+      <w:r>
+        <w:rPr>
+          <w:rtl w:val="0"/>
+        </w:rPr>
+      </w:r>
+    </w:p>
+    <w:p>
+      <w:pPr>
+        <w:numPr>
+          <w:ilvl w:val="0"/>
+          <w:numId w:val="4"/>
         </w:numPr>
         <w:pBdr>
           <w:top w:space="0" w:sz="0" w:val="nil"/>
@@ -5872,34 +6333,63 @@
       <w:r>
         <w:rPr>
           <w:rFonts w:ascii="Calibri" w:cs="Calibri" w:eastAsia="Calibri" w:hAnsi="Calibri"/>
-          <w:b w:val="1"/>
-          <w:bCs w:val="1"/>
-          <w:sz w:val="22"/>
-          <w:szCs w:val="22"/>
-          <w:rtl w:val="0"/>
-        </w:rPr>
-        <w:t xml:space="preserve">Set up and configured AWS EC2 hosting, S3 and Nginx</w:t>
-      </w:r>
-      <w:r>
-        <w:rPr>
-          <w:rFonts w:ascii="Calibri" w:cs="Calibri" w:eastAsia="Calibri" w:hAnsi="Calibri"/>
-          <w:sz w:val="22"/>
-          <w:szCs w:val="22"/>
-          <w:rtl w:val="0"/>
-        </w:rPr>
-        <w:t xml:space="preserve">, optimizing deployment workflows for hosting BeepKart’s frontend applications.</w:t>
-      </w:r>
-      <w:r>
-        <w:rPr>
-          <w:rtl w:val="0"/>
-        </w:rPr>
-      </w:r>
-    </w:p>
-    <w:p>
-      <w:pPr>
-        <w:numPr>
-          <w:ilvl w:val="0"/>
-          <w:numId w:val="2"/>
+          <w:sz w:val="22"/>
+          <w:szCs w:val="22"/>
+          <w:rtl w:val="0"/>
+        </w:rPr>
+        <w:t xml:space="preserve">Use </w:t>
+      </w:r>
+      <w:r>
+        <w:rPr>
+          <w:rFonts w:ascii="Calibri" w:cs="Calibri" w:eastAsia="Calibri" w:hAnsi="Calibri"/>
+          <w:b w:val="1"/>
+          <w:bCs w:val="1"/>
+          <w:sz w:val="22"/>
+          <w:szCs w:val="22"/>
+          <w:rtl w:val="0"/>
+        </w:rPr>
+        <w:t xml:space="preserve">React</w:t>
+      </w:r>
+      <w:r>
+        <w:rPr>
+          <w:rFonts w:ascii="Calibri" w:cs="Calibri" w:eastAsia="Calibri" w:hAnsi="Calibri"/>
+          <w:sz w:val="22"/>
+          <w:szCs w:val="22"/>
+          <w:rtl w:val="0"/>
+        </w:rPr>
+        <w:t xml:space="preserve"> </w:t>
+      </w:r>
+      <w:r>
+        <w:rPr>
+          <w:rFonts w:ascii="Calibri" w:cs="Calibri" w:eastAsia="Calibri" w:hAnsi="Calibri"/>
+          <w:b w:val="1"/>
+          <w:bCs w:val="1"/>
+          <w:sz w:val="22"/>
+          <w:szCs w:val="22"/>
+          <w:rtl w:val="0"/>
+        </w:rPr>
+        <w:t xml:space="preserve">Context API</w:t>
+      </w:r>
+      <w:r>
+        <w:rPr>
+          <w:rFonts w:ascii="Calibri" w:cs="Calibri" w:eastAsia="Calibri" w:hAnsi="Calibri"/>
+          <w:sz w:val="22"/>
+          <w:szCs w:val="22"/>
+          <w:rtl w:val="0"/>
+        </w:rPr>
+        <w:t xml:space="preserve"> and MobX for State Management.</w:t>
+      </w:r>
+      <w:r>
+        <w:rPr>
+          <w:rtl w:val="0"/>
+        </w:rPr>
+      </w:r>
+    </w:p>
+    <w:p>
+      <w:pPr>
+        <w:numPr>
+          <w:ilvl w:val="0"/>
+          <w:numId w:val="4"/>
         </w:numPr>
         <w:pBdr>
           <w:top w:space="0" w:sz="0" w:val="nil"/>
@@ -5918,54 +6408,23 @@
       <w:r>
         <w:rPr>
           <w:rFonts w:ascii="Calibri" w:cs="Calibri" w:eastAsia="Calibri" w:hAnsi="Calibri"/>
-          <w:b w:val="1"/>
-          <w:bCs w:val="1"/>
-          <w:sz w:val="22"/>
-          <w:szCs w:val="22"/>
-          <w:rtl w:val="0"/>
-        </w:rPr>
-        <w:t xml:space="preserve">Mentored junior developers</w:t>
-      </w:r>
-      <w:r>
-        <w:rPr>
-          <w:rFonts w:ascii="Calibri" w:cs="Calibri" w:eastAsia="Calibri" w:hAnsi="Calibri"/>
-          <w:sz w:val="22"/>
-          <w:szCs w:val="22"/>
-          <w:rtl w:val="0"/>
-        </w:rPr>
-        <w:t xml:space="preserve"> and conducted regular </w:t>
-      </w:r>
-      <w:r>
-        <w:rPr>
-          <w:rFonts w:ascii="Calibri" w:cs="Calibri" w:eastAsia="Calibri" w:hAnsi="Calibri"/>
-          <w:b w:val="1"/>
-          <w:bCs w:val="1"/>
-          <w:sz w:val="22"/>
-          <w:szCs w:val="22"/>
-          <w:rtl w:val="0"/>
-        </w:rPr>
-        <w:t xml:space="preserve">code reviews following React Best practices</w:t>
-      </w:r>
-      <w:r>
-        <w:rPr>
-          <w:rFonts w:ascii="Calibri" w:cs="Calibri" w:eastAsia="Calibri" w:hAnsi="Calibri"/>
-          <w:sz w:val="22"/>
-          <w:szCs w:val="22"/>
-          <w:rtl w:val="0"/>
-        </w:rPr>
-        <w:t xml:space="preserve">, ensuring adherence to best practices, high code quality, and maintaining consistency across the codebase.</w:t>
-      </w:r>
-      <w:r>
-        <w:rPr>
-          <w:rtl w:val="0"/>
-        </w:rPr>
-      </w:r>
-    </w:p>
-    <w:p>
-      <w:pPr>
-        <w:numPr>
-          <w:ilvl w:val="0"/>
-          <w:numId w:val="2"/>
+          <w:sz w:val="22"/>
+          <w:szCs w:val="22"/>
+          <w:rtl w:val="0"/>
+        </w:rPr>
+        <w:t xml:space="preserve">Developed more Reusable components using React Hooks.</w:t>
+      </w:r>
+      <w:r>
+        <w:rPr>
+          <w:rtl w:val="0"/>
+        </w:rPr>
+      </w:r>
+    </w:p>
+    <w:p>
+      <w:pPr>
+        <w:numPr>
+          <w:ilvl w:val="0"/>
+          <w:numId w:val="4"/>
         </w:numPr>
         <w:pBdr>
           <w:top w:space="0" w:sz="0" w:val="nil"/>
@@ -5988,39 +6447,19 @@
           <w:szCs w:val="22"/>
           <w:rtl w:val="0"/>
         </w:rPr>
-        <w:t xml:space="preserve">Drove the </w:t>
-      </w:r>
-      <w:r>
-        <w:rPr>
-          <w:rFonts w:ascii="Calibri" w:cs="Calibri" w:eastAsia="Calibri" w:hAnsi="Calibri"/>
-          <w:b w:val="1"/>
-          <w:bCs w:val="1"/>
-          <w:sz w:val="22"/>
-          <w:szCs w:val="22"/>
-          <w:rtl w:val="0"/>
-        </w:rPr>
-        <w:t xml:space="preserve">design and development process</w:t>
-      </w:r>
-      <w:r>
-        <w:rPr>
-          <w:rFonts w:ascii="Calibri" w:cs="Calibri" w:eastAsia="Calibri" w:hAnsi="Calibri"/>
-          <w:sz w:val="22"/>
-          <w:szCs w:val="22"/>
-          <w:rtl w:val="0"/>
-        </w:rPr>
-        <w:t xml:space="preserve">, collaborating with UX/UI teams to translate business requirements into well-defined features and optimized user interfaces.</w:t>
-      </w:r>
-      <w:r>
-        <w:rPr>
-          <w:rtl w:val="0"/>
-        </w:rPr>
-      </w:r>
-    </w:p>
-    <w:p>
-      <w:pPr>
-        <w:numPr>
-          <w:ilvl w:val="0"/>
-          <w:numId w:val="2"/>
+        <w:t xml:space="preserve">Led UI / UX improvements, ensuring responsive, accessible, and high-performing interfaces.</w:t>
+      </w:r>
+      <w:r>
+        <w:rPr>
+          <w:rtl w:val="0"/>
+        </w:rPr>
+      </w:r>
+    </w:p>
+    <w:p>
+      <w:pPr>
+        <w:numPr>
+          <w:ilvl w:val="0"/>
+          <w:numId w:val="4"/>
         </w:numPr>
         <w:pBdr>
           <w:top w:space="0" w:sz="0" w:val="nil"/>
@@ -6043,39 +6482,19 @@
           <w:szCs w:val="22"/>
           <w:rtl w:val="0"/>
         </w:rPr>
-        <w:t xml:space="preserve">Delivered high-quality, </w:t>
-      </w:r>
-      <w:r>
-        <w:rPr>
-          <w:rFonts w:ascii="Calibri" w:cs="Calibri" w:eastAsia="Calibri" w:hAnsi="Calibri"/>
-          <w:b w:val="1"/>
-          <w:bCs w:val="1"/>
-          <w:sz w:val="22"/>
-          <w:szCs w:val="22"/>
-          <w:rtl w:val="0"/>
-        </w:rPr>
-        <w:t xml:space="preserve">responsive web applications</w:t>
-      </w:r>
-      <w:r>
-        <w:rPr>
-          <w:rFonts w:ascii="Calibri" w:cs="Calibri" w:eastAsia="Calibri" w:hAnsi="Calibri"/>
-          <w:sz w:val="22"/>
-          <w:szCs w:val="22"/>
-          <w:rtl w:val="0"/>
-        </w:rPr>
-        <w:t xml:space="preserve">, optimizing user engagement and customer satisfaction across various devices and platforms.</w:t>
-      </w:r>
-      <w:r>
-        <w:rPr>
-          <w:rtl w:val="0"/>
-        </w:rPr>
-      </w:r>
-    </w:p>
-    <w:p>
-      <w:pPr>
-        <w:numPr>
-          <w:ilvl w:val="0"/>
-          <w:numId w:val="2"/>
+        <w:t xml:space="preserve">Collaborated closely with backend teams to integrate APIs efficiently using Axios.</w:t>
+      </w:r>
+      <w:r>
+        <w:rPr>
+          <w:rtl w:val="0"/>
+        </w:rPr>
+      </w:r>
+    </w:p>
+    <w:p>
+      <w:pPr>
+        <w:numPr>
+          <w:ilvl w:val="0"/>
+          <w:numId w:val="4"/>
         </w:numPr>
         <w:pBdr>
           <w:top w:space="0" w:sz="0" w:val="nil"/>
@@ -6094,757 +6513,6 @@
       <w:r>
         <w:rPr>
           <w:rFonts w:ascii="Calibri" w:cs="Calibri" w:eastAsia="Calibri" w:hAnsi="Calibri"/>
-          <w:b w:val="1"/>
-          <w:bCs w:val="1"/>
-          <w:sz w:val="22"/>
-          <w:szCs w:val="22"/>
-          <w:rtl w:val="0"/>
-        </w:rPr>
-        <w:t xml:space="preserve">Managed codebase efficiency</w:t>
-      </w:r>
-      <w:r>
-        <w:rPr>
-          <w:rFonts w:ascii="Calibri" w:cs="Calibri" w:eastAsia="Calibri" w:hAnsi="Calibri"/>
-          <w:sz w:val="22"/>
-          <w:szCs w:val="22"/>
-          <w:rtl w:val="0"/>
-        </w:rPr>
-        <w:t xml:space="preserve"> and application performance, implementing techniques such as lazy loading, code splitting, and component reuse.</w:t>
-      </w:r>
-      <w:r>
-        <w:rPr>
-          <w:rtl w:val="0"/>
-        </w:rPr>
-      </w:r>
-    </w:p>
-    <w:p>
-      <w:pPr>
-        <w:numPr>
-          <w:ilvl w:val="0"/>
-          <w:numId w:val="2"/>
-        </w:numPr>
-        <w:spacing w:after="0" w:line="240" w:lineRule="auto"/>
-        <w:ind w:left="720" w:hanging="360"/>
-        <w:rPr>
-          <w:sz w:val="22"/>
-          <w:szCs w:val="22"/>
-        </w:rPr>
-      </w:pPr>
-      <w:r>
-        <w:rPr>
-          <w:rFonts w:ascii="Calibri" w:cs="Calibri" w:eastAsia="Calibri" w:hAnsi="Calibri"/>
-          <w:sz w:val="22"/>
-          <w:szCs w:val="22"/>
-          <w:rtl w:val="0"/>
-        </w:rPr>
-        <w:t xml:space="preserve">Worked closely with the backend team to integrate </w:t>
-      </w:r>
-      <w:r>
-        <w:rPr>
-          <w:rFonts w:ascii="Calibri" w:cs="Calibri" w:eastAsia="Calibri" w:hAnsi="Calibri"/>
-          <w:b w:val="1"/>
-          <w:bCs w:val="1"/>
-          <w:sz w:val="22"/>
-          <w:szCs w:val="22"/>
-          <w:rtl w:val="0"/>
-        </w:rPr>
-        <w:t xml:space="preserve">Google Tag Manager</w:t>
-      </w:r>
-      <w:r>
-        <w:rPr>
-          <w:rFonts w:ascii="Calibri" w:cs="Calibri" w:eastAsia="Calibri" w:hAnsi="Calibri"/>
-          <w:sz w:val="22"/>
-          <w:szCs w:val="22"/>
-          <w:rtl w:val="0"/>
-        </w:rPr>
-        <w:t xml:space="preserve"> and </w:t>
-      </w:r>
-      <w:r>
-        <w:rPr>
-          <w:rFonts w:ascii="Calibri" w:cs="Calibri" w:eastAsia="Calibri" w:hAnsi="Calibri"/>
-          <w:b w:val="1"/>
-          <w:bCs w:val="1"/>
-          <w:sz w:val="22"/>
-          <w:szCs w:val="22"/>
-          <w:rtl w:val="0"/>
-        </w:rPr>
-        <w:t xml:space="preserve">Google Analytics</w:t>
-      </w:r>
-      <w:r>
-        <w:rPr>
-          <w:rFonts w:ascii="Calibri" w:cs="Calibri" w:eastAsia="Calibri" w:hAnsi="Calibri"/>
-          <w:sz w:val="22"/>
-          <w:szCs w:val="22"/>
-          <w:rtl w:val="0"/>
-        </w:rPr>
-        <w:t xml:space="preserve">, enabling data-driven insights and accurate performance tracking.</w:t>
-      </w:r>
-      <w:r>
-        <w:rPr>
-          <w:rtl w:val="0"/>
-        </w:rPr>
-      </w:r>
-    </w:p>
-    <w:p>
-      <w:pPr>
-        <w:numPr>
-          <w:ilvl w:val="0"/>
-          <w:numId w:val="2"/>
-        </w:numPr>
-        <w:spacing w:after="0" w:line="240" w:lineRule="auto"/>
-        <w:ind w:left="720" w:hanging="360"/>
-        <w:rPr>
-          <w:sz w:val="22"/>
-          <w:szCs w:val="22"/>
-        </w:rPr>
-      </w:pPr>
-      <w:r>
-        <w:rPr>
-          <w:rFonts w:ascii="Calibri" w:cs="Calibri" w:eastAsia="Calibri" w:hAnsi="Calibri"/>
-          <w:sz w:val="22"/>
-          <w:szCs w:val="22"/>
-          <w:rtl w:val="0"/>
-        </w:rPr>
-        <w:t xml:space="preserve">Developed and integrated </w:t>
-      </w:r>
-      <w:r>
-        <w:rPr>
-          <w:rFonts w:ascii="Calibri" w:cs="Calibri" w:eastAsia="Calibri" w:hAnsi="Calibri"/>
-          <w:b w:val="1"/>
-          <w:bCs w:val="1"/>
-          <w:sz w:val="22"/>
-          <w:szCs w:val="22"/>
-          <w:rtl w:val="0"/>
-        </w:rPr>
-        <w:t xml:space="preserve">OpenAI-powered agent tools</w:t>
-      </w:r>
-      <w:r>
-        <w:rPr>
-          <w:rFonts w:ascii="Calibri" w:cs="Calibri" w:eastAsia="Calibri" w:hAnsi="Calibri"/>
-          <w:sz w:val="22"/>
-          <w:szCs w:val="22"/>
-          <w:rtl w:val="0"/>
-        </w:rPr>
-        <w:t xml:space="preserve"> using Next.js to create intelligent, conversational web applications for customer support efficiency.</w:t>
-      </w:r>
-      <w:r>
-        <w:rPr>
-          <w:rtl w:val="0"/>
-        </w:rPr>
-      </w:r>
-    </w:p>
-    <w:p>
-      <w:pPr>
-        <w:spacing w:after="0" w:line="240" w:lineRule="auto"/>
-        <w:ind w:left="720" w:firstLine="0"/>
-        <w:rPr>
-          <w:rFonts w:ascii="Calibri" w:cs="Calibri" w:eastAsia="Calibri" w:hAnsi="Calibri"/>
-          <w:sz w:val="22"/>
-          <w:szCs w:val="22"/>
-        </w:rPr>
-      </w:pPr>
-      <w:r>
-        <w:rPr>
-          <w:rtl w:val="0"/>
-        </w:rPr>
-      </w:r>
-    </w:p>
-    <w:p>
-      <w:pPr>
-        <w:spacing w:after="0" w:line="240" w:lineRule="auto"/>
-        <w:ind w:left="0" w:firstLine="0"/>
-        <w:rPr>
-          <w:rFonts w:ascii="Calibri" w:cs="Calibri" w:eastAsia="Calibri" w:hAnsi="Calibri"/>
-          <w:sz w:val="22"/>
-          <w:szCs w:val="22"/>
-        </w:rPr>
-      </w:pPr>
-      <w:r>
-        <w:rPr>
-          <w:rFonts w:ascii="Calibri" w:cs="Calibri" w:eastAsia="Calibri" w:hAnsi="Calibri"/>
-          <w:b w:val="1"/>
-          <w:bCs w:val="1"/>
-          <w:sz w:val="22"/>
-          <w:szCs w:val="22"/>
-          <w:rtl w:val="0"/>
-        </w:rPr>
-        <w:t xml:space="preserve">Sills: </w:t>
-      </w:r>
-      <w:r>
-        <w:rPr>
-          <w:rFonts w:ascii="Calibri" w:cs="Calibri" w:eastAsia="Calibri" w:hAnsi="Calibri"/>
-          <w:sz w:val="22"/>
-          <w:szCs w:val="22"/>
-          <w:rtl w:val="0"/>
-        </w:rPr>
-        <w:t xml:space="preserve">Next.js, Reactjs, Typescript, Material UI, Antd, Tailwind CSS, AWS, Nginx.</w:t>
-      </w:r>
-    </w:p>
-    <w:p>
-      <w:pPr>
-        <w:spacing w:after="0" w:line="240" w:lineRule="auto"/>
-        <w:jc w:val="both"/>
-        <w:rPr>
-          <w:rFonts w:ascii="Calibri" w:cs="Calibri" w:eastAsia="Calibri" w:hAnsi="Calibri"/>
-          <w:b w:val="1"/>
-          <w:bCs w:val="1"/>
-          <w:sz w:val="22"/>
-          <w:szCs w:val="22"/>
-        </w:rPr>
-      </w:pPr>
-      <w:r>
-        <w:rPr>
-          <w:rtl w:val="0"/>
-        </w:rPr>
-      </w:r>
-    </w:p>
-    <w:p>
-      <w:pPr>
-        <w:spacing w:after="0" w:line="240" w:lineRule="auto"/>
-        <w:jc w:val="both"/>
-        <w:rPr>
-          <w:rFonts w:ascii="Calibri" w:cs="Calibri" w:eastAsia="Calibri" w:hAnsi="Calibri"/>
-          <w:b w:val="1"/>
-          <w:bCs w:val="1"/>
-          <w:sz w:val="22"/>
-          <w:szCs w:val="22"/>
-        </w:rPr>
-      </w:pPr>
-      <w:r>
-        <w:rPr>
-          <w:rFonts w:ascii="Calibri" w:cs="Calibri" w:eastAsia="Calibri" w:hAnsi="Calibri"/>
-          <w:b w:val="1"/>
-          <w:bCs w:val="1"/>
-          <w:sz w:val="22"/>
-          <w:szCs w:val="22"/>
-          <w:rtl w:val="0"/>
-        </w:rPr>
-        <w:t xml:space="preserve">Client: BetterPlace Safety Solutions</w:t>
-        <w:tab/>
-        <w:tab/>
-        <w:tab/>
-        <w:tab/>
-        <w:tab/>
-        <w:tab/>
-        <w:t xml:space="preserve">(Dec 2019 – Dec 2022)</w:t>
-      </w:r>
-    </w:p>
-    <w:p>
-      <w:pPr>
-        <w:spacing w:after="0" w:line="240" w:lineRule="auto"/>
-        <w:jc w:val="both"/>
-        <w:rPr>
-          <w:rFonts w:ascii="Calibri" w:cs="Calibri" w:eastAsia="Calibri" w:hAnsi="Calibri"/>
-          <w:b w:val="1"/>
-          <w:bCs w:val="1"/>
-          <w:sz w:val="22"/>
-          <w:szCs w:val="22"/>
-        </w:rPr>
-      </w:pPr>
-      <w:r>
-        <w:rPr>
-          <w:rFonts w:ascii="Calibri" w:cs="Calibri" w:eastAsia="Calibri" w:hAnsi="Calibri"/>
-          <w:b w:val="1"/>
-          <w:bCs w:val="1"/>
-          <w:sz w:val="22"/>
-          <w:szCs w:val="22"/>
-          <w:rtl w:val="0"/>
-        </w:rPr>
-        <w:t xml:space="preserve">Software Development Engineer – III</w:t>
-      </w:r>
-    </w:p>
-    <w:p>
-      <w:pPr>
-        <w:spacing w:after="0" w:line="240" w:lineRule="auto"/>
-        <w:jc w:val="both"/>
-        <w:rPr>
-          <w:rFonts w:ascii="Calibri" w:cs="Calibri" w:eastAsia="Calibri" w:hAnsi="Calibri"/>
-          <w:b w:val="1"/>
-          <w:bCs w:val="1"/>
-          <w:sz w:val="22"/>
-          <w:szCs w:val="22"/>
-        </w:rPr>
-      </w:pPr>
-      <w:r>
-        <w:rPr>
-          <w:rFonts w:ascii="Calibri" w:cs="Calibri" w:eastAsia="Calibri" w:hAnsi="Calibri"/>
-          <w:b w:val="1"/>
-          <w:bCs w:val="1"/>
-          <w:sz w:val="22"/>
-          <w:szCs w:val="22"/>
-          <w:rtl w:val="0"/>
-        </w:rPr>
-        <w:t xml:space="preserve">Domain: Workforce Management and HRMS</w:t>
-      </w:r>
-    </w:p>
-    <w:p>
-      <w:pPr>
-        <w:spacing w:after="0" w:line="240" w:lineRule="auto"/>
-        <w:jc w:val="both"/>
-        <w:rPr>
-          <w:rFonts w:ascii="Calibri" w:cs="Calibri" w:eastAsia="Calibri" w:hAnsi="Calibri"/>
-          <w:b w:val="1"/>
-          <w:bCs w:val="1"/>
-          <w:sz w:val="22"/>
-          <w:szCs w:val="22"/>
-        </w:rPr>
-      </w:pPr>
-      <w:r>
-        <w:rPr>
-          <w:rFonts w:ascii="Calibri" w:cs="Calibri" w:eastAsia="Calibri" w:hAnsi="Calibri"/>
-          <w:b w:val="1"/>
-          <w:bCs w:val="1"/>
-          <w:sz w:val="22"/>
-          <w:szCs w:val="22"/>
-          <w:rtl w:val="0"/>
-        </w:rPr>
-        <w:t xml:space="preserve">Location: Bengaluru, India (On-site)</w:t>
-      </w:r>
-    </w:p>
-    <w:p>
-      <w:pPr>
-        <w:spacing w:after="0" w:line="240" w:lineRule="auto"/>
-        <w:jc w:val="both"/>
-        <w:rPr>
-          <w:rFonts w:ascii="Calibri" w:cs="Calibri" w:eastAsia="Calibri" w:hAnsi="Calibri"/>
-          <w:sz w:val="22"/>
-          <w:szCs w:val="22"/>
-        </w:rPr>
-      </w:pPr>
-      <w:r>
-        <w:rPr>
-          <w:rFonts w:ascii="Calibri" w:cs="Calibri" w:eastAsia="Calibri" w:hAnsi="Calibri"/>
-          <w:b w:val="1"/>
-          <w:bCs w:val="1"/>
-          <w:sz w:val="22"/>
-          <w:szCs w:val="22"/>
-          <w:rtl w:val="0"/>
-        </w:rPr>
-        <w:t xml:space="preserve">BetterPlace</w:t>
-      </w:r>
-      <w:r>
-        <w:rPr>
-          <w:rFonts w:ascii="Calibri" w:cs="Calibri" w:eastAsia="Calibri" w:hAnsi="Calibri"/>
-          <w:sz w:val="22"/>
-          <w:szCs w:val="22"/>
-          <w:rtl w:val="0"/>
-        </w:rPr>
-        <w:t xml:space="preserve"> is a leading workforce management platform that provides end-to-end digital solutions for blue-collar workforce hiring, onboarding, compliance, payroll, and upskilling. It helps enterprises streamline their workforce operations, ensuring efficiency, compliance, and productivity. Through its products like MyRocket for Employer POD, BetterPlace connects employers with job seekers, enabling seamless hiring, workforce management, and digital HR solutions.</w:t>
-      </w:r>
-    </w:p>
-    <w:p>
-      <w:pPr>
-        <w:spacing w:after="0" w:line="240" w:lineRule="auto"/>
-        <w:jc w:val="both"/>
-        <w:rPr>
-          <w:rFonts w:ascii="Calibri" w:cs="Calibri" w:eastAsia="Calibri" w:hAnsi="Calibri"/>
-          <w:sz w:val="22"/>
-          <w:szCs w:val="22"/>
-        </w:rPr>
-      </w:pPr>
-      <w:r>
-        <w:rPr>
-          <w:rtl w:val="0"/>
-        </w:rPr>
-      </w:r>
-    </w:p>
-    <w:p>
-      <w:pPr>
-        <w:spacing w:after="0" w:line="360" w:lineRule="auto"/>
-        <w:jc w:val="both"/>
-        <w:rPr>
-          <w:rFonts w:ascii="Calibri" w:cs="Calibri" w:eastAsia="Calibri" w:hAnsi="Calibri"/>
-          <w:b w:val="1"/>
-          <w:bCs w:val="1"/>
-          <w:sz w:val="22"/>
-          <w:szCs w:val="22"/>
-        </w:rPr>
-      </w:pPr>
-      <w:r>
-        <w:rPr>
-          <w:rFonts w:ascii="Calibri" w:cs="Calibri" w:eastAsia="Calibri" w:hAnsi="Calibri"/>
-          <w:b w:val="1"/>
-          <w:bCs w:val="1"/>
-          <w:sz w:val="22"/>
-          <w:szCs w:val="22"/>
-          <w:rtl w:val="0"/>
-        </w:rPr>
-        <w:t xml:space="preserve">Responsibilities:</w:t>
-      </w:r>
-    </w:p>
-    <w:p>
-      <w:pPr>
-        <w:numPr>
-          <w:ilvl w:val="0"/>
-          <w:numId w:val="4"/>
-        </w:numPr>
-        <w:pBdr>
-          <w:top w:space="0" w:sz="0" w:val="nil"/>
-          <w:left w:space="0" w:sz="0" w:val="nil"/>
-          <w:bottom w:space="0" w:sz="0" w:val="nil"/>
-          <w:right w:space="0" w:sz="0" w:val="nil"/>
-          <w:between w:space="0" w:sz="0" w:val="nil"/>
-        </w:pBdr>
-        <w:spacing w:after="0" w:line="240" w:lineRule="auto"/>
-        <w:ind w:left="720" w:hanging="360"/>
-        <w:rPr>
-          <w:sz w:val="22"/>
-          <w:szCs w:val="22"/>
-        </w:rPr>
-      </w:pPr>
-      <w:r>
-        <w:rPr>
-          <w:rFonts w:ascii="Calibri" w:cs="Calibri" w:eastAsia="Calibri" w:hAnsi="Calibri"/>
-          <w:sz w:val="22"/>
-          <w:szCs w:val="22"/>
-          <w:rtl w:val="0"/>
-        </w:rPr>
-        <w:t xml:space="preserve">Developed and maintained frontend applications for MyRocket using </w:t>
-      </w:r>
-      <w:r>
-        <w:rPr>
-          <w:rFonts w:ascii="Calibri" w:cs="Calibri" w:eastAsia="Calibri" w:hAnsi="Calibri"/>
-          <w:b w:val="1"/>
-          <w:bCs w:val="1"/>
-          <w:sz w:val="22"/>
-          <w:szCs w:val="22"/>
-          <w:rtl w:val="0"/>
-        </w:rPr>
-        <w:t xml:space="preserve">Next.js, Reactjs,</w:t>
-      </w:r>
-      <w:r>
-        <w:rPr>
-          <w:rFonts w:ascii="Calibri" w:cs="Calibri" w:eastAsia="Calibri" w:hAnsi="Calibri"/>
-          <w:sz w:val="22"/>
-          <w:szCs w:val="22"/>
-          <w:rtl w:val="0"/>
-        </w:rPr>
-        <w:t xml:space="preserve"> and </w:t>
-      </w:r>
-      <w:r>
-        <w:rPr>
-          <w:rFonts w:ascii="Calibri" w:cs="Calibri" w:eastAsia="Calibri" w:hAnsi="Calibri"/>
-          <w:b w:val="1"/>
-          <w:bCs w:val="1"/>
-          <w:sz w:val="22"/>
-          <w:szCs w:val="22"/>
-          <w:rtl w:val="0"/>
-        </w:rPr>
-        <w:t xml:space="preserve">Ant Design (Antd) with Preprocessors</w:t>
-      </w:r>
-      <w:r>
-        <w:rPr>
-          <w:rFonts w:ascii="Calibri" w:cs="Calibri" w:eastAsia="Calibri" w:hAnsi="Calibri"/>
-          <w:sz w:val="22"/>
-          <w:szCs w:val="22"/>
-          <w:rtl w:val="0"/>
-        </w:rPr>
-        <w:t xml:space="preserve">.</w:t>
-      </w:r>
-      <w:r>
-        <w:rPr>
-          <w:rtl w:val="0"/>
-        </w:rPr>
-      </w:r>
-    </w:p>
-    <w:p>
-      <w:pPr>
-        <w:numPr>
-          <w:ilvl w:val="0"/>
-          <w:numId w:val="4"/>
-        </w:numPr>
-        <w:pBdr>
-          <w:top w:space="0" w:sz="0" w:val="nil"/>
-          <w:left w:space="0" w:sz="0" w:val="nil"/>
-          <w:bottom w:space="0" w:sz="0" w:val="nil"/>
-          <w:right w:space="0" w:sz="0" w:val="nil"/>
-          <w:between w:space="0" w:sz="0" w:val="nil"/>
-        </w:pBdr>
-        <w:spacing w:after="0" w:line="240" w:lineRule="auto"/>
-        <w:ind w:left="720" w:hanging="360"/>
-        <w:rPr>
-          <w:sz w:val="22"/>
-          <w:szCs w:val="22"/>
-        </w:rPr>
-      </w:pPr>
-      <w:r>
-        <w:rPr>
-          <w:rFonts w:ascii="Calibri" w:cs="Calibri" w:eastAsia="Calibri" w:hAnsi="Calibri"/>
-          <w:sz w:val="22"/>
-          <w:szCs w:val="22"/>
-          <w:rtl w:val="0"/>
-        </w:rPr>
-        <w:t xml:space="preserve">Implemented </w:t>
-      </w:r>
-      <w:r>
-        <w:rPr>
-          <w:rFonts w:ascii="Calibri" w:cs="Calibri" w:eastAsia="Calibri" w:hAnsi="Calibri"/>
-          <w:b w:val="1"/>
-          <w:bCs w:val="1"/>
-          <w:sz w:val="22"/>
-          <w:szCs w:val="22"/>
-          <w:rtl w:val="0"/>
-        </w:rPr>
-        <w:t xml:space="preserve">server-side rendering (SSR)</w:t>
-      </w:r>
-      <w:r>
-        <w:rPr>
-          <w:rFonts w:ascii="Calibri" w:cs="Calibri" w:eastAsia="Calibri" w:hAnsi="Calibri"/>
-          <w:sz w:val="22"/>
-          <w:szCs w:val="22"/>
-          <w:rtl w:val="0"/>
-        </w:rPr>
-        <w:t xml:space="preserve"> and </w:t>
-      </w:r>
-      <w:r>
-        <w:rPr>
-          <w:rFonts w:ascii="Calibri" w:cs="Calibri" w:eastAsia="Calibri" w:hAnsi="Calibri"/>
-          <w:b w:val="1"/>
-          <w:bCs w:val="1"/>
-          <w:sz w:val="22"/>
-          <w:szCs w:val="22"/>
-          <w:rtl w:val="0"/>
-        </w:rPr>
-        <w:t xml:space="preserve">client-side optimizations</w:t>
-      </w:r>
-      <w:r>
-        <w:rPr>
-          <w:rFonts w:ascii="Calibri" w:cs="Calibri" w:eastAsia="Calibri" w:hAnsi="Calibri"/>
-          <w:sz w:val="22"/>
-          <w:szCs w:val="22"/>
-          <w:rtl w:val="0"/>
-        </w:rPr>
-        <w:t xml:space="preserve"> to enhance performance and improve </w:t>
-      </w:r>
-      <w:r>
-        <w:rPr>
-          <w:rFonts w:ascii="Calibri" w:cs="Calibri" w:eastAsia="Calibri" w:hAnsi="Calibri"/>
-          <w:b w:val="1"/>
-          <w:bCs w:val="1"/>
-          <w:sz w:val="22"/>
-          <w:szCs w:val="22"/>
-          <w:rtl w:val="0"/>
-        </w:rPr>
-        <w:t xml:space="preserve">SEO</w:t>
-      </w:r>
-      <w:r>
-        <w:rPr>
-          <w:rFonts w:ascii="Calibri" w:cs="Calibri" w:eastAsia="Calibri" w:hAnsi="Calibri"/>
-          <w:sz w:val="22"/>
-          <w:szCs w:val="22"/>
-          <w:rtl w:val="0"/>
-        </w:rPr>
-        <w:t xml:space="preserve">.</w:t>
-      </w:r>
-      <w:r>
-        <w:rPr>
-          <w:rtl w:val="0"/>
-        </w:rPr>
-      </w:r>
-    </w:p>
-    <w:p>
-      <w:pPr>
-        <w:numPr>
-          <w:ilvl w:val="0"/>
-          <w:numId w:val="4"/>
-        </w:numPr>
-        <w:pBdr>
-          <w:top w:space="0" w:sz="0" w:val="nil"/>
-          <w:left w:space="0" w:sz="0" w:val="nil"/>
-          <w:bottom w:space="0" w:sz="0" w:val="nil"/>
-          <w:right w:space="0" w:sz="0" w:val="nil"/>
-          <w:between w:space="0" w:sz="0" w:val="nil"/>
-        </w:pBdr>
-        <w:spacing w:after="0" w:line="240" w:lineRule="auto"/>
-        <w:ind w:left="720" w:hanging="360"/>
-        <w:rPr>
-          <w:sz w:val="22"/>
-          <w:szCs w:val="22"/>
-        </w:rPr>
-      </w:pPr>
-      <w:r>
-        <w:rPr>
-          <w:rFonts w:ascii="Calibri" w:cs="Calibri" w:eastAsia="Calibri" w:hAnsi="Calibri"/>
-          <w:sz w:val="22"/>
-          <w:szCs w:val="22"/>
-          <w:rtl w:val="0"/>
-        </w:rPr>
-        <w:t xml:space="preserve">Use </w:t>
-      </w:r>
-      <w:r>
-        <w:rPr>
-          <w:rFonts w:ascii="Calibri" w:cs="Calibri" w:eastAsia="Calibri" w:hAnsi="Calibri"/>
-          <w:b w:val="1"/>
-          <w:bCs w:val="1"/>
-          <w:sz w:val="22"/>
-          <w:szCs w:val="22"/>
-          <w:rtl w:val="0"/>
-        </w:rPr>
-        <w:t xml:space="preserve">React</w:t>
-      </w:r>
-      <w:r>
-        <w:rPr>
-          <w:rFonts w:ascii="Calibri" w:cs="Calibri" w:eastAsia="Calibri" w:hAnsi="Calibri"/>
-          <w:sz w:val="22"/>
-          <w:szCs w:val="22"/>
-          <w:rtl w:val="0"/>
-        </w:rPr>
-        <w:t xml:space="preserve"> </w:t>
-      </w:r>
-      <w:r>
-        <w:rPr>
-          <w:rFonts w:ascii="Calibri" w:cs="Calibri" w:eastAsia="Calibri" w:hAnsi="Calibri"/>
-          <w:b w:val="1"/>
-          <w:bCs w:val="1"/>
-          <w:sz w:val="22"/>
-          <w:szCs w:val="22"/>
-          <w:rtl w:val="0"/>
-        </w:rPr>
-        <w:t xml:space="preserve">Context API</w:t>
-      </w:r>
-      <w:r>
-        <w:rPr>
-          <w:rFonts w:ascii="Calibri" w:cs="Calibri" w:eastAsia="Calibri" w:hAnsi="Calibri"/>
-          <w:sz w:val="22"/>
-          <w:szCs w:val="22"/>
-          <w:rtl w:val="0"/>
-        </w:rPr>
-        <w:t xml:space="preserve"> and MobX for State Management.</w:t>
-      </w:r>
-      <w:r>
-        <w:rPr>
-          <w:rtl w:val="0"/>
-        </w:rPr>
-      </w:r>
-    </w:p>
-    <w:p>
-      <w:pPr>
-        <w:numPr>
-          <w:ilvl w:val="0"/>
-          <w:numId w:val="4"/>
-        </w:numPr>
-        <w:pBdr>
-          <w:top w:space="0" w:sz="0" w:val="nil"/>
-          <w:left w:space="0" w:sz="0" w:val="nil"/>
-          <w:bottom w:space="0" w:sz="0" w:val="nil"/>
-          <w:right w:space="0" w:sz="0" w:val="nil"/>
-          <w:between w:space="0" w:sz="0" w:val="nil"/>
-        </w:pBdr>
-        <w:spacing w:after="0" w:line="240" w:lineRule="auto"/>
-        <w:ind w:left="720" w:hanging="360"/>
-        <w:rPr>
-          <w:sz w:val="22"/>
-          <w:szCs w:val="22"/>
-        </w:rPr>
-      </w:pPr>
-      <w:r>
-        <w:rPr>
-          <w:rFonts w:ascii="Calibri" w:cs="Calibri" w:eastAsia="Calibri" w:hAnsi="Calibri"/>
-          <w:sz w:val="22"/>
-          <w:szCs w:val="22"/>
-          <w:rtl w:val="0"/>
-        </w:rPr>
-        <w:t xml:space="preserve">Developed more Reusable components using React Hooks.</w:t>
-      </w:r>
-      <w:r>
-        <w:rPr>
-          <w:rtl w:val="0"/>
-        </w:rPr>
-      </w:r>
-    </w:p>
-    <w:p>
-      <w:pPr>
-        <w:numPr>
-          <w:ilvl w:val="0"/>
-          <w:numId w:val="4"/>
-        </w:numPr>
-        <w:pBdr>
-          <w:top w:space="0" w:sz="0" w:val="nil"/>
-          <w:left w:space="0" w:sz="0" w:val="nil"/>
-          <w:bottom w:space="0" w:sz="0" w:val="nil"/>
-          <w:right w:space="0" w:sz="0" w:val="nil"/>
-          <w:between w:space="0" w:sz="0" w:val="nil"/>
-        </w:pBdr>
-        <w:spacing w:after="0" w:line="240" w:lineRule="auto"/>
-        <w:ind w:left="720" w:hanging="360"/>
-        <w:rPr>
-          <w:sz w:val="22"/>
-          <w:szCs w:val="22"/>
-        </w:rPr>
-      </w:pPr>
-      <w:r>
-        <w:rPr>
-          <w:rFonts w:ascii="Calibri" w:cs="Calibri" w:eastAsia="Calibri" w:hAnsi="Calibri"/>
-          <w:sz w:val="22"/>
-          <w:szCs w:val="22"/>
-          <w:rtl w:val="0"/>
-        </w:rPr>
-        <w:t xml:space="preserve">Led UI / UX improvements, ensuring responsive, accessible, and high-performing interfaces.</w:t>
-      </w:r>
-      <w:r>
-        <w:rPr>
-          <w:rtl w:val="0"/>
-        </w:rPr>
-      </w:r>
-    </w:p>
-    <w:p>
-      <w:pPr>
-        <w:numPr>
-          <w:ilvl w:val="0"/>
-          <w:numId w:val="4"/>
-        </w:numPr>
-        <w:pBdr>
-          <w:top w:space="0" w:sz="0" w:val="nil"/>
-          <w:left w:space="0" w:sz="0" w:val="nil"/>
-          <w:bottom w:space="0" w:sz="0" w:val="nil"/>
-          <w:right w:space="0" w:sz="0" w:val="nil"/>
-          <w:between w:space="0" w:sz="0" w:val="nil"/>
-        </w:pBdr>
-        <w:spacing w:after="0" w:line="240" w:lineRule="auto"/>
-        <w:ind w:left="720" w:hanging="360"/>
-        <w:rPr>
-          <w:sz w:val="22"/>
-          <w:szCs w:val="22"/>
-        </w:rPr>
-      </w:pPr>
-      <w:r>
-        <w:rPr>
-          <w:rFonts w:ascii="Calibri" w:cs="Calibri" w:eastAsia="Calibri" w:hAnsi="Calibri"/>
-          <w:sz w:val="22"/>
-          <w:szCs w:val="22"/>
-          <w:rtl w:val="0"/>
-        </w:rPr>
-        <w:t xml:space="preserve">Collaborated closely with backend teams to integrate APIs efficiently using Axios.</w:t>
-      </w:r>
-      <w:r>
-        <w:rPr>
-          <w:rtl w:val="0"/>
-        </w:rPr>
-      </w:r>
-    </w:p>
-    <w:p>
-      <w:pPr>
-        <w:numPr>
-          <w:ilvl w:val="0"/>
-          <w:numId w:val="4"/>
-        </w:numPr>
-        <w:pBdr>
-          <w:top w:space="0" w:sz="0" w:val="nil"/>
-          <w:left w:space="0" w:sz="0" w:val="nil"/>
-          <w:bottom w:space="0" w:sz="0" w:val="nil"/>
-          <w:right w:space="0" w:sz="0" w:val="nil"/>
-          <w:between w:space="0" w:sz="0" w:val="nil"/>
-        </w:pBdr>
-        <w:spacing w:after="0" w:line="240" w:lineRule="auto"/>
-        <w:ind w:left="720" w:hanging="360"/>
-        <w:rPr>
-          <w:sz w:val="22"/>
-          <w:szCs w:val="22"/>
-        </w:rPr>
-      </w:pPr>
-      <w:r>
-        <w:rPr>
-          <w:rFonts w:ascii="Calibri" w:cs="Calibri" w:eastAsia="Calibri" w:hAnsi="Calibri"/>
           <w:sz w:val="22"/>
           <w:szCs w:val="22"/>
           <w:rtl w:val="0"/>
@@ -6875,146 +6543,6 @@
         <w:rPr>
           <w:rtl w:val="0"/>
         </w:rPr>
-      </w:r>
-    </w:p>
-    <w:p>
-      <w:pPr>
-        <w:numPr>
-          <w:ilvl w:val="0"/>
-          <w:numId w:val="4"/>
-        </w:numPr>
-        <w:pBdr>
-          <w:top w:space="0" w:sz="0" w:val="nil"/>
-          <w:left w:space="0" w:sz="0" w:val="nil"/>
-          <w:bottom w:space="0" w:sz="0" w:val="nil"/>
-          <w:right w:space="0" w:sz="0" w:val="nil"/>
-          <w:between w:space="0" w:sz="0" w:val="nil"/>
-        </w:pBdr>
-        <w:spacing w:after="0" w:line="240" w:lineRule="auto"/>
-        <w:ind w:left="720" w:hanging="360"/>
-        <w:rPr>
-          <w:sz w:val="22"/>
-          <w:szCs w:val="22"/>
-        </w:rPr>
-      </w:pPr>
-      <w:r>
-        <w:rPr>
-          <w:rFonts w:ascii="Calibri" w:cs="Calibri" w:eastAsia="Calibri" w:hAnsi="Calibri"/>
-          <w:sz w:val="22"/>
-          <w:szCs w:val="22"/>
-          <w:rtl w:val="0"/>
-        </w:rPr>
-        <w:t xml:space="preserve">Worked on feature development, bug fixes, and enhancements to improve the user experience for businesses and job seekers.</w:t>
-      </w:r>
-      <w:r>
-        <w:rPr>
-          <w:rtl w:val="0"/>
-        </w:rPr>
-      </w:r>
-    </w:p>
-    <w:p>
-      <w:pPr>
-        <w:numPr>
-          <w:ilvl w:val="0"/>
-          <w:numId w:val="4"/>
-        </w:numPr>
-        <w:pBdr>
-          <w:top w:space="0" w:sz="0" w:val="nil"/>
-          <w:left w:space="0" w:sz="0" w:val="nil"/>
-          <w:bottom w:space="0" w:sz="0" w:val="nil"/>
-          <w:right w:space="0" w:sz="0" w:val="nil"/>
-          <w:between w:space="0" w:sz="0" w:val="nil"/>
-        </w:pBdr>
-        <w:spacing w:after="0" w:line="240" w:lineRule="auto"/>
-        <w:ind w:left="720" w:hanging="360"/>
-        <w:rPr>
-          <w:sz w:val="22"/>
-          <w:szCs w:val="22"/>
-        </w:rPr>
-      </w:pPr>
-      <w:r>
-        <w:rPr>
-          <w:rFonts w:ascii="Calibri" w:cs="Calibri" w:eastAsia="Calibri" w:hAnsi="Calibri"/>
-          <w:sz w:val="22"/>
-          <w:szCs w:val="22"/>
-          <w:rtl w:val="0"/>
-        </w:rPr>
-        <w:t xml:space="preserve">Led </w:t>
-      </w:r>
-      <w:r>
-        <w:rPr>
-          <w:rFonts w:ascii="Calibri" w:cs="Calibri" w:eastAsia="Calibri" w:hAnsi="Calibri"/>
-          <w:b w:val="1"/>
-          <w:bCs w:val="1"/>
-          <w:sz w:val="22"/>
-          <w:szCs w:val="22"/>
-          <w:rtl w:val="0"/>
-        </w:rPr>
-        <w:t xml:space="preserve">scrum meetings</w:t>
-      </w:r>
-      <w:r>
-        <w:rPr>
-          <w:rFonts w:ascii="Calibri" w:cs="Calibri" w:eastAsia="Calibri" w:hAnsi="Calibri"/>
-          <w:sz w:val="22"/>
-          <w:szCs w:val="22"/>
-          <w:rtl w:val="0"/>
-        </w:rPr>
-        <w:t xml:space="preserve">, managed sprint planning, and facilitated agile processes to ensure smooth development cycles.</w:t>
-      </w:r>
-      <w:r>
-        <w:rPr>
-          <w:rtl w:val="0"/>
-        </w:rPr>
-      </w:r>
-    </w:p>
-    <w:p>
-      <w:pPr>
-        <w:pBdr>
-          <w:top w:space="0" w:sz="0" w:val="nil"/>
-          <w:left w:space="0" w:sz="0" w:val="nil"/>
-          <w:bottom w:space="0" w:sz="0" w:val="nil"/>
-          <w:right w:space="0" w:sz="0" w:val="nil"/>
-          <w:between w:space="0" w:sz="0" w:val="nil"/>
-        </w:pBdr>
-        <w:spacing w:after="0" w:line="240" w:lineRule="auto"/>
-        <w:ind w:left="720" w:firstLine="0"/>
-        <w:rPr>
-          <w:rFonts w:ascii="Calibri" w:cs="Calibri" w:eastAsia="Calibri" w:hAnsi="Calibri"/>
-          <w:sz w:val="22"/>
-          <w:szCs w:val="22"/>
-        </w:rPr>
-      </w:pPr>
-      <w:r>
-        <w:rPr>
-          <w:rtl w:val="0"/>
-        </w:rPr>
-      </w:r>
-    </w:p>
-    <w:p>
-      <w:pPr>
-        <w:pBdr>
-          <w:top w:space="0" w:sz="0" w:val="nil"/>
-          <w:left w:space="0" w:sz="0" w:val="nil"/>
-          <w:bottom w:space="0" w:sz="0" w:val="nil"/>
-          <w:right w:space="0" w:sz="0" w:val="nil"/>
-          <w:between w:space="0" w:sz="0" w:val="nil"/>
-        </w:pBdr>
-        <w:spacing w:after="0" w:line="240" w:lineRule="auto"/>
-        <w:ind w:left="0" w:firstLine="0"/>
-        <w:rPr>
-          <w:rFonts w:ascii="Calibri" w:cs="Calibri" w:eastAsia="Calibri" w:hAnsi="Calibri"/>
-          <w:sz w:val="22"/>
-          <w:szCs w:val="22"/>
-        </w:rPr>
-      </w:pPr>
-      <w:r>
-        <w:rPr>
-          <w:rFonts w:ascii="Calibri" w:cs="Calibri" w:eastAsia="Calibri" w:hAnsi="Calibri"/>
-          <w:sz w:val="22"/>
-          <w:szCs w:val="22"/>
-          <w:rtl w:val="0"/>
-        </w:rPr>
-        <w:t xml:space="preserve">Skills: Nextjs, Reactjs, Typescript, Mobx, Angular, Antd, Tailwind CSS, Git</w:t>
       </w:r>
     </w:p>
     <w:p>
@@ -7084,7 +6612,21 @@
           <w:szCs w:val="22"/>
           <w:rtl w:val="0"/>
         </w:rPr>
-        <w:t xml:space="preserve">Client: Morgan Stanley </w:t>
+        <w:t xml:space="preserve">Client: Morgan Stanley, Bengaluru, India                                                        </w:t>
+      </w:r>
+      <w:r>
+        <w:rPr>
+          <w:rFonts w:ascii="Calibri" w:cs="Calibri" w:eastAsia="Calibri" w:hAnsi="Calibri"/>
+          <w:sz w:val="22"/>
+          <w:szCs w:val="22"/>
+          <w:rtl w:val="0"/>
+        </w:rPr>
+        <w:t xml:space="preserve">  </w:t>
+      </w:r>
+      <w:r>
+        <w:rPr>
+          <w:rtl w:val="0"/>
+        </w:rPr>
       </w:r>
     </w:p>
     <w:p>
@@ -7108,21 +6650,7 @@
           <w:szCs w:val="22"/>
           <w:rtl w:val="0"/>
         </w:rPr>
-        <w:t xml:space="preserve">Company: Teamware Solutions Pvt. Ltd                                                            </w:t>
-      </w:r>
-      <w:r>
-        <w:rPr>
-          <w:rFonts w:ascii="Calibri" w:cs="Calibri" w:eastAsia="Calibri" w:hAnsi="Calibri"/>
-          <w:sz w:val="22"/>
-          <w:szCs w:val="22"/>
-          <w:rtl w:val="0"/>
-        </w:rPr>
-        <w:t xml:space="preserve">  </w:t>
-      </w:r>
-      <w:r>
-        <w:rPr>
-          <w:rtl w:val="0"/>
-        </w:rPr>
+        <w:t xml:space="preserve">Job Title: Senior Frontend Developer  </w:t>
       </w:r>
     </w:p>
     <w:p>
@@ -7131,92 +6659,20 @@
         <w:jc w:val="both"/>
         <w:rPr>
           <w:rFonts w:ascii="Calibri" w:cs="Calibri" w:eastAsia="Calibri" w:hAnsi="Calibri"/>
-          <w:b w:val="1"/>
-          <w:bCs w:val="1"/>
-          <w:sz w:val="22"/>
-          <w:szCs w:val="22"/>
-        </w:rPr>
-      </w:pPr>
-      <w:r>
-        <w:rPr>
-          <w:rFonts w:ascii="Calibri" w:cs="Calibri" w:eastAsia="Calibri" w:hAnsi="Calibri"/>
-          <w:b w:val="1"/>
-          <w:bCs w:val="1"/>
-          <w:sz w:val="22"/>
-          <w:szCs w:val="22"/>
-          <w:rtl w:val="0"/>
-        </w:rPr>
-        <w:t xml:space="preserve">Job Title: Senior Frontend Developer</w:t>
-      </w:r>
-    </w:p>
-    <w:p>
-      <w:pPr>
-        <w:spacing w:after="0" w:line="240" w:lineRule="auto"/>
-        <w:jc w:val="both"/>
-        <w:rPr>
-          <w:rFonts w:ascii="Calibri" w:cs="Calibri" w:eastAsia="Calibri" w:hAnsi="Calibri"/>
-          <w:b w:val="1"/>
-          <w:bCs w:val="1"/>
-          <w:sz w:val="22"/>
-          <w:szCs w:val="22"/>
-        </w:rPr>
-      </w:pPr>
-      <w:r>
-        <w:rPr>
-          <w:rFonts w:ascii="Calibri" w:cs="Calibri" w:eastAsia="Calibri" w:hAnsi="Calibri"/>
-          <w:b w:val="1"/>
-          <w:bCs w:val="1"/>
-          <w:sz w:val="22"/>
-          <w:szCs w:val="22"/>
-          <w:rtl w:val="0"/>
-        </w:rPr>
-        <w:t xml:space="preserve">Domain: Financial Banking – Trading Activities</w:t>
-      </w:r>
-    </w:p>
-    <w:p>
-      <w:pPr>
-        <w:spacing w:after="0" w:line="240" w:lineRule="auto"/>
-        <w:jc w:val="both"/>
-        <w:rPr>
-          <w:rFonts w:ascii="Calibri" w:cs="Calibri" w:eastAsia="Calibri" w:hAnsi="Calibri"/>
-          <w:b w:val="1"/>
-          <w:bCs w:val="1"/>
-          <w:sz w:val="22"/>
-          <w:szCs w:val="22"/>
-        </w:rPr>
-      </w:pPr>
-      <w:r>
-        <w:rPr>
-          <w:rFonts w:ascii="Calibri" w:cs="Calibri" w:eastAsia="Calibri" w:hAnsi="Calibri"/>
-          <w:b w:val="1"/>
-          <w:bCs w:val="1"/>
-          <w:sz w:val="22"/>
-          <w:szCs w:val="22"/>
-          <w:rtl w:val="0"/>
-        </w:rPr>
-        <w:t xml:space="preserve">Location: Atlanta, GA, USA (Off-site - Bengaluru)</w:t>
-      </w:r>
-    </w:p>
-    <w:p>
-      <w:pPr>
-        <w:spacing w:after="0" w:line="240" w:lineRule="auto"/>
-        <w:jc w:val="both"/>
-        <w:rPr>
-          <w:rFonts w:ascii="Calibri" w:cs="Calibri" w:eastAsia="Calibri" w:hAnsi="Calibri"/>
-          <w:sz w:val="22"/>
-          <w:szCs w:val="22"/>
-        </w:rPr>
-      </w:pPr>
-      <w:r>
-        <w:rPr>
-          <w:rFonts w:ascii="Calibri" w:cs="Calibri" w:eastAsia="Calibri" w:hAnsi="Calibri"/>
-          <w:b w:val="1"/>
-          <w:bCs w:val="1"/>
-          <w:sz w:val="22"/>
-          <w:szCs w:val="22"/>
-          <w:rtl w:val="0"/>
-        </w:rPr>
-        <w:t xml:space="preserve">     </w:t>
+          <w:sz w:val="22"/>
+          <w:szCs w:val="22"/>
+        </w:rPr>
+      </w:pPr>
+      <w:r>
+        <w:rPr>
+          <w:rFonts w:ascii="Calibri" w:cs="Calibri" w:eastAsia="Calibri" w:hAnsi="Calibri"/>
+          <w:b w:val="1"/>
+          <w:bCs w:val="1"/>
+          <w:sz w:val="22"/>
+          <w:szCs w:val="22"/>
+          <w:rtl w:val="0"/>
+        </w:rPr>
+        <w:t xml:space="preserve">   </w:t>
       </w:r>
       <w:r>
         <w:rPr>
@@ -7759,7 +7215,7 @@
           <w:szCs w:val="22"/>
           <w:rtl w:val="0"/>
         </w:rPr>
-        <w:t xml:space="preserve">RM Ecosystem</w:t>
+        <w:t xml:space="preserve">Logistics Super Suite</w:t>
         <w:tab/>
         <w:tab/>
         <w:tab/>
@@ -7768,8 +7224,7 @@
         <w:tab/>
         <w:tab/>
         <w:tab/>
-        <w:tab/>
-        <w:t xml:space="preserve"> (Jul 2014 - Aug 2016)</w:t>
+        <w:t xml:space="preserve">     (Jul 2014 - Aug 2016)</w:t>
       </w:r>
     </w:p>
     <w:p>
@@ -7793,7 +7248,7 @@
           <w:szCs w:val="22"/>
           <w:rtl w:val="0"/>
         </w:rPr>
-        <w:t xml:space="preserve">Client: Credit Suisse (Accenture ODC)</w:t>
+        <w:t xml:space="preserve">NOL-Singapore - Accenture</w:t>
       </w:r>
     </w:p>
     <w:p>
@@ -7817,7 +7272,7 @@
           <w:szCs w:val="22"/>
           <w:rtl w:val="0"/>
         </w:rPr>
-        <w:t xml:space="preserve">Company: Accenture</w:t>
+        <w:t xml:space="preserve">Software Engineering Senior Analyst</w:t>
       </w:r>
     </w:p>
     <w:p>
@@ -7826,78 +7281,6 @@
         <w:jc w:val="both"/>
         <w:rPr>
           <w:rFonts w:ascii="Calibri" w:cs="Calibri" w:eastAsia="Calibri" w:hAnsi="Calibri"/>
-          <w:b w:val="1"/>
-          <w:bCs w:val="1"/>
-          <w:sz w:val="22"/>
-          <w:szCs w:val="22"/>
-        </w:rPr>
-      </w:pPr>
-      <w:r>
-        <w:rPr>
-          <w:rFonts w:ascii="Calibri" w:cs="Calibri" w:eastAsia="Calibri" w:hAnsi="Calibri"/>
-          <w:b w:val="1"/>
-          <w:bCs w:val="1"/>
-          <w:sz w:val="22"/>
-          <w:szCs w:val="22"/>
-          <w:rtl w:val="0"/>
-        </w:rPr>
-        <w:t xml:space="preserve">Job Title: Software Engineering Senior Analyst</w:t>
-      </w:r>
-    </w:p>
-    <w:p>
-      <w:pPr>
-        <w:spacing w:after="0" w:line="240" w:lineRule="auto"/>
-        <w:jc w:val="both"/>
-        <w:rPr>
-          <w:rFonts w:ascii="Calibri" w:cs="Calibri" w:eastAsia="Calibri" w:hAnsi="Calibri"/>
-          <w:b w:val="1"/>
-          <w:bCs w:val="1"/>
-          <w:sz w:val="22"/>
-          <w:szCs w:val="22"/>
-        </w:rPr>
-      </w:pPr>
-      <w:r>
-        <w:rPr>
-          <w:rFonts w:ascii="Calibri" w:cs="Calibri" w:eastAsia="Calibri" w:hAnsi="Calibri"/>
-          <w:b w:val="1"/>
-          <w:bCs w:val="1"/>
-          <w:sz w:val="22"/>
-          <w:szCs w:val="22"/>
-          <w:rtl w:val="0"/>
-        </w:rPr>
-        <w:t xml:space="preserve">Domain: Financial Banking – Relationship management</w:t>
-      </w:r>
-    </w:p>
-    <w:p>
-      <w:pPr>
-        <w:spacing w:after="0" w:line="240" w:lineRule="auto"/>
-        <w:jc w:val="both"/>
-        <w:rPr>
-          <w:rFonts w:ascii="Calibri" w:cs="Calibri" w:eastAsia="Calibri" w:hAnsi="Calibri"/>
-          <w:b w:val="1"/>
-          <w:bCs w:val="1"/>
-          <w:sz w:val="22"/>
-          <w:szCs w:val="22"/>
-        </w:rPr>
-      </w:pPr>
-      <w:r>
-        <w:rPr>
-          <w:rFonts w:ascii="Calibri" w:cs="Calibri" w:eastAsia="Calibri" w:hAnsi="Calibri"/>
-          <w:b w:val="1"/>
-          <w:bCs w:val="1"/>
-          <w:sz w:val="22"/>
-          <w:szCs w:val="22"/>
-          <w:rtl w:val="0"/>
-        </w:rPr>
-        <w:t xml:space="preserve">Location: Bengaluru, India (On-site)</w:t>
-      </w:r>
-    </w:p>
-    <w:p>
-      <w:pPr>
-        <w:spacing w:after="0" w:line="240" w:lineRule="auto"/>
-        <w:jc w:val="both"/>
-        <w:rPr>
-          <w:rFonts w:ascii="Calibri" w:cs="Calibri" w:eastAsia="Calibri" w:hAnsi="Calibri"/>
           <w:sz w:val="22"/>
           <w:szCs w:val="22"/>
         </w:rPr>
@@ -7935,7 +7318,7 @@
           <w:szCs w:val="22"/>
           <w:rtl w:val="0"/>
         </w:rPr>
-        <w:t xml:space="preserve">Credit Suisse is one of the largest private investment banking institutions in Zurich and the APAC region. The RM Ecosystem is a comprehensive platform designed to manage and enhance the relationships and collaborations between relationship managers and their clients, all in one unified space. Through this application, clients can easily track their investments and stay updated with current market analyses. The platform features seven key modules, tailored for relationship managers, including workflows, markets, client and portfolio management, tasks, and more.</w:t>
+        <w:t xml:space="preserve">Logistics Super Suite (LSS) is a logistics management platform for a major Singapore-listed shipping company, providing modules for Booking, Purchase Orders, User and Customer Onboarding, Product Tracking, and Master Data Management. It enables end-to-end shipment booking, workflow management, and product tracking.</w:t>
       </w:r>
     </w:p>
     <w:p>
@@ -7999,27 +7382,27 @@
           <w:szCs w:val="22"/>
           <w:rtl w:val="0"/>
         </w:rPr>
-        <w:t xml:space="preserve">Built AngularJS components, directives, and controllers for a </w:t>
-      </w:r>
-      <w:r>
-        <w:rPr>
-          <w:rFonts w:ascii="Calibri" w:cs="Calibri" w:eastAsia="Calibri" w:hAnsi="Calibri"/>
-          <w:b w:val="1"/>
-          <w:bCs w:val="1"/>
-          <w:sz w:val="22"/>
-          <w:szCs w:val="22"/>
-          <w:rtl w:val="0"/>
-        </w:rPr>
-        <w:t xml:space="preserve">Single Page Application</w:t>
-      </w:r>
-      <w:r>
-        <w:rPr>
-          <w:rFonts w:ascii="Calibri" w:cs="Calibri" w:eastAsia="Calibri" w:hAnsi="Calibri"/>
-          <w:sz w:val="22"/>
-          <w:szCs w:val="22"/>
-          <w:rtl w:val="0"/>
-        </w:rPr>
-        <w:t xml:space="preserve"> (SPA).</w:t>
+        <w:t xml:space="preserve">Involved in designing the UI layer using </w:t>
+      </w:r>
+      <w:r>
+        <w:rPr>
+          <w:rFonts w:ascii="Calibri" w:cs="Calibri" w:eastAsia="Calibri" w:hAnsi="Calibri"/>
+          <w:b w:val="1"/>
+          <w:bCs w:val="1"/>
+          <w:sz w:val="22"/>
+          <w:szCs w:val="22"/>
+          <w:rtl w:val="0"/>
+        </w:rPr>
+        <w:t xml:space="preserve">HTML5, CSS3, and Bootstrap</w:t>
+      </w:r>
+      <w:r>
+        <w:rPr>
+          <w:rFonts w:ascii="Calibri" w:cs="Calibri" w:eastAsia="Calibri" w:hAnsi="Calibri"/>
+          <w:sz w:val="22"/>
+          <w:szCs w:val="22"/>
+          <w:rtl w:val="0"/>
+        </w:rPr>
+        <w:t xml:space="preserve">.</w:t>
       </w:r>
       <w:r>
         <w:rPr>
@@ -8047,47 +7430,27 @@
           <w:szCs w:val="22"/>
           <w:rtl w:val="0"/>
         </w:rPr>
-        <w:t xml:space="preserve">Integrate </w:t>
-      </w:r>
-      <w:r>
-        <w:rPr>
-          <w:rFonts w:ascii="Calibri" w:cs="Calibri" w:eastAsia="Calibri" w:hAnsi="Calibri"/>
-          <w:b w:val="1"/>
-          <w:bCs w:val="1"/>
-          <w:sz w:val="22"/>
-          <w:szCs w:val="22"/>
-          <w:rtl w:val="0"/>
-        </w:rPr>
-        <w:t xml:space="preserve">RESTful APIs</w:t>
-      </w:r>
-      <w:r>
-        <w:rPr>
-          <w:rFonts w:ascii="Calibri" w:cs="Calibri" w:eastAsia="Calibri" w:hAnsi="Calibri"/>
-          <w:sz w:val="22"/>
-          <w:szCs w:val="22"/>
-          <w:rtl w:val="0"/>
-        </w:rPr>
-        <w:t xml:space="preserve"> using </w:t>
-      </w:r>
-      <w:r>
-        <w:rPr>
-          <w:rFonts w:ascii="Calibri" w:cs="Calibri" w:eastAsia="Calibri" w:hAnsi="Calibri"/>
-          <w:b w:val="1"/>
-          <w:bCs w:val="1"/>
-          <w:sz w:val="22"/>
-          <w:szCs w:val="22"/>
-          <w:rtl w:val="0"/>
-        </w:rPr>
-        <w:t xml:space="preserve">HttpClient</w:t>
-      </w:r>
-      <w:r>
-        <w:rPr>
-          <w:rFonts w:ascii="Calibri" w:cs="Calibri" w:eastAsia="Calibri" w:hAnsi="Calibri"/>
-          <w:sz w:val="22"/>
-          <w:szCs w:val="22"/>
-          <w:rtl w:val="0"/>
-        </w:rPr>
-        <w:t xml:space="preserve"> to retrieve and update data across the application.</w:t>
+        <w:t xml:space="preserve">Developed </w:t>
+      </w:r>
+      <w:r>
+        <w:rPr>
+          <w:rFonts w:ascii="Calibri" w:cs="Calibri" w:eastAsia="Calibri" w:hAnsi="Calibri"/>
+          <w:b w:val="1"/>
+          <w:bCs w:val="1"/>
+          <w:sz w:val="22"/>
+          <w:szCs w:val="22"/>
+          <w:rtl w:val="0"/>
+        </w:rPr>
+        <w:t xml:space="preserve">Directives, Services, Factories, and Filters using AngularJS</w:t>
+      </w:r>
+      <w:r>
+        <w:rPr>
+          <w:rFonts w:ascii="Calibri" w:cs="Calibri" w:eastAsia="Calibri" w:hAnsi="Calibri"/>
+          <w:sz w:val="22"/>
+          <w:szCs w:val="22"/>
+          <w:rtl w:val="0"/>
+        </w:rPr>
+        <w:t xml:space="preserve"> to build reusable and modular components.</w:t>
       </w:r>
       <w:r>
         <w:rPr>
@@ -8115,58 +7478,27 @@
           <w:szCs w:val="22"/>
           <w:rtl w:val="0"/>
         </w:rPr>
-        <w:t xml:space="preserve">Write </w:t>
-      </w:r>
-      <w:r>
-        <w:rPr>
-          <w:rFonts w:ascii="Calibri" w:cs="Calibri" w:eastAsia="Calibri" w:hAnsi="Calibri"/>
-          <w:b w:val="1"/>
-          <w:bCs w:val="1"/>
-          <w:sz w:val="22"/>
-          <w:szCs w:val="22"/>
-          <w:rtl w:val="0"/>
-        </w:rPr>
-        <w:t xml:space="preserve">unit tests</w:t>
-      </w:r>
-      <w:r>
-        <w:rPr>
-          <w:rFonts w:ascii="Calibri" w:cs="Calibri" w:eastAsia="Calibri" w:hAnsi="Calibri"/>
-          <w:sz w:val="22"/>
-          <w:szCs w:val="22"/>
-          <w:rtl w:val="0"/>
-        </w:rPr>
-        <w:t xml:space="preserve"> using </w:t>
-      </w:r>
-      <w:r>
-        <w:rPr>
-          <w:rFonts w:ascii="Calibri" w:cs="Calibri" w:eastAsia="Calibri" w:hAnsi="Calibri"/>
-          <w:b w:val="1"/>
-          <w:bCs w:val="1"/>
-          <w:sz w:val="22"/>
-          <w:szCs w:val="22"/>
-          <w:rtl w:val="0"/>
-        </w:rPr>
-        <w:t xml:space="preserve">Jasmine</w:t>
-      </w:r>
-      <w:r>
-        <w:rPr>
-          <w:rFonts w:ascii="Calibri" w:cs="Calibri" w:eastAsia="Calibri" w:hAnsi="Calibri"/>
-          <w:sz w:val="22"/>
-          <w:szCs w:val="22"/>
-          <w:rtl w:val="0"/>
-        </w:rPr>
-        <w:t xml:space="preserve"> and </w:t>
-      </w:r>
-      <w:r>
-        <w:rPr>
-          <w:rFonts w:ascii="Calibri" w:cs="Calibri" w:eastAsia="Calibri" w:hAnsi="Calibri"/>
-          <w:b w:val="1"/>
-          <w:bCs w:val="1"/>
-          <w:sz w:val="22"/>
-          <w:szCs w:val="22"/>
-          <w:rtl w:val="0"/>
-        </w:rPr>
-        <w:t xml:space="preserve">Karma.</w:t>
+        <w:t xml:space="preserve">Developed and integrated </w:t>
+      </w:r>
+      <w:r>
+        <w:rPr>
+          <w:rFonts w:ascii="Calibri" w:cs="Calibri" w:eastAsia="Calibri" w:hAnsi="Calibri"/>
+          <w:b w:val="1"/>
+          <w:bCs w:val="1"/>
+          <w:sz w:val="22"/>
+          <w:szCs w:val="22"/>
+          <w:rtl w:val="0"/>
+        </w:rPr>
+        <w:t xml:space="preserve">RESTful APIs using Node.js</w:t>
+      </w:r>
+      <w:r>
+        <w:rPr>
+          <w:rFonts w:ascii="Calibri" w:cs="Calibri" w:eastAsia="Calibri" w:hAnsi="Calibri"/>
+          <w:sz w:val="22"/>
+          <w:szCs w:val="22"/>
+          <w:rtl w:val="0"/>
+        </w:rPr>
+        <w:t xml:space="preserve"> for supporting logistics workflows and application features.</w:t>
       </w:r>
       <w:r>
         <w:rPr>
@@ -8194,27 +7526,27 @@
           <w:szCs w:val="22"/>
           <w:rtl w:val="0"/>
         </w:rPr>
-        <w:t xml:space="preserve">Set up routing and navigation for the SPA using </w:t>
-      </w:r>
-      <w:r>
-        <w:rPr>
-          <w:rFonts w:ascii="Calibri" w:cs="Calibri" w:eastAsia="Calibri" w:hAnsi="Calibri"/>
-          <w:b w:val="1"/>
-          <w:bCs w:val="1"/>
-          <w:sz w:val="22"/>
-          <w:szCs w:val="22"/>
-          <w:rtl w:val="0"/>
-        </w:rPr>
-        <w:t xml:space="preserve">ngRoute or ui-router</w:t>
-      </w:r>
-      <w:r>
-        <w:rPr>
-          <w:rFonts w:ascii="Calibri" w:cs="Calibri" w:eastAsia="Calibri" w:hAnsi="Calibri"/>
-          <w:sz w:val="22"/>
-          <w:szCs w:val="22"/>
-          <w:rtl w:val="0"/>
-        </w:rPr>
-        <w:t xml:space="preserve">.</w:t>
+        <w:t xml:space="preserve">Implemented </w:t>
+      </w:r>
+      <w:r>
+        <w:rPr>
+          <w:rFonts w:ascii="Calibri" w:cs="Calibri" w:eastAsia="Calibri" w:hAnsi="Calibri"/>
+          <w:b w:val="1"/>
+          <w:bCs w:val="1"/>
+          <w:sz w:val="22"/>
+          <w:szCs w:val="22"/>
+          <w:rtl w:val="0"/>
+        </w:rPr>
+        <w:t xml:space="preserve">Node.js clustering</w:t>
+      </w:r>
+      <w:r>
+        <w:rPr>
+          <w:rFonts w:ascii="Calibri" w:cs="Calibri" w:eastAsia="Calibri" w:hAnsi="Calibri"/>
+          <w:sz w:val="22"/>
+          <w:szCs w:val="22"/>
+          <w:rtl w:val="0"/>
+        </w:rPr>
+        <w:t xml:space="preserve"> to improve server scalability and handle concurrent requests efficiently.</w:t>
       </w:r>
       <w:r>
         <w:rPr>
@@ -8242,38 +7574,18 @@
           <w:szCs w:val="22"/>
           <w:rtl w:val="0"/>
         </w:rPr>
-        <w:t xml:space="preserve">Conduct code reviews, provide feedback, and mentor junior developers on </w:t>
-      </w:r>
-      <w:r>
-        <w:rPr>
-          <w:rFonts w:ascii="Calibri" w:cs="Calibri" w:eastAsia="Calibri" w:hAnsi="Calibri"/>
-          <w:b w:val="1"/>
-          <w:bCs w:val="1"/>
-          <w:sz w:val="22"/>
-          <w:szCs w:val="22"/>
-          <w:rtl w:val="0"/>
-        </w:rPr>
-        <w:t xml:space="preserve">best practices in Angular development</w:t>
-      </w:r>
-      <w:r>
-        <w:rPr>
-          <w:rFonts w:ascii="Calibri" w:cs="Calibri" w:eastAsia="Calibri" w:hAnsi="Calibri"/>
-          <w:sz w:val="22"/>
-          <w:szCs w:val="22"/>
-          <w:rtl w:val="0"/>
-        </w:rPr>
-        <w:t xml:space="preserve"> and </w:t>
-      </w:r>
-      <w:r>
-        <w:rPr>
-          <w:rFonts w:ascii="Calibri" w:cs="Calibri" w:eastAsia="Calibri" w:hAnsi="Calibri"/>
-          <w:b w:val="1"/>
-          <w:bCs w:val="1"/>
-          <w:sz w:val="22"/>
-          <w:szCs w:val="22"/>
-          <w:rtl w:val="0"/>
-        </w:rPr>
-        <w:t xml:space="preserve">coding standards</w:t>
+        <w:t xml:space="preserve">Designed and implemented </w:t>
+      </w:r>
+      <w:r>
+        <w:rPr>
+          <w:rFonts w:ascii="Calibri" w:cs="Calibri" w:eastAsia="Calibri" w:hAnsi="Calibri"/>
+          <w:b w:val="1"/>
+          <w:bCs w:val="1"/>
+          <w:sz w:val="22"/>
+          <w:szCs w:val="22"/>
+          <w:rtl w:val="0"/>
+        </w:rPr>
+        <w:t xml:space="preserve">MongoDB collections and document schemas using Mongoose</w:t>
       </w:r>
       <w:r>
         <w:rPr>
@@ -8310,8 +7622,44 @@
           <w:szCs w:val="22"/>
           <w:rtl w:val="0"/>
         </w:rPr>
-        <w:t xml:space="preserve">Document specific architecture, components, and services, ensuring the team is aligned and future developers can easily contribute to the codebase.</w:t>
-      </w:r>
+        <w:t xml:space="preserve">Created </w:t>
+      </w:r>
+      <w:r>
+        <w:rPr>
+          <w:rFonts w:ascii="Calibri" w:cs="Calibri" w:eastAsia="Calibri" w:hAnsi="Calibri"/>
+          <w:b w:val="1"/>
+          <w:bCs w:val="1"/>
+          <w:sz w:val="22"/>
+          <w:szCs w:val="22"/>
+          <w:rtl w:val="0"/>
+        </w:rPr>
+        <w:t xml:space="preserve">dynamic data structures in MongoDB</w:t>
+      </w:r>
+      <w:r>
+        <w:rPr>
+          <w:rFonts w:ascii="Calibri" w:cs="Calibri" w:eastAsia="Calibri" w:hAnsi="Calibri"/>
+          <w:sz w:val="22"/>
+          <w:szCs w:val="22"/>
+          <w:rtl w:val="0"/>
+        </w:rPr>
+        <w:t xml:space="preserve"> to support configurable fields used in custom AngularJS directives.</w:t>
+      </w:r>
+      <w:r>
+        <w:rPr>
+          <w:rtl w:val="0"/>
+        </w:rPr>
+      </w:r>
+    </w:p>
+    <w:p>
+      <w:pPr>
+        <w:spacing w:line="240" w:lineRule="auto"/>
+        <w:ind w:left="720" w:firstLine="0"/>
+        <w:rPr>
+          <w:rFonts w:ascii="Calibri" w:cs="Calibri" w:eastAsia="Calibri" w:hAnsi="Calibri"/>
+          <w:sz w:val="22"/>
+          <w:szCs w:val="22"/>
+        </w:rPr>
+      </w:pPr>
       <w:r>
         <w:rPr>
           <w:rtl w:val="0"/>
@@ -8373,7 +7721,7 @@
           <w:szCs w:val="22"/>
           <w:rtl w:val="0"/>
         </w:rPr>
-        <w:t xml:space="preserve">Client: AT&amp;T (American Telecom &amp; Telecommunications)</w:t>
+        <w:t xml:space="preserve">Client: AT&amp;T (IBM India Pvt. Ltd) </w:t>
       </w:r>
     </w:p>
     <w:p>
@@ -8397,7 +7745,7 @@
           <w:szCs w:val="22"/>
           <w:rtl w:val="0"/>
         </w:rPr>
-        <w:t xml:space="preserve">Company: IBM India Pvt. Ltd on Magna Infotech Payroll</w:t>
+        <w:t xml:space="preserve">Application Developer</w:t>
       </w:r>
     </w:p>
     <w:p>
@@ -8406,78 +7754,6 @@
         <w:jc w:val="both"/>
         <w:rPr>
           <w:rFonts w:ascii="Calibri" w:cs="Calibri" w:eastAsia="Calibri" w:hAnsi="Calibri"/>
-          <w:b w:val="1"/>
-          <w:bCs w:val="1"/>
-          <w:sz w:val="22"/>
-          <w:szCs w:val="22"/>
-        </w:rPr>
-      </w:pPr>
-      <w:r>
-        <w:rPr>
-          <w:rFonts w:ascii="Calibri" w:cs="Calibri" w:eastAsia="Calibri" w:hAnsi="Calibri"/>
-          <w:b w:val="1"/>
-          <w:bCs w:val="1"/>
-          <w:sz w:val="22"/>
-          <w:szCs w:val="22"/>
-          <w:rtl w:val="0"/>
-        </w:rPr>
-        <w:t xml:space="preserve">Application Developer</w:t>
-      </w:r>
-    </w:p>
-    <w:p>
-      <w:pPr>
-        <w:spacing w:after="0" w:line="240" w:lineRule="auto"/>
-        <w:jc w:val="both"/>
-        <w:rPr>
-          <w:rFonts w:ascii="Calibri" w:cs="Calibri" w:eastAsia="Calibri" w:hAnsi="Calibri"/>
-          <w:b w:val="1"/>
-          <w:bCs w:val="1"/>
-          <w:sz w:val="22"/>
-          <w:szCs w:val="22"/>
-        </w:rPr>
-      </w:pPr>
-      <w:r>
-        <w:rPr>
-          <w:rFonts w:ascii="Calibri" w:cs="Calibri" w:eastAsia="Calibri" w:hAnsi="Calibri"/>
-          <w:b w:val="1"/>
-          <w:bCs w:val="1"/>
-          <w:sz w:val="22"/>
-          <w:szCs w:val="22"/>
-          <w:rtl w:val="0"/>
-        </w:rPr>
-        <w:t xml:space="preserve">Domain: Telecom</w:t>
-      </w:r>
-    </w:p>
-    <w:p>
-      <w:pPr>
-        <w:spacing w:after="0" w:line="240" w:lineRule="auto"/>
-        <w:jc w:val="both"/>
-        <w:rPr>
-          <w:rFonts w:ascii="Calibri" w:cs="Calibri" w:eastAsia="Calibri" w:hAnsi="Calibri"/>
-          <w:b w:val="1"/>
-          <w:bCs w:val="1"/>
-          <w:sz w:val="22"/>
-          <w:szCs w:val="22"/>
-        </w:rPr>
-      </w:pPr>
-      <w:r>
-        <w:rPr>
-          <w:rFonts w:ascii="Calibri" w:cs="Calibri" w:eastAsia="Calibri" w:hAnsi="Calibri"/>
-          <w:b w:val="1"/>
-          <w:bCs w:val="1"/>
-          <w:sz w:val="22"/>
-          <w:szCs w:val="22"/>
-          <w:rtl w:val="0"/>
-        </w:rPr>
-        <w:t xml:space="preserve">Location: Bengaluru, India (Off-site)</w:t>
-      </w:r>
-    </w:p>
-    <w:p>
-      <w:pPr>
-        <w:spacing w:after="0" w:line="240" w:lineRule="auto"/>
-        <w:jc w:val="both"/>
-        <w:rPr>
-          <w:rFonts w:ascii="Calibri" w:cs="Calibri" w:eastAsia="Calibri" w:hAnsi="Calibri"/>
           <w:sz w:val="22"/>
           <w:szCs w:val="22"/>
         </w:rPr>
@@ -8515,22 +7791,7 @@
           <w:szCs w:val="22"/>
           <w:rtl w:val="0"/>
         </w:rPr>
-        <w:t xml:space="preserve">GIOM BVoIP is an intuitive ordering application that enables users to place Voice over IP (VoIP) phone orders for their customer sites. Serving as a middleware solution, BVoIP sources data from various applications (such as GCSM, SOE, CSI, or Phoenix), processes it, and then seamlessly passes it to different subsystems (like SPP, CADM, and GCP) using web services. GIOM (Global Integrated Order Manager) offers a unified, one-stop shopping experience for all services, streamlining the entire order management process.</w:t>
-      </w:r>
-    </w:p>
-    <w:p>
-      <w:pPr>
-        <w:spacing w:after="0" w:line="240" w:lineRule="auto"/>
-        <w:rPr>
-          <w:rFonts w:ascii="Calibri" w:cs="Calibri" w:eastAsia="Calibri" w:hAnsi="Calibri"/>
-          <w:sz w:val="22"/>
-          <w:szCs w:val="22"/>
-        </w:rPr>
-      </w:pPr>
-      <w:r>
-        <w:rPr>
-          <w:rtl w:val="0"/>
-        </w:rPr>
+        <w:t xml:space="preserve">GIOM BVoIP is an intuitive ordering application that enables users to place Voice over IP (VoIP) phone orders for their customer sites. Serving as a middleware solution management process.</w:t>
       </w:r>
     </w:p>
     <w:p>
@@ -8588,42 +7849,6 @@
           <w:rtl w:val="0"/>
         </w:rPr>
         <w:t xml:space="preserve">Involved Design Layer by using Jsp, Servlet, JavaScript, and Ajax.</w:t>
-      </w:r>
-      <w:r>
-        <w:rPr>
-          <w:rtl w:val="0"/>
-        </w:rPr>
-      </w:r>
-    </w:p>
-    <w:p>
-      <w:pPr>
-        <w:numPr>
-          <w:ilvl w:val="0"/>
-          <w:numId w:val="3"/>
-        </w:numPr>
-        <w:pBdr>
-          <w:top w:space="0" w:sz="0" w:val="nil"/>
-          <w:left w:space="0" w:sz="0" w:val="nil"/>
-          <w:bottom w:space="0" w:sz="0" w:val="nil"/>
-          <w:right w:space="0" w:sz="0" w:val="nil"/>
-          <w:between w:space="0" w:sz="0" w:val="nil"/>
-        </w:pBdr>
-        <w:spacing w:after="0" w:line="240" w:lineRule="auto"/>
-        <w:ind w:left="720" w:hanging="360"/>
-        <w:jc w:val="both"/>
-        <w:rPr>
-          <w:sz w:val="22"/>
-          <w:szCs w:val="22"/>
-        </w:rPr>
-      </w:pPr>
-      <w:r>
-        <w:rPr>
-          <w:rFonts w:ascii="Calibri" w:cs="Calibri" w:eastAsia="Calibri" w:hAnsi="Calibri"/>
-          <w:sz w:val="22"/>
-          <w:szCs w:val="22"/>
-          <w:rtl w:val="0"/>
-        </w:rPr>
-        <w:t xml:space="preserve">Involved critical business logic modules like IP Toll-free Services, and Porting.</w:t>
       </w:r>
       <w:r>
         <w:rPr>
@@ -8934,110 +8159,6 @@
           <w:rtl w:val="0"/>
         </w:rPr>
         <w:t xml:space="preserve"> (Specialized in Computer Science) from SKU University, Andhra Pradesh, India in the year of 2009.</w:t>
-      </w:r>
-      <w:r>
-        <w:rPr>
-          <w:rtl w:val="0"/>
-        </w:rPr>
-      </w:r>
-    </w:p>
-    <w:p>
-      <w:pPr>
-        <w:pBdr>
-          <w:top w:space="0" w:sz="0" w:val="nil"/>
-          <w:left w:space="0" w:sz="0" w:val="nil"/>
-          <w:bottom w:space="0" w:sz="0" w:val="nil"/>
-          <w:right w:space="0" w:sz="0" w:val="nil"/>
-          <w:between w:space="0" w:sz="0" w:val="nil"/>
-        </w:pBdr>
-        <w:spacing w:line="240" w:lineRule="auto"/>
-        <w:ind w:left="720" w:firstLine="0"/>
-        <w:jc w:val="both"/>
-        <w:rPr>
-          <w:rFonts w:ascii="Calibri" w:cs="Calibri" w:eastAsia="Calibri" w:hAnsi="Calibri"/>
-          <w:sz w:val="22"/>
-          <w:szCs w:val="22"/>
-        </w:rPr>
-      </w:pPr>
-      <w:r>
-        <w:rPr>
-          <w:rtl w:val="0"/>
-        </w:rPr>
-      </w:r>
-    </w:p>
-    <w:p>
-      <w:pPr>
-        <w:spacing w:line="240" w:lineRule="auto"/>
-        <w:jc w:val="both"/>
-        <w:rPr>
-          <w:rFonts w:ascii="Calibri" w:cs="Calibri" w:eastAsia="Calibri" w:hAnsi="Calibri"/>
-          <w:sz w:val="22"/>
-          <w:szCs w:val="22"/>
-        </w:rPr>
-      </w:pPr>
-      <w:r>
-        <w:rPr>
-          <w:rFonts w:ascii="Calibri" w:cs="Calibri" w:eastAsia="Calibri" w:hAnsi="Calibri"/>
-          <w:b w:val="1"/>
-          <w:bCs w:val="1"/>
-          <w:sz w:val="22"/>
-          <w:szCs w:val="22"/>
-          <w:rtl w:val="0"/>
-        </w:rPr>
-        <w:t xml:space="preserve">WORK AUTHORIZATION STATUS</w:t>
-      </w:r>
-      <w:r>
-        <w:rPr>
-          <w:rtl w:val="0"/>
-        </w:rPr>
-      </w:r>
-    </w:p>
-    <w:p>
-      <w:pPr>
-        <w:numPr>
-          <w:ilvl w:val="0"/>
-          <w:numId w:val="6"/>
-        </w:numPr>
-        <w:spacing w:after="0" w:line="240" w:lineRule="auto"/>
-        <w:ind w:left="720" w:hanging="360"/>
-        <w:jc w:val="both"/>
-        <w:rPr>
-          <w:b w:val="1"/>
-          <w:bCs w:val="1"/>
-          <w:sz w:val="22"/>
-          <w:szCs w:val="22"/>
-        </w:rPr>
-      </w:pPr>
-      <w:r>
-        <w:rPr>
-          <w:rFonts w:ascii="Calibri" w:cs="Calibri" w:eastAsia="Calibri" w:hAnsi="Calibri"/>
-          <w:b w:val="1"/>
-          <w:bCs w:val="1"/>
-          <w:sz w:val="22"/>
-          <w:szCs w:val="22"/>
-          <w:rtl w:val="0"/>
-        </w:rPr>
-        <w:t xml:space="preserve">H1B </w:t>
-      </w:r>
-      <w:r>
-        <w:rPr>
-          <w:rFonts w:ascii="Calibri" w:cs="Calibri" w:eastAsia="Calibri" w:hAnsi="Calibri"/>
-          <w:sz w:val="22"/>
-          <w:szCs w:val="22"/>
-          <w:rtl w:val="0"/>
-        </w:rPr>
-        <w:t xml:space="preserve">valid until </w:t>
-      </w:r>
-      <w:r>
-        <w:rPr>
-          <w:rFonts w:ascii="Calibri" w:cs="Calibri" w:eastAsia="Calibri" w:hAnsi="Calibri"/>
-          <w:b w:val="1"/>
-          <w:bCs w:val="1"/>
-          <w:sz w:val="22"/>
-          <w:szCs w:val="22"/>
-          <w:rtl w:val="0"/>
-        </w:rPr>
-        <w:t xml:space="preserve">Oct 2027 </w:t>
       </w:r>
       <w:r>
         <w:rPr>
